--- a/flow/20230914_vu_template/01-Октоїх-new/Глас_6/6-ПТ-.docx
+++ b/flow/20230914_vu_template/01-Октоїх-new/Глас_6/6-ПТ-.docx
@@ -7845,6 +7845,7 @@
     <w:p>
       <w:pPr>
         <w:spacing w:after="120"/>
+        <w:jc w:val="both"/>
       </w:pPr>
     </w:p>
     <w:p>

--- a/flow/20230914_vu_template/01-Октоїх-new/Глас_6/6-ПТ-.docx
+++ b/flow/20230914_vu_template/01-Октоїх-new/Глас_6/6-ПТ-.docx
@@ -4606,7 +4606,7 @@
     </w:p>
     <w:p>
       <w:pPr>
-        <w:pStyle w:val="Heading2"/>
+        <w:pStyle w:val="Heading3"/>
         <w:spacing w:after="120"/>
         <w:jc w:val="center"/>
       </w:pPr>
@@ -4616,26 +4616,27 @@
           <w:b/>
           <w:i/>
           <w:color w:val="FF0000"/>
-          <w:sz w:val="24"/>
-        </w:rPr>
-        <w:t>Середній відпуст</w:t>
-      </w:r>
-    </w:p>
-    <w:p>
-      <w:pPr>
-        <w:spacing w:after="120"/>
-      </w:pPr>
-      <w:r>
-        <w:rPr>
-          <w:rFonts w:ascii="Times New Roman" w:hAnsi="Times New Roman"/>
-          <w:sz w:val="24"/>
-        </w:rPr>
-        <w:t>Прему́дрість!</w:t>
-      </w:r>
-    </w:p>
-    <w:p>
-      <w:pPr>
-        <w:spacing w:after="120"/>
+        </w:rPr>
+        <w:t>Єктенія усильного благання</w:t>
+      </w:r>
+    </w:p>
+    <w:p>
+      <w:pPr>
+        <w:spacing w:after="120"/>
+        <w:jc w:val="both"/>
+      </w:pPr>
+      <w:r>
+        <w:rPr>
+          <w:rFonts w:ascii="Times New Roman" w:hAnsi="Times New Roman"/>
+          <w:sz w:val="24"/>
+        </w:rPr>
+        <w:t>Промовмо всі з усієї душі і з усієї мислі нашої, промовмо.</w:t>
+      </w:r>
+    </w:p>
+    <w:p>
+      <w:pPr>
+        <w:spacing w:after="120"/>
+        <w:jc w:val="both"/>
       </w:pPr>
       <w:r>
         <w:rPr>
@@ -4659,7 +4660,62 @@
           <w:rFonts w:ascii="Times New Roman" w:hAnsi="Times New Roman"/>
           <w:sz w:val="24"/>
         </w:rPr>
-        <w:t>Чесні́шу від херуви́мів* і незрівня́нно славні́шу від серафи́мів,* що без зотлі́ння Бо́га Сло́во породи́ла,* су́щу Богоро́дицю, тебе́ велича́ємо.</w:t>
+        <w:t>Господи, помилуй.</w:t>
+      </w:r>
+    </w:p>
+    <w:p>
+      <w:pPr>
+        <w:spacing w:after="120"/>
+        <w:jc w:val="both"/>
+      </w:pPr>
+      <w:r>
+        <w:rPr>
+          <w:rFonts w:ascii="Times New Roman" w:hAnsi="Times New Roman"/>
+          <w:sz w:val="24"/>
+        </w:rPr>
+        <w:t>Господи, Вседержителю, Боже отців наших, молимось тобі, вислухай і помилуй.</w:t>
+      </w:r>
+    </w:p>
+    <w:p>
+      <w:pPr>
+        <w:spacing w:after="120"/>
+        <w:jc w:val="both"/>
+      </w:pPr>
+      <w:r>
+        <w:rPr>
+          <w:rFonts w:ascii="Times New Roman" w:hAnsi="Times New Roman"/>
+          <w:i/>
+          <w:color w:val="FF0000"/>
+          <w:sz w:val="24"/>
+        </w:rPr>
+        <w:t>Вірні:</w:t>
+      </w:r>
+      <w:r>
+        <w:rPr>
+          <w:rFonts w:ascii="Times New Roman" w:hAnsi="Times New Roman"/>
+          <w:color w:val="FF0000"/>
+          <w:sz w:val="24"/>
+        </w:rPr>
+        <w:t xml:space="preserve"> </w:t>
+      </w:r>
+      <w:r>
+        <w:rPr>
+          <w:rFonts w:ascii="Times New Roman" w:hAnsi="Times New Roman"/>
+          <w:sz w:val="24"/>
+        </w:rPr>
+        <w:t>Господи, помилуй.</w:t>
+      </w:r>
+    </w:p>
+    <w:p>
+      <w:pPr>
+        <w:spacing w:after="120"/>
+      </w:pPr>
+      <w:r>
+        <w:rPr>
+          <w:rFonts w:ascii="Times New Roman" w:hAnsi="Times New Roman"/>
+          <w:sz w:val="24"/>
+        </w:rPr>
+        <w:t>Помилуй нас, Боже, з великої милості Твоєї, молимось Тобі, вислухай і помилуй.</w:t>
       </w:r>
     </w:p>
     <w:p>
@@ -4673,6 +4729,224 @@
           <w:color w:val="FF4400"/>
           <w:sz w:val="24"/>
         </w:rPr>
+        <w:t>Вірні:</w:t>
+      </w:r>
+      <w:r>
+        <w:rPr>
+          <w:rFonts w:ascii="Times New Roman" w:hAnsi="Times New Roman"/>
+          <w:sz w:val="24"/>
+        </w:rPr>
+        <w:t xml:space="preserve"> Го́споди, поми́луй. </w:t>
+      </w:r>
+      <w:r>
+        <w:rPr>
+          <w:rFonts w:ascii="Times New Roman" w:hAnsi="Times New Roman"/>
+          <w:i/>
+          <w:color w:val="FF4400"/>
+          <w:sz w:val="24"/>
+        </w:rPr>
+        <w:t>(3 р.)</w:t>
+      </w:r>
+    </w:p>
+    <w:p>
+      <w:pPr>
+        <w:spacing w:after="120"/>
+      </w:pPr>
+      <w:r>
+        <w:rPr>
+          <w:rFonts w:ascii="Times New Roman" w:hAnsi="Times New Roman"/>
+          <w:sz w:val="24"/>
+        </w:rPr>
+        <w:t xml:space="preserve">Ще молимось за святішого вселенського архиєрея Франциска, папу Римського, і за блаженнішого патріярха нашого Святослава, і за преосвященнішого архиєпископа і митрополита нашого кир </w:t>
+      </w:r>
+      <w:r>
+        <w:rPr>
+          <w:rFonts w:ascii="Times New Roman" w:hAnsi="Times New Roman"/>
+          <w:i/>
+          <w:color w:val="FF4400"/>
+          <w:sz w:val="24"/>
+        </w:rPr>
+        <w:t>ім’я</w:t>
+      </w:r>
+      <w:r>
+        <w:rPr>
+          <w:rFonts w:ascii="Times New Roman" w:hAnsi="Times New Roman"/>
+          <w:i/>
+          <w:sz w:val="24"/>
+        </w:rPr>
+        <w:t>,</w:t>
+      </w:r>
+      <w:r>
+        <w:rPr>
+          <w:rFonts w:ascii="Times New Roman" w:hAnsi="Times New Roman"/>
+          <w:sz w:val="24"/>
+        </w:rPr>
+        <w:t xml:space="preserve"> і за боголюбивого єпископа нашого кир </w:t>
+      </w:r>
+      <w:r>
+        <w:rPr>
+          <w:rFonts w:ascii="Times New Roman" w:hAnsi="Times New Roman"/>
+          <w:i/>
+          <w:color w:val="FF4400"/>
+          <w:sz w:val="24"/>
+        </w:rPr>
+        <w:t>ім’я</w:t>
+      </w:r>
+      <w:r>
+        <w:rPr>
+          <w:rFonts w:ascii="Times New Roman" w:hAnsi="Times New Roman"/>
+          <w:i/>
+          <w:sz w:val="24"/>
+        </w:rPr>
+        <w:t>,</w:t>
+      </w:r>
+      <w:r>
+        <w:rPr>
+          <w:rFonts w:ascii="Times New Roman" w:hAnsi="Times New Roman"/>
+          <w:sz w:val="24"/>
+        </w:rPr>
+        <w:t xml:space="preserve"> за тих, що служать і послужили у святім храмі цьому, і за отців наших духовних, і всіх у Христі братів і сестер наших.</w:t>
+      </w:r>
+    </w:p>
+    <w:p>
+      <w:pPr>
+        <w:spacing w:after="120"/>
+      </w:pPr>
+      <w:r>
+        <w:rPr>
+          <w:rFonts w:ascii="Times New Roman" w:hAnsi="Times New Roman"/>
+          <w:i/>
+          <w:color w:val="FF4400"/>
+          <w:sz w:val="24"/>
+        </w:rPr>
+        <w:t>Вірні:</w:t>
+      </w:r>
+      <w:r>
+        <w:rPr>
+          <w:rFonts w:ascii="Times New Roman" w:hAnsi="Times New Roman"/>
+          <w:sz w:val="24"/>
+        </w:rPr>
+        <w:t xml:space="preserve"> Го́споди, поми́луй. </w:t>
+      </w:r>
+      <w:r>
+        <w:rPr>
+          <w:rFonts w:ascii="Times New Roman" w:hAnsi="Times New Roman"/>
+          <w:i/>
+          <w:color w:val="FF4400"/>
+          <w:sz w:val="24"/>
+        </w:rPr>
+        <w:t>(3 р.)</w:t>
+      </w:r>
+    </w:p>
+    <w:p>
+      <w:pPr>
+        <w:spacing w:after="120"/>
+      </w:pPr>
+      <w:r>
+        <w:rPr>
+          <w:rFonts w:ascii="Times New Roman" w:hAnsi="Times New Roman"/>
+          <w:sz w:val="24"/>
+        </w:rPr>
+        <w:t>Ще молимось за Богом бережений народ наш, за правління і за все військо.</w:t>
+      </w:r>
+    </w:p>
+    <w:p>
+      <w:pPr>
+        <w:spacing w:after="120"/>
+      </w:pPr>
+      <w:r>
+        <w:rPr>
+          <w:rFonts w:ascii="Times New Roman" w:hAnsi="Times New Roman"/>
+          <w:i/>
+          <w:color w:val="FF4400"/>
+          <w:sz w:val="24"/>
+        </w:rPr>
+        <w:t>Вірні:</w:t>
+      </w:r>
+      <w:r>
+        <w:rPr>
+          <w:rFonts w:ascii="Times New Roman" w:hAnsi="Times New Roman"/>
+          <w:sz w:val="24"/>
+        </w:rPr>
+        <w:t xml:space="preserve"> Го́споди, поми́луй. </w:t>
+      </w:r>
+      <w:r>
+        <w:rPr>
+          <w:rFonts w:ascii="Times New Roman" w:hAnsi="Times New Roman"/>
+          <w:i/>
+          <w:color w:val="FF4400"/>
+          <w:sz w:val="24"/>
+        </w:rPr>
+        <w:t>(3 р.)</w:t>
+      </w:r>
+    </w:p>
+    <w:p>
+      <w:pPr>
+        <w:spacing w:after="120"/>
+      </w:pPr>
+      <w:r>
+        <w:rPr>
+          <w:rFonts w:ascii="Times New Roman" w:hAnsi="Times New Roman"/>
+          <w:sz w:val="24"/>
+        </w:rPr>
+        <w:t>Ще молимось за тут присутніх людей, що очікують від Тебе великої і багатої милости, за тих, що творять нам милостиню, і за всіх православних християн.</w:t>
+      </w:r>
+    </w:p>
+    <w:p>
+      <w:pPr>
+        <w:spacing w:after="120"/>
+      </w:pPr>
+      <w:r>
+        <w:rPr>
+          <w:rFonts w:ascii="Times New Roman" w:hAnsi="Times New Roman"/>
+          <w:i/>
+          <w:color w:val="FF4400"/>
+          <w:sz w:val="24"/>
+        </w:rPr>
+        <w:t>Вірні:</w:t>
+      </w:r>
+      <w:r>
+        <w:rPr>
+          <w:rFonts w:ascii="Times New Roman" w:hAnsi="Times New Roman"/>
+          <w:sz w:val="24"/>
+        </w:rPr>
+        <w:t xml:space="preserve"> Го́споди, поми́луй. </w:t>
+      </w:r>
+      <w:r>
+        <w:rPr>
+          <w:rFonts w:ascii="Times New Roman" w:hAnsi="Times New Roman"/>
+          <w:i/>
+          <w:color w:val="FF4400"/>
+          <w:sz w:val="24"/>
+        </w:rPr>
+        <w:t>(3 р.)</w:t>
+      </w:r>
+    </w:p>
+    <w:p>
+      <w:pPr>
+        <w:spacing w:after="120"/>
+        <w:jc w:val="both"/>
+      </w:pPr>
+      <w:r>
+        <w:rPr>
+          <w:rFonts w:ascii="Times New Roman" w:hAnsi="Times New Roman"/>
+          <w:sz w:val="24"/>
+          <w:u w:val="single"/>
+        </w:rPr>
+        <w:t>[Господи, Боже наш! Згадай нас грішних і недостойних слуг твоїх, коли призиваємо святе ім'я твоє, і не осороми нас, коли очікуємо милости твоєї, але вислухай, Господи, усі наші спасенні прохання, і вчини нас достойними любити і боятися тебе від усього серця нашого і творити в усьому волю твою.]</w:t>
+      </w:r>
+    </w:p>
+    <w:p>
+      <w:pPr>
+        <w:spacing w:after="120"/>
+      </w:pPr>
+      <w:r>
+        <w:rPr>
+          <w:rFonts w:ascii="Times New Roman" w:hAnsi="Times New Roman"/>
+          <w:i/>
+          <w:color w:val="FF4400"/>
+          <w:sz w:val="24"/>
+        </w:rPr>
         <w:t>Священник:</w:t>
       </w:r>
       <w:r>
@@ -4680,12 +4954,13 @@
           <w:rFonts w:ascii="Times New Roman" w:hAnsi="Times New Roman"/>
           <w:sz w:val="24"/>
         </w:rPr>
-        <w:t xml:space="preserve"> Сла́ва Тобі́, Хри́сте Бо́же, упова́ння на́ше, сла́ва Тобі́!</w:t>
-      </w:r>
-    </w:p>
-    <w:p>
-      <w:pPr>
-        <w:spacing w:after="120"/>
+        <w:t xml:space="preserve"> Бо милостивий і людинолюбний Бог єси, і Тобі славу возсилаємо, Отцю, і Сину, і Святому Духові, нині, і повсякчас, і на віки віків.</w:t>
+      </w:r>
+    </w:p>
+    <w:p>
+      <w:pPr>
+        <w:spacing w:after="120"/>
+        <w:jc w:val="both"/>
       </w:pPr>
       <w:r>
         <w:rPr>
@@ -4699,111 +4974,14 @@
       <w:r>
         <w:rPr>
           <w:rFonts w:ascii="Times New Roman" w:hAnsi="Times New Roman"/>
-          <w:color w:val="FF0000"/>
-          <w:sz w:val="24"/>
-        </w:rPr>
-        <w:t xml:space="preserve"> </w:t>
-      </w:r>
-      <w:r>
-        <w:rPr>
-          <w:rFonts w:ascii="Times New Roman" w:hAnsi="Times New Roman"/>
-          <w:sz w:val="24"/>
-        </w:rPr>
-        <w:t xml:space="preserve">Сла́ва Отцю́, і Си́ну, і Свято́му Ду́хові, і ни́ні, і повсякча́с, і на ві́ки вікі́в. Амі́нь. Го́споди, поми́луй. </w:t>
-      </w:r>
-      <w:r>
-        <w:rPr>
-          <w:rFonts w:ascii="Times New Roman" w:hAnsi="Times New Roman"/>
-          <w:i/>
-          <w:color w:val="FF0000"/>
-          <w:sz w:val="24"/>
-        </w:rPr>
-        <w:t>(3 р.)</w:t>
-      </w:r>
-      <w:r>
-        <w:rPr>
-          <w:rFonts w:ascii="Times New Roman" w:hAnsi="Times New Roman"/>
-          <w:sz w:val="24"/>
-        </w:rPr>
-        <w:t xml:space="preserve"> Благослови́.</w:t>
-      </w:r>
-    </w:p>
-    <w:p>
-      <w:pPr>
-        <w:spacing w:after="120"/>
-        <w:jc w:val="both"/>
-      </w:pPr>
-      <w:r>
-        <w:rPr>
-          <w:rFonts w:ascii="Times New Roman" w:hAnsi="Times New Roman"/>
-          <w:i/>
-          <w:color w:val="FF4400"/>
-          <w:sz w:val="24"/>
-        </w:rPr>
-        <w:t>Священник:</w:t>
-      </w:r>
-      <w:r>
-        <w:rPr>
-          <w:rFonts w:ascii="Times New Roman" w:hAnsi="Times New Roman"/>
-          <w:sz w:val="24"/>
-        </w:rPr>
-        <w:t xml:space="preserve"> Христос, істинний Бог наш - молитвами пречистої Своєї Матері, силою чесного і животворчого хреста, заступництвом святих славних і всехвальних апостолів, і святого (ім’я, </w:t>
-      </w:r>
-      <w:r>
-        <w:rPr>
-          <w:rFonts w:ascii="Times New Roman" w:hAnsi="Times New Roman"/>
-          <w:i/>
-          <w:color w:val="FF4400"/>
-          <w:sz w:val="24"/>
-        </w:rPr>
-        <w:t>якого є храм</w:t>
-      </w:r>
-      <w:r>
-        <w:rPr>
-          <w:rFonts w:ascii="Times New Roman" w:hAnsi="Times New Roman"/>
-          <w:sz w:val="24"/>
-        </w:rPr>
-        <w:t>), і свято́го (ім’я, якого є день), і всіх святих - помилує і спасе нас як благий і людинолюбний.</w:t>
-      </w:r>
-    </w:p>
-    <w:p>
-      <w:pPr>
-        <w:spacing w:after="120"/>
-        <w:jc w:val="both"/>
-      </w:pPr>
-      <w:r>
-        <w:rPr>
-          <w:rFonts w:ascii="Times New Roman" w:hAnsi="Times New Roman"/>
-          <w:i/>
-          <w:color w:val="FF0000"/>
-          <w:sz w:val="24"/>
-        </w:rPr>
-        <w:t>Вірні:</w:t>
-      </w:r>
-      <w:r>
-        <w:rPr>
-          <w:rFonts w:ascii="Times New Roman" w:hAnsi="Times New Roman"/>
-          <w:color w:val="FF0000"/>
-          <w:sz w:val="24"/>
-        </w:rPr>
-        <w:t xml:space="preserve"> </w:t>
-      </w:r>
-      <w:r>
-        <w:rPr>
-          <w:rFonts w:ascii="Times New Roman" w:hAnsi="Times New Roman"/>
-          <w:sz w:val="24"/>
-        </w:rPr>
-        <w:t>Амінь.</w:t>
-      </w:r>
-    </w:p>
-    <w:p>
-      <w:pPr>
-        <w:spacing w:after="120"/>
-      </w:pPr>
-    </w:p>
-    <w:p>
-      <w:pPr>
-        <w:pStyle w:val="Heading3"/>
+          <w:sz w:val="24"/>
+        </w:rPr>
+        <w:t xml:space="preserve"> Амінь.</w:t>
+      </w:r>
+    </w:p>
+    <w:p>
+      <w:pPr>
+        <w:pStyle w:val="Heading2"/>
         <w:spacing w:after="120"/>
         <w:jc w:val="center"/>
       </w:pPr>
@@ -4813,14 +4991,26 @@
           <w:b/>
           <w:i/>
           <w:color w:val="FF0000"/>
-        </w:rPr>
-        <w:t>Після Вечірні</w:t>
-      </w:r>
-    </w:p>
-    <w:p>
-      <w:pPr>
-        <w:spacing w:after="120"/>
-        <w:jc w:val="both"/>
+          <w:sz w:val="24"/>
+        </w:rPr>
+        <w:t>Середній відпуст</w:t>
+      </w:r>
+    </w:p>
+    <w:p>
+      <w:pPr>
+        <w:spacing w:after="120"/>
+      </w:pPr>
+      <w:r>
+        <w:rPr>
+          <w:rFonts w:ascii="Times New Roman" w:hAnsi="Times New Roman"/>
+          <w:sz w:val="24"/>
+        </w:rPr>
+        <w:t>Прему́дрість!</w:t>
+      </w:r>
+    </w:p>
+    <w:p>
+      <w:pPr>
+        <w:spacing w:after="120"/>
       </w:pPr>
       <w:r>
         <w:rPr>
@@ -4829,67 +5019,27 @@
           <w:color w:val="FF0000"/>
           <w:sz w:val="24"/>
         </w:rPr>
-        <w:t xml:space="preserve">Вірні: </w:t>
-      </w:r>
-      <w:r>
-        <w:rPr>
-          <w:rFonts w:ascii="Times New Roman" w:hAnsi="Times New Roman"/>
-          <w:sz w:val="24"/>
-        </w:rPr>
-        <w:t>Владичице, прийми моління слуг твоїх* і визволь нас від усякої нужди і печалі.</w:t>
-      </w:r>
-    </w:p>
-    <w:p>
-      <w:pPr>
-        <w:spacing w:after="120"/>
-        <w:jc w:val="both"/>
-      </w:pPr>
-    </w:p>
-    <w:p>
-      <w:pPr>
-        <w:spacing w:after="120"/>
-        <w:jc w:val="both"/>
-      </w:pPr>
-    </w:p>
-    <w:p>
-      <w:pPr>
-        <w:spacing w:after="120"/>
-        <w:jc w:val="both"/>
-      </w:pPr>
-      <w:r>
-        <w:rPr>
-          <w:rFonts w:ascii="Times New Roman" w:hAnsi="Times New Roman"/>
-        </w:rPr>
-      </w:r>
-    </w:p>
-    <w:p>
-      <w:pPr>
-        <w:spacing w:after="120"/>
-      </w:pPr>
-      <w:r>
-        <w:rPr>
-          <w:rFonts w:ascii="Times New Roman" w:hAnsi="Times New Roman"/>
-        </w:rPr>
-      </w:r>
-    </w:p>
-    <w:p>
-      <w:pPr>
-        <w:pStyle w:val="Heading1"/>
-        <w:spacing w:after="120"/>
-        <w:jc w:val="center"/>
-      </w:pPr>
-      <w:r>
-        <w:rPr>
-          <w:rFonts w:ascii="Times New Roman" w:hAnsi="Times New Roman"/>
-          <w:b/>
-        </w:rPr>
-        <w:t>УТРЕНЯ</w:t>
-      </w:r>
-    </w:p>
-    <w:p>
-      <w:pPr>
-        <w:spacing w:after="120"/>
-        <w:jc w:val="both"/>
+        <w:t>Вірні:</w:t>
+      </w:r>
+      <w:r>
+        <w:rPr>
+          <w:rFonts w:ascii="Times New Roman" w:hAnsi="Times New Roman"/>
+          <w:color w:val="FF0000"/>
+          <w:sz w:val="24"/>
+        </w:rPr>
+        <w:t xml:space="preserve"> </w:t>
+      </w:r>
+      <w:r>
+        <w:rPr>
+          <w:rFonts w:ascii="Times New Roman" w:hAnsi="Times New Roman"/>
+          <w:sz w:val="24"/>
+        </w:rPr>
+        <w:t>Чесні́шу від херуви́мів* і незрівня́нно славні́шу від серафи́мів,* що без зотлі́ння Бо́га Сло́во породи́ла,* су́щу Богоро́дицю, тебе́ велича́ємо.</w:t>
+      </w:r>
+    </w:p>
+    <w:p>
+      <w:pPr>
+        <w:spacing w:after="120"/>
       </w:pPr>
       <w:r>
         <w:rPr>
@@ -4905,13 +5055,12 @@
           <w:rFonts w:ascii="Times New Roman" w:hAnsi="Times New Roman"/>
           <w:sz w:val="24"/>
         </w:rPr>
-        <w:t xml:space="preserve"> Слава святій, одноістотній, животворчій і нероздільній Тройці, завжди, нині і повсякчас, і на віки віків.</w:t>
-      </w:r>
-    </w:p>
-    <w:p>
-      <w:pPr>
-        <w:spacing w:after="120"/>
-        <w:jc w:val="both"/>
+        <w:t xml:space="preserve"> Сла́ва Тобі́, Хри́сте Бо́же, упова́ння на́ше, сла́ва Тобі́!</w:t>
+      </w:r>
+    </w:p>
+    <w:p>
+      <w:pPr>
+        <w:spacing w:after="120"/>
       </w:pPr>
       <w:r>
         <w:rPr>
@@ -4925,22 +5074,17 @@
       <w:r>
         <w:rPr>
           <w:rFonts w:ascii="Times New Roman" w:hAnsi="Times New Roman"/>
-          <w:sz w:val="24"/>
-        </w:rPr>
-        <w:t xml:space="preserve"> Амінь.</w:t>
-      </w:r>
-    </w:p>
-    <w:p>
-      <w:pPr>
-        <w:spacing w:after="120"/>
-        <w:jc w:val="both"/>
-      </w:pPr>
-      <w:r>
-        <w:rPr>
-          <w:rFonts w:ascii="Times New Roman" w:hAnsi="Times New Roman"/>
-          <w:sz w:val="24"/>
-        </w:rPr>
-        <w:t xml:space="preserve">Слава во вишніх Богу, і на землі мир,* в людях благовоління </w:t>
+          <w:color w:val="FF0000"/>
+          <w:sz w:val="24"/>
+        </w:rPr>
+        <w:t xml:space="preserve"> </w:t>
+      </w:r>
+      <w:r>
+        <w:rPr>
+          <w:rFonts w:ascii="Times New Roman" w:hAnsi="Times New Roman"/>
+          <w:sz w:val="24"/>
+        </w:rPr>
+        <w:t xml:space="preserve">Сла́ва Отцю́, і Си́ну, і Свято́му Ду́хові, і ни́ні, і повсякча́с, і на ві́ки вікі́в. Амі́нь. Го́споди, поми́луй. </w:t>
       </w:r>
       <w:r>
         <w:rPr>
@@ -4954,10 +5098,47 @@
       <w:r>
         <w:rPr>
           <w:rFonts w:ascii="Times New Roman" w:hAnsi="Times New Roman"/>
+          <w:sz w:val="24"/>
+        </w:rPr>
+        <w:t xml:space="preserve"> Благослови́.</w:t>
+      </w:r>
+    </w:p>
+    <w:p>
+      <w:pPr>
+        <w:spacing w:after="120"/>
+        <w:jc w:val="both"/>
+      </w:pPr>
+      <w:r>
+        <w:rPr>
+          <w:rFonts w:ascii="Times New Roman" w:hAnsi="Times New Roman"/>
           <w:i/>
-          <w:sz w:val="24"/>
-        </w:rPr>
-        <w:t>.</w:t>
+          <w:color w:val="FF4400"/>
+          <w:sz w:val="24"/>
+        </w:rPr>
+        <w:t>Священник:</w:t>
+      </w:r>
+      <w:r>
+        <w:rPr>
+          <w:rFonts w:ascii="Times New Roman" w:hAnsi="Times New Roman"/>
+          <w:sz w:val="24"/>
+        </w:rPr>
+        <w:t xml:space="preserve"> Христос, істинний Бог наш - молитвами пречистої Своєї Матері, силою чесного і животворчого хреста, заступництвом святих славних і всехвальних апостолів, і святого (ім’я, </w:t>
+      </w:r>
+      <w:r>
+        <w:rPr>
+          <w:rFonts w:ascii="Times New Roman" w:hAnsi="Times New Roman"/>
+          <w:i/>
+          <w:color w:val="FF4400"/>
+          <w:sz w:val="24"/>
+        </w:rPr>
+        <w:t>якого є храм</w:t>
+      </w:r>
+      <w:r>
+        <w:rPr>
+          <w:rFonts w:ascii="Times New Roman" w:hAnsi="Times New Roman"/>
+          <w:sz w:val="24"/>
+        </w:rPr>
+        <w:t>), і свято́го (ім’я, якого є день), і всіх святих - помилує і спасе нас як благий і людинолюбний.</w:t>
       </w:r>
     </w:p>
     <w:p>
@@ -4965,13 +5146,6 @@
         <w:spacing w:after="120"/>
         <w:jc w:val="both"/>
       </w:pPr>
-      <w:r>
-        <w:rPr>
-          <w:rFonts w:ascii="Times New Roman" w:hAnsi="Times New Roman"/>
-          <w:sz w:val="24"/>
-        </w:rPr>
-        <w:t xml:space="preserve">Господи, губи мої відкрий,* і уста мої сповістять хвалу твою </w:t>
-      </w:r>
       <w:r>
         <w:rPr>
           <w:rFonts w:ascii="Times New Roman" w:hAnsi="Times New Roman"/>
@@ -4979,26 +5153,32 @@
           <w:color w:val="FF0000"/>
           <w:sz w:val="24"/>
         </w:rPr>
-        <w:t>(2 р.)</w:t>
-      </w:r>
-      <w:r>
-        <w:rPr>
-          <w:rFonts w:ascii="Times New Roman" w:hAnsi="Times New Roman"/>
-          <w:i/>
-          <w:sz w:val="24"/>
-        </w:rPr>
-        <w:t>.</w:t>
-      </w:r>
-    </w:p>
-    <w:p>
-      <w:pPr>
-        <w:spacing w:after="120"/>
-        <w:jc w:val="both"/>
-      </w:pPr>
-    </w:p>
-    <w:p>
-      <w:pPr>
-        <w:pStyle w:val="Heading2"/>
+        <w:t>Вірні:</w:t>
+      </w:r>
+      <w:r>
+        <w:rPr>
+          <w:rFonts w:ascii="Times New Roman" w:hAnsi="Times New Roman"/>
+          <w:color w:val="FF0000"/>
+          <w:sz w:val="24"/>
+        </w:rPr>
+        <w:t xml:space="preserve"> </w:t>
+      </w:r>
+      <w:r>
+        <w:rPr>
+          <w:rFonts w:ascii="Times New Roman" w:hAnsi="Times New Roman"/>
+          <w:sz w:val="24"/>
+        </w:rPr>
+        <w:t>Амінь.</w:t>
+      </w:r>
+    </w:p>
+    <w:p>
+      <w:pPr>
+        <w:spacing w:after="120"/>
+      </w:pPr>
+    </w:p>
+    <w:p>
+      <w:pPr>
+        <w:pStyle w:val="Heading3"/>
         <w:spacing w:after="120"/>
         <w:jc w:val="center"/>
       </w:pPr>
@@ -5008,13 +5188,175 @@
           <w:b/>
           <w:i/>
           <w:color w:val="FF0000"/>
-          <w:sz w:val="24"/>
-        </w:rPr>
-        <w:t>Шестипсалм'я</w:t>
-      </w:r>
-    </w:p>
-    <w:p>
-      <w:pPr>
+        </w:rPr>
+        <w:t>Після Вечірні</w:t>
+      </w:r>
+    </w:p>
+    <w:p>
+      <w:pPr>
+        <w:spacing w:after="120"/>
+      </w:pPr>
+      <w:r>
+        <w:rPr>
+          <w:rFonts w:ascii="Times New Roman" w:hAnsi="Times New Roman"/>
+          <w:i/>
+          <w:color w:val="FF0000"/>
+          <w:sz w:val="24"/>
+        </w:rPr>
+        <w:t>Вірні:</w:t>
+      </w:r>
+      <w:r>
+        <w:rPr>
+          <w:rFonts w:ascii="Times New Roman" w:hAnsi="Times New Roman"/>
+          <w:sz w:val="24"/>
+        </w:rPr>
+        <w:t xml:space="preserve"> </w:t>
+      </w:r>
+      <w:r>
+        <w:rPr>
+          <w:rFonts w:ascii="Times New Roman" w:hAnsi="Times New Roman"/>
+          <w:sz w:val="24"/>
+        </w:rPr>
+        <w:t>Влади́чице, прийми́ молі́ння слуг твої́х* і ви́зволь нас від уся́кої ну́жди і печа́лі.</w:t>
+      </w:r>
+    </w:p>
+    <w:p>
+      <w:pPr>
+        <w:spacing w:after="120"/>
+      </w:pPr>
+      <w:r>
+        <w:rPr>
+          <w:rFonts w:ascii="Times New Roman" w:hAnsi="Times New Roman"/>
+        </w:rPr>
+      </w:r>
+    </w:p>
+    <w:p>
+      <w:pPr>
+        <w:pStyle w:val="Heading1"/>
+        <w:spacing w:after="120"/>
+        <w:jc w:val="center"/>
+      </w:pPr>
+      <w:r>
+        <w:rPr>
+          <w:rFonts w:ascii="Times New Roman" w:hAnsi="Times New Roman"/>
+          <w:b/>
+        </w:rPr>
+        <w:t>УТРЕНЯ</w:t>
+      </w:r>
+    </w:p>
+    <w:p>
+      <w:pPr>
+        <w:spacing w:after="120"/>
+        <w:jc w:val="both"/>
+      </w:pPr>
+      <w:r>
+        <w:rPr>
+          <w:rFonts w:ascii="Times New Roman" w:hAnsi="Times New Roman"/>
+          <w:i/>
+          <w:color w:val="FF4400"/>
+          <w:sz w:val="24"/>
+        </w:rPr>
+        <w:t>Священник:</w:t>
+      </w:r>
+      <w:r>
+        <w:rPr>
+          <w:rFonts w:ascii="Times New Roman" w:hAnsi="Times New Roman"/>
+          <w:sz w:val="24"/>
+        </w:rPr>
+        <w:t xml:space="preserve"> Слава святій, одноістотній, животворчій і нероздільній Тройці, завжди, нині і повсякчас, і на віки віків.</w:t>
+      </w:r>
+    </w:p>
+    <w:p>
+      <w:pPr>
+        <w:spacing w:after="120"/>
+        <w:jc w:val="both"/>
+      </w:pPr>
+      <w:r>
+        <w:rPr>
+          <w:rFonts w:ascii="Times New Roman" w:hAnsi="Times New Roman"/>
+          <w:i/>
+          <w:color w:val="FF0000"/>
+          <w:sz w:val="24"/>
+        </w:rPr>
+        <w:t>Вірні:</w:t>
+      </w:r>
+      <w:r>
+        <w:rPr>
+          <w:rFonts w:ascii="Times New Roman" w:hAnsi="Times New Roman"/>
+          <w:sz w:val="24"/>
+        </w:rPr>
+        <w:t xml:space="preserve"> Амінь.</w:t>
+      </w:r>
+    </w:p>
+    <w:p>
+      <w:pPr>
+        <w:spacing w:after="120"/>
+        <w:jc w:val="both"/>
+      </w:pPr>
+      <w:r>
+        <w:rPr>
+          <w:rFonts w:ascii="Times New Roman" w:hAnsi="Times New Roman"/>
+          <w:sz w:val="24"/>
+        </w:rPr>
+        <w:t xml:space="preserve">Слава во вишніх Богу, і на землі мир,* в людях благовоління </w:t>
+      </w:r>
+      <w:r>
+        <w:rPr>
+          <w:rFonts w:ascii="Times New Roman" w:hAnsi="Times New Roman"/>
+          <w:i/>
+          <w:color w:val="FF0000"/>
+          <w:sz w:val="24"/>
+        </w:rPr>
+        <w:t>(3 р.)</w:t>
+      </w:r>
+      <w:r>
+        <w:rPr>
+          <w:rFonts w:ascii="Times New Roman" w:hAnsi="Times New Roman"/>
+          <w:i/>
+          <w:sz w:val="24"/>
+        </w:rPr>
+        <w:t>.</w:t>
+      </w:r>
+    </w:p>
+    <w:p>
+      <w:pPr>
+        <w:spacing w:after="120"/>
+        <w:jc w:val="both"/>
+      </w:pPr>
+      <w:r>
+        <w:rPr>
+          <w:rFonts w:ascii="Times New Roman" w:hAnsi="Times New Roman"/>
+          <w:sz w:val="24"/>
+        </w:rPr>
+        <w:t xml:space="preserve">Господи, губи мої відкрий,* і уста мої сповістять хвалу твою </w:t>
+      </w:r>
+      <w:r>
+        <w:rPr>
+          <w:rFonts w:ascii="Times New Roman" w:hAnsi="Times New Roman"/>
+          <w:i/>
+          <w:color w:val="FF0000"/>
+          <w:sz w:val="24"/>
+        </w:rPr>
+        <w:t>(2 р.)</w:t>
+      </w:r>
+      <w:r>
+        <w:rPr>
+          <w:rFonts w:ascii="Times New Roman" w:hAnsi="Times New Roman"/>
+          <w:i/>
+          <w:sz w:val="24"/>
+        </w:rPr>
+        <w:t>.</w:t>
+      </w:r>
+    </w:p>
+    <w:p>
+      <w:pPr>
+        <w:spacing w:after="120"/>
+        <w:jc w:val="both"/>
+      </w:pPr>
+    </w:p>
+    <w:p>
+      <w:pPr>
+        <w:pStyle w:val="Heading2"/>
         <w:spacing w:after="120"/>
         <w:jc w:val="center"/>
       </w:pPr>
@@ -5026,120 +5368,7 @@
           <w:color w:val="FF0000"/>
           <w:sz w:val="24"/>
         </w:rPr>
-        <w:t xml:space="preserve">Псалом 3 </w:t>
-      </w:r>
-      <w:r>
-        <w:rPr>
-          <w:rFonts w:ascii="Times New Roman" w:hAnsi="Times New Roman"/>
-          <w:i/>
-          <w:color w:val="FF0000"/>
-          <w:sz w:val="24"/>
-        </w:rPr>
-        <w:t>(У понеділок)</w:t>
-      </w:r>
-    </w:p>
-    <w:p>
-      <w:pPr>
-        <w:spacing w:after="120"/>
-        <w:jc w:val="both"/>
-      </w:pPr>
-      <w:r>
-        <w:rPr>
-          <w:rFonts w:ascii="Times New Roman" w:hAnsi="Times New Roman"/>
-          <w:sz w:val="24"/>
-        </w:rPr>
-        <w:t>О Господи, як багато моїх ворогів,* багато їх повстало проти мене.</w:t>
-      </w:r>
-    </w:p>
-    <w:p>
-      <w:pPr>
-        <w:spacing w:after="120"/>
-        <w:jc w:val="both"/>
-      </w:pPr>
-      <w:r>
-        <w:rPr>
-          <w:rFonts w:ascii="Times New Roman" w:hAnsi="Times New Roman"/>
-          <w:sz w:val="24"/>
-        </w:rPr>
-        <w:t>Багато тих, що мені кажуть:* «Нема йому спасіння в Бозі».</w:t>
-      </w:r>
-    </w:p>
-    <w:p>
-      <w:pPr>
-        <w:spacing w:after="120"/>
-        <w:jc w:val="both"/>
-      </w:pPr>
-      <w:r>
-        <w:rPr>
-          <w:rFonts w:ascii="Times New Roman" w:hAnsi="Times New Roman"/>
-          <w:sz w:val="24"/>
-        </w:rPr>
-        <w:t>Але ти, Господи, щит мій навколо мене,* ти моя слава, підносиш голову мою вгору.</w:t>
-      </w:r>
-    </w:p>
-    <w:p>
-      <w:pPr>
-        <w:spacing w:after="120"/>
-        <w:jc w:val="both"/>
-      </w:pPr>
-      <w:r>
-        <w:rPr>
-          <w:rFonts w:ascii="Times New Roman" w:hAnsi="Times New Roman"/>
-          <w:sz w:val="24"/>
-        </w:rPr>
-        <w:t>Я голосно візвав до Господа,* і він вислухав мене з гори святої своєї.</w:t>
-      </w:r>
-    </w:p>
-    <w:p>
-      <w:pPr>
-        <w:spacing w:after="120"/>
-        <w:jc w:val="both"/>
-      </w:pPr>
-      <w:r>
-        <w:rPr>
-          <w:rFonts w:ascii="Times New Roman" w:hAnsi="Times New Roman"/>
-          <w:sz w:val="24"/>
-        </w:rPr>
-        <w:t>Я ліг собі й заснув, і пробудився,* бо Господь мене зберігає.</w:t>
-      </w:r>
-    </w:p>
-    <w:p>
-      <w:pPr>
-        <w:spacing w:after="120"/>
-        <w:jc w:val="both"/>
-      </w:pPr>
-      <w:r>
-        <w:rPr>
-          <w:rFonts w:ascii="Times New Roman" w:hAnsi="Times New Roman"/>
-          <w:sz w:val="24"/>
-        </w:rPr>
-        <w:t>Я не боюся безлічі людей,* що навколо мене обсіли.</w:t>
-      </w:r>
-    </w:p>
-    <w:p>
-      <w:pPr>
-        <w:spacing w:after="120"/>
-        <w:jc w:val="both"/>
-      </w:pPr>
-      <w:r>
-        <w:rPr>
-          <w:rFonts w:ascii="Times New Roman" w:hAnsi="Times New Roman"/>
-          <w:sz w:val="24"/>
-        </w:rPr>
-        <w:t>Воскресни, Господи, спаси мене, мій Боже!* По щелепах вдарив ти всіх ворогів моїх, розторощив зуби злих.</w:t>
-      </w:r>
-    </w:p>
-    <w:p>
-      <w:pPr>
-        <w:spacing w:after="120"/>
-        <w:jc w:val="both"/>
-      </w:pPr>
-      <w:r>
-        <w:rPr>
-          <w:rFonts w:ascii="Times New Roman" w:hAnsi="Times New Roman"/>
-          <w:sz w:val="24"/>
-        </w:rPr>
-        <w:t>У Господа спасіння,* і на твій народ – благословення твоє.</w:t>
+        <w:t>Шестипсалм'я</w:t>
       </w:r>
     </w:p>
     <w:p>
@@ -5155,7 +5384,7 @@
           <w:color w:val="FF0000"/>
           <w:sz w:val="24"/>
         </w:rPr>
-        <w:t xml:space="preserve">Псалом 37 </w:t>
+        <w:t xml:space="preserve">Псалом 3 </w:t>
       </w:r>
       <w:r>
         <w:rPr>
@@ -5164,7 +5393,7 @@
           <w:color w:val="FF0000"/>
           <w:sz w:val="24"/>
         </w:rPr>
-        <w:t>(У вівторок)</w:t>
+        <w:t>(У понеділок)</w:t>
       </w:r>
     </w:p>
     <w:p>
@@ -5177,7 +5406,7 @@
           <w:rFonts w:ascii="Times New Roman" w:hAnsi="Times New Roman"/>
           <w:sz w:val="24"/>
         </w:rPr>
-        <w:t>О Господи, не докоряй мені в твоїм гніві,* і не карай мене в твоїм обуренні.</w:t>
+        <w:t>О Господи, як багато моїх ворогів,* багато їх повстало проти мене.</w:t>
       </w:r>
     </w:p>
     <w:p>
@@ -5190,7 +5419,7 @@
           <w:rFonts w:ascii="Times New Roman" w:hAnsi="Times New Roman"/>
           <w:sz w:val="24"/>
         </w:rPr>
-        <w:t>Бо твої стріли мене прошили,* і рука твоя спустилася на мене.</w:t>
+        <w:t>Багато тих, що мені кажуть:* «Нема йому спасіння в Бозі».</w:t>
       </w:r>
     </w:p>
     <w:p>
@@ -5203,7 +5432,7 @@
           <w:rFonts w:ascii="Times New Roman" w:hAnsi="Times New Roman"/>
           <w:sz w:val="24"/>
         </w:rPr>
-        <w:t>Нема здорового нічого на моїм тілі з-за гніву твого;* немає цілого нічого в моїх костях із-за гріху мого.</w:t>
+        <w:t>Але ти, Господи, щит мій навколо мене,* ти моя слава, підносиш голову мою вгору.</w:t>
       </w:r>
     </w:p>
     <w:p>
@@ -5216,7 +5445,7 @@
           <w:rFonts w:ascii="Times New Roman" w:hAnsi="Times New Roman"/>
           <w:sz w:val="24"/>
         </w:rPr>
-        <w:t>Бо мої провини голову мою перевищили,* немов важкий тягар, що тяжить над мою силу.</w:t>
+        <w:t>Я голосно візвав до Господа,* і він вислухав мене з гори святої своєї.</w:t>
       </w:r>
     </w:p>
     <w:p>
@@ -5229,7 +5458,7 @@
           <w:rFonts w:ascii="Times New Roman" w:hAnsi="Times New Roman"/>
           <w:sz w:val="24"/>
         </w:rPr>
-        <w:t>Смердять, загнивши, мої рани,* задля мого нерозуму.</w:t>
+        <w:t>Я ліг собі й заснув, і пробудився,* бо Господь мене зберігає.</w:t>
       </w:r>
     </w:p>
     <w:p>
@@ -5242,7 +5471,7 @@
           <w:rFonts w:ascii="Times New Roman" w:hAnsi="Times New Roman"/>
           <w:sz w:val="24"/>
         </w:rPr>
-        <w:t>Принижений, зігнувсь я вельми,* повсякденно сумний ходжу я.</w:t>
+        <w:t>Я не боюся безлічі людей,* що навколо мене обсіли.</w:t>
       </w:r>
     </w:p>
     <w:p>
@@ -5255,7 +5484,7 @@
           <w:rFonts w:ascii="Times New Roman" w:hAnsi="Times New Roman"/>
           <w:sz w:val="24"/>
         </w:rPr>
-        <w:t>Бо нутро моє повне жару,* і здорового нема нічого на моїм тілі.</w:t>
+        <w:t>Воскресни, Господи, спаси мене, мій Боже!* По щелепах вдарив ти всіх ворогів моїх, розторощив зуби злих.</w:t>
       </w:r>
     </w:p>
     <w:p>
@@ -5268,189 +5497,7 @@
           <w:rFonts w:ascii="Times New Roman" w:hAnsi="Times New Roman"/>
           <w:sz w:val="24"/>
         </w:rPr>
-        <w:t>Зомлів я, розбитий понад міру,* і скиглю від стогону серця мого.</w:t>
-      </w:r>
-    </w:p>
-    <w:p>
-      <w:pPr>
-        <w:spacing w:after="120"/>
-        <w:jc w:val="both"/>
-      </w:pPr>
-      <w:r>
-        <w:rPr>
-          <w:rFonts w:ascii="Times New Roman" w:hAnsi="Times New Roman"/>
-          <w:sz w:val="24"/>
-        </w:rPr>
-        <w:t>О Господи, перед тобою все моє бажання,* і стогін мій від тебе не скритий.</w:t>
-      </w:r>
-    </w:p>
-    <w:p>
-      <w:pPr>
-        <w:spacing w:after="120"/>
-        <w:jc w:val="both"/>
-      </w:pPr>
-      <w:r>
-        <w:rPr>
-          <w:rFonts w:ascii="Times New Roman" w:hAnsi="Times New Roman"/>
-          <w:sz w:val="24"/>
-        </w:rPr>
-        <w:t>Серце моє розколотилось, сила мене полишила,* і навіть очей моїх світло, – і того вже нема в мене.</w:t>
-      </w:r>
-    </w:p>
-    <w:p>
-      <w:pPr>
-        <w:spacing w:after="120"/>
-        <w:jc w:val="both"/>
-      </w:pPr>
-      <w:r>
-        <w:rPr>
-          <w:rFonts w:ascii="Times New Roman" w:hAnsi="Times New Roman"/>
-          <w:sz w:val="24"/>
-        </w:rPr>
-        <w:t>Друзі мої та приятелі далекі від моєї рани,* і родичі мої стоять оподаль.</w:t>
-      </w:r>
-    </w:p>
-    <w:p>
-      <w:pPr>
-        <w:spacing w:after="120"/>
-        <w:jc w:val="both"/>
-      </w:pPr>
-      <w:r>
-        <w:rPr>
-          <w:rFonts w:ascii="Times New Roman" w:hAnsi="Times New Roman"/>
-          <w:sz w:val="24"/>
-        </w:rPr>
-        <w:t>І ті, що на моє життя зазіхають, тенета наставляють,* і ті, що бажають мені нещастя, говорять про погибель, увесь час міркують лукаве.</w:t>
-      </w:r>
-    </w:p>
-    <w:p>
-      <w:pPr>
-        <w:spacing w:after="120"/>
-        <w:jc w:val="both"/>
-      </w:pPr>
-      <w:r>
-        <w:rPr>
-          <w:rFonts w:ascii="Times New Roman" w:hAnsi="Times New Roman"/>
-          <w:sz w:val="24"/>
-        </w:rPr>
-        <w:t>Я, немов глухий, не чую,* і як німий, що уст своїх не відкриває.</w:t>
-      </w:r>
-    </w:p>
-    <w:p>
-      <w:pPr>
-        <w:spacing w:after="120"/>
-        <w:jc w:val="both"/>
-      </w:pPr>
-      <w:r>
-        <w:rPr>
-          <w:rFonts w:ascii="Times New Roman" w:hAnsi="Times New Roman"/>
-          <w:sz w:val="24"/>
-        </w:rPr>
-        <w:t>Я став, немов людина, що не чує,* в устах якої одвіту немає.</w:t>
-      </w:r>
-    </w:p>
-    <w:p>
-      <w:pPr>
-        <w:spacing w:after="120"/>
-        <w:jc w:val="both"/>
-      </w:pPr>
-      <w:r>
-        <w:rPr>
-          <w:rFonts w:ascii="Times New Roman" w:hAnsi="Times New Roman"/>
-          <w:sz w:val="24"/>
-        </w:rPr>
-        <w:t>На тебе бо, о Господи, я уповаю,* ти вислухаєш мене, Господи, мій Боже.</w:t>
-      </w:r>
-    </w:p>
-    <w:p>
-      <w:pPr>
-        <w:spacing w:after="120"/>
-        <w:jc w:val="both"/>
-      </w:pPr>
-      <w:r>
-        <w:rPr>
-          <w:rFonts w:ascii="Times New Roman" w:hAnsi="Times New Roman"/>
-          <w:sz w:val="24"/>
-        </w:rPr>
-        <w:t>Кажу бо: Нехай не втішаються наді мною, як захитається моя нога,* нехай не несуться проти мене.</w:t>
-      </w:r>
-    </w:p>
-    <w:p>
-      <w:pPr>
-        <w:spacing w:after="120"/>
-        <w:jc w:val="both"/>
-      </w:pPr>
-      <w:r>
-        <w:rPr>
-          <w:rFonts w:ascii="Times New Roman" w:hAnsi="Times New Roman"/>
-          <w:sz w:val="24"/>
-        </w:rPr>
-        <w:t>Я бо ось-ось уже маю впасти,* і біль мій передо мною завжди.</w:t>
-      </w:r>
-    </w:p>
-    <w:p>
-      <w:pPr>
-        <w:spacing w:after="120"/>
-        <w:jc w:val="both"/>
-      </w:pPr>
-      <w:r>
-        <w:rPr>
-          <w:rFonts w:ascii="Times New Roman" w:hAnsi="Times New Roman"/>
-          <w:sz w:val="24"/>
-        </w:rPr>
-        <w:t>Я бо провину мою визнаю,* і гріхом моїм журюся.</w:t>
-      </w:r>
-    </w:p>
-    <w:p>
-      <w:pPr>
-        <w:spacing w:after="120"/>
-        <w:jc w:val="both"/>
-      </w:pPr>
-      <w:r>
-        <w:rPr>
-          <w:rFonts w:ascii="Times New Roman" w:hAnsi="Times New Roman"/>
-          <w:sz w:val="24"/>
-        </w:rPr>
-        <w:t>А ті, що без причини зо мною ворогують, ростуть на силі,* чимало тих, що мене безпідставно ненавидять.</w:t>
-      </w:r>
-    </w:p>
-    <w:p>
-      <w:pPr>
-        <w:spacing w:after="120"/>
-        <w:jc w:val="both"/>
-      </w:pPr>
-      <w:r>
-        <w:rPr>
-          <w:rFonts w:ascii="Times New Roman" w:hAnsi="Times New Roman"/>
-          <w:sz w:val="24"/>
-        </w:rPr>
-        <w:t>І ті, що злом оддячують за добро,* вони проти мене, бо я про добро дбаю.</w:t>
-      </w:r>
-    </w:p>
-    <w:p>
-      <w:pPr>
-        <w:spacing w:after="120"/>
-        <w:jc w:val="both"/>
-      </w:pPr>
-      <w:r>
-        <w:rPr>
-          <w:rFonts w:ascii="Times New Roman" w:hAnsi="Times New Roman"/>
-          <w:sz w:val="24"/>
-        </w:rPr>
-        <w:t>Не покидай мене, о Господи,* не віддаляйся від мене, мій Боже.</w:t>
-      </w:r>
-    </w:p>
-    <w:p>
-      <w:pPr>
-        <w:spacing w:after="120"/>
-        <w:jc w:val="both"/>
-      </w:pPr>
-      <w:r>
-        <w:rPr>
-          <w:rFonts w:ascii="Times New Roman" w:hAnsi="Times New Roman"/>
-          <w:sz w:val="24"/>
-        </w:rPr>
-        <w:t>Поспіши мені на допомогу,* Господи, моє спасіння.</w:t>
+        <w:t>У Господа спасіння,* і на твій народ – благословення твоє.</w:t>
       </w:r>
     </w:p>
     <w:p>
@@ -5466,7 +5513,7 @@
           <w:color w:val="FF0000"/>
           <w:sz w:val="24"/>
         </w:rPr>
-        <w:t xml:space="preserve">Псалом 62 </w:t>
+        <w:t xml:space="preserve">Псалом 37 </w:t>
       </w:r>
       <w:r>
         <w:rPr>
@@ -5475,7 +5522,7 @@
           <w:color w:val="FF0000"/>
           <w:sz w:val="24"/>
         </w:rPr>
-        <w:t>(У середу)</w:t>
+        <w:t>(У вівторок)</w:t>
       </w:r>
     </w:p>
     <w:p>
@@ -5488,7 +5535,7 @@
           <w:rFonts w:ascii="Times New Roman" w:hAnsi="Times New Roman"/>
           <w:sz w:val="24"/>
         </w:rPr>
-        <w:t>Боже, ти Бог мій!* Тебе шукаю пильно.</w:t>
+        <w:t>О Господи, не докоряй мені в твоїм гніві,* і не карай мене в твоїм обуренні.</w:t>
       </w:r>
     </w:p>
     <w:p>
@@ -5501,7 +5548,7 @@
           <w:rFonts w:ascii="Times New Roman" w:hAnsi="Times New Roman"/>
           <w:sz w:val="24"/>
         </w:rPr>
-        <w:t>Тебе душа моя прагне,* тебе бажає тіло моє в землі сухій, спраглій і безводній.</w:t>
+        <w:t>Бо твої стріли мене прошили,* і рука твоя спустилася на мене.</w:t>
       </w:r>
     </w:p>
     <w:p>
@@ -5514,7 +5561,7 @@
           <w:rFonts w:ascii="Times New Roman" w:hAnsi="Times New Roman"/>
           <w:sz w:val="24"/>
         </w:rPr>
-        <w:t>Отак і я у святині тебе виглядаю:* побачити силу твою й твою славу.</w:t>
+        <w:t>Нема здорового нічого на моїм тілі з-за гніву твого;* немає цілого нічого в моїх костях із-за гріху мого.</w:t>
       </w:r>
     </w:p>
     <w:p>
@@ -5527,7 +5574,7 @@
           <w:rFonts w:ascii="Times New Roman" w:hAnsi="Times New Roman"/>
           <w:sz w:val="24"/>
         </w:rPr>
-        <w:t>Бо твоя милість ліпша від життя,* уста мої славитимуть тебе.</w:t>
+        <w:t>Бо мої провини голову мою перевищили,* немов важкий тягар, що тяжить над мою силу.</w:t>
       </w:r>
     </w:p>
     <w:p>
@@ -5540,7 +5587,7 @@
           <w:rFonts w:ascii="Times New Roman" w:hAnsi="Times New Roman"/>
           <w:sz w:val="24"/>
         </w:rPr>
-        <w:t>Отак буду тебе хвалити поки життя мого,* у твоїм імені здійматиму мої руки.</w:t>
+        <w:t>Смердять, загнивши, мої рани,* задля мого нерозуму.</w:t>
       </w:r>
     </w:p>
     <w:p>
@@ -5553,7 +5600,7 @@
           <w:rFonts w:ascii="Times New Roman" w:hAnsi="Times New Roman"/>
           <w:sz w:val="24"/>
         </w:rPr>
-        <w:t>Душа моя насититься, немов туком та оливою,* уста мої веселим голосом хвалитимуть тебе.</w:t>
+        <w:t>Принижений, зігнувсь я вельми,* повсякденно сумний ходжу я.</w:t>
       </w:r>
     </w:p>
     <w:p>
@@ -5566,7 +5613,7 @@
           <w:rFonts w:ascii="Times New Roman" w:hAnsi="Times New Roman"/>
           <w:sz w:val="24"/>
         </w:rPr>
-        <w:t>Коли згадаю на моїй постелі тебе,* під час нічних чувань розмишлятиму про тебе.</w:t>
+        <w:t>Бо нутро моє повне жару,* і здорового нема нічого на моїм тілі.</w:t>
       </w:r>
     </w:p>
     <w:p>
@@ -5579,7 +5626,7 @@
           <w:rFonts w:ascii="Times New Roman" w:hAnsi="Times New Roman"/>
           <w:sz w:val="24"/>
         </w:rPr>
-        <w:t>Бо ти прийшов мені на допомогу,* і в тіні крил твоїх я ликуватиму.</w:t>
+        <w:t>Зомлів я, розбитий понад міру,* і скиглю від стогону серця мого.</w:t>
       </w:r>
     </w:p>
     <w:p>
@@ -5592,7 +5639,7 @@
           <w:rFonts w:ascii="Times New Roman" w:hAnsi="Times New Roman"/>
           <w:sz w:val="24"/>
         </w:rPr>
-        <w:t>Душа моя до тебе лине,* мене підтримує твоя правиця.</w:t>
+        <w:t>О Господи, перед тобою все моє бажання,* і стогін мій від тебе не скритий.</w:t>
       </w:r>
     </w:p>
     <w:p>
@@ -5605,7 +5652,7 @@
           <w:rFonts w:ascii="Times New Roman" w:hAnsi="Times New Roman"/>
           <w:sz w:val="24"/>
         </w:rPr>
-        <w:t>Ті ж, які чигають на мою душу,* зійдуть у безодні підземні.</w:t>
+        <w:t>Серце моє розколотилось, сила мене полишила,* і навіть очей моїх світло, – і того вже нема в мене.</w:t>
       </w:r>
     </w:p>
     <w:p>
@@ -5618,7 +5665,7 @@
           <w:rFonts w:ascii="Times New Roman" w:hAnsi="Times New Roman"/>
           <w:sz w:val="24"/>
         </w:rPr>
-        <w:t>Їх віддадуть мечеві на поталу,* вони шакалів здобиччю стануть.</w:t>
+        <w:t>Друзі мої та приятелі далекі від моєї рани,* і родичі мої стоять оподаль.</w:t>
       </w:r>
     </w:p>
     <w:p>
@@ -5631,7 +5678,7 @@
           <w:rFonts w:ascii="Times New Roman" w:hAnsi="Times New Roman"/>
           <w:sz w:val="24"/>
         </w:rPr>
-        <w:t>А цар возвеселиться в Бозі, хвалитиметься кожен, хто ним клянеться,* уста бо тих, що неправду кажуть, будуть закриті.</w:t>
+        <w:t>І ті, що на моє життя зазіхають, тенета наставляють,* і ті, що бажають мені нещастя, говорять про погибель, увесь час міркують лукаве.</w:t>
       </w:r>
     </w:p>
     <w:p>
@@ -5639,6 +5686,13 @@
         <w:spacing w:after="120"/>
         <w:jc w:val="both"/>
       </w:pPr>
+      <w:r>
+        <w:rPr>
+          <w:rFonts w:ascii="Times New Roman" w:hAnsi="Times New Roman"/>
+          <w:sz w:val="24"/>
+        </w:rPr>
+        <w:t>Я, немов глухий, не чую,* і як німий, що уст своїх не відкриває.</w:t>
+      </w:r>
     </w:p>
     <w:p>
       <w:pPr>
@@ -5650,7 +5704,7 @@
           <w:rFonts w:ascii="Times New Roman" w:hAnsi="Times New Roman"/>
           <w:sz w:val="24"/>
         </w:rPr>
-        <w:t>Слава Отцю, і Сину, і Святому Духові, і нині і повсякчас, і на віки віків. Амінь.</w:t>
+        <w:t>Я став, немов людина, що не чує,* в устах якої одвіту немає.</w:t>
       </w:r>
     </w:p>
     <w:p>
@@ -5663,16 +5717,7 @@
           <w:rFonts w:ascii="Times New Roman" w:hAnsi="Times New Roman"/>
           <w:sz w:val="24"/>
         </w:rPr>
-        <w:t xml:space="preserve">Алилуя, алилуя, алилуя, слава Тобі, Боже. </w:t>
-      </w:r>
-      <w:r>
-        <w:rPr>
-          <w:rFonts w:ascii="Times New Roman" w:hAnsi="Times New Roman"/>
-          <w:i/>
-          <w:color w:val="FF0000"/>
-          <w:sz w:val="24"/>
-        </w:rPr>
-        <w:t>(3 р.)</w:t>
+        <w:t>На тебе бо, о Господи, я уповаю,* ти вислухаєш мене, Господи, мій Боже.</w:t>
       </w:r>
     </w:p>
     <w:p>
@@ -5685,16 +5730,7 @@
           <w:rFonts w:ascii="Times New Roman" w:hAnsi="Times New Roman"/>
           <w:sz w:val="24"/>
         </w:rPr>
-        <w:t xml:space="preserve">Господи, помилуй. </w:t>
-      </w:r>
-      <w:r>
-        <w:rPr>
-          <w:rFonts w:ascii="Times New Roman" w:hAnsi="Times New Roman"/>
-          <w:i/>
-          <w:color w:val="FF0000"/>
-          <w:sz w:val="24"/>
-        </w:rPr>
-        <w:t>(3 р.)</w:t>
+        <w:t>Кажу бо: Нехай не втішаються наді мною, як захитається моя нога,* нехай не несуться проти мене.</w:t>
       </w:r>
     </w:p>
     <w:p>
@@ -5707,7 +5743,7 @@
           <w:rFonts w:ascii="Times New Roman" w:hAnsi="Times New Roman"/>
           <w:sz w:val="24"/>
         </w:rPr>
-        <w:t>Слава Отцю, і Сину, і Святому Духові, і нині і повсякчас, і на віки віків. Амінь.</w:t>
+        <w:t>Я бо ось-ось уже маю впасти,* і біль мій передо мною завжди.</w:t>
       </w:r>
     </w:p>
     <w:p>
@@ -5715,6 +5751,65 @@
         <w:spacing w:after="120"/>
         <w:jc w:val="both"/>
       </w:pPr>
+      <w:r>
+        <w:rPr>
+          <w:rFonts w:ascii="Times New Roman" w:hAnsi="Times New Roman"/>
+          <w:sz w:val="24"/>
+        </w:rPr>
+        <w:t>Я бо провину мою визнаю,* і гріхом моїм журюся.</w:t>
+      </w:r>
+    </w:p>
+    <w:p>
+      <w:pPr>
+        <w:spacing w:after="120"/>
+        <w:jc w:val="both"/>
+      </w:pPr>
+      <w:r>
+        <w:rPr>
+          <w:rFonts w:ascii="Times New Roman" w:hAnsi="Times New Roman"/>
+          <w:sz w:val="24"/>
+        </w:rPr>
+        <w:t>А ті, що без причини зо мною ворогують, ростуть на силі,* чимало тих, що мене безпідставно ненавидять.</w:t>
+      </w:r>
+    </w:p>
+    <w:p>
+      <w:pPr>
+        <w:spacing w:after="120"/>
+        <w:jc w:val="both"/>
+      </w:pPr>
+      <w:r>
+        <w:rPr>
+          <w:rFonts w:ascii="Times New Roman" w:hAnsi="Times New Roman"/>
+          <w:sz w:val="24"/>
+        </w:rPr>
+        <w:t>І ті, що злом оддячують за добро,* вони проти мене, бо я про добро дбаю.</w:t>
+      </w:r>
+    </w:p>
+    <w:p>
+      <w:pPr>
+        <w:spacing w:after="120"/>
+        <w:jc w:val="both"/>
+      </w:pPr>
+      <w:r>
+        <w:rPr>
+          <w:rFonts w:ascii="Times New Roman" w:hAnsi="Times New Roman"/>
+          <w:sz w:val="24"/>
+        </w:rPr>
+        <w:t>Не покидай мене, о Господи,* не віддаляйся від мене, мій Боже.</w:t>
+      </w:r>
+    </w:p>
+    <w:p>
+      <w:pPr>
+        <w:spacing w:after="120"/>
+        <w:jc w:val="both"/>
+      </w:pPr>
+      <w:r>
+        <w:rPr>
+          <w:rFonts w:ascii="Times New Roman" w:hAnsi="Times New Roman"/>
+          <w:sz w:val="24"/>
+        </w:rPr>
+        <w:t>Поспіши мені на допомогу,* Господи, моє спасіння.</w:t>
+      </w:r>
     </w:p>
     <w:p>
       <w:pPr>
@@ -5729,7 +5824,7 @@
           <w:color w:val="FF0000"/>
           <w:sz w:val="24"/>
         </w:rPr>
-        <w:t xml:space="preserve">Псалом 87 </w:t>
+        <w:t xml:space="preserve">Псалом 62 </w:t>
       </w:r>
       <w:r>
         <w:rPr>
@@ -5738,7 +5833,7 @@
           <w:color w:val="FF0000"/>
           <w:sz w:val="24"/>
         </w:rPr>
-        <w:t>(У четвер)</w:t>
+        <w:t>(У середу)</w:t>
       </w:r>
     </w:p>
     <w:p>
@@ -5751,7 +5846,7 @@
           <w:rFonts w:ascii="Times New Roman" w:hAnsi="Times New Roman"/>
           <w:sz w:val="24"/>
         </w:rPr>
-        <w:t>Господи, Боже мого спасіння,* я вдень кличу, і вночі перед тобою скаржусь.</w:t>
+        <w:t>Боже, ти Бог мій!* Тебе шукаю пильно.</w:t>
       </w:r>
     </w:p>
     <w:p>
@@ -5764,7 +5859,7 @@
           <w:rFonts w:ascii="Times New Roman" w:hAnsi="Times New Roman"/>
           <w:sz w:val="24"/>
         </w:rPr>
-        <w:t>Нехай прийде перед твоє обличчя моя молитва!* Прихили своє вухо до мого благання.</w:t>
+        <w:t>Тебе душа моя прагне,* тебе бажає тіло моє в землі сухій, спраглій і безводній.</w:t>
       </w:r>
     </w:p>
     <w:p>
@@ -5777,7 +5872,7 @@
           <w:rFonts w:ascii="Times New Roman" w:hAnsi="Times New Roman"/>
           <w:sz w:val="24"/>
         </w:rPr>
-        <w:t>Душа бо моя наситилася горем,* і життя моє наблизилося до шеолу.</w:t>
+        <w:t>Отак і я у святині тебе виглядаю:* побачити силу твою й твою славу.</w:t>
       </w:r>
     </w:p>
     <w:p>
@@ -5790,7 +5885,7 @@
           <w:rFonts w:ascii="Times New Roman" w:hAnsi="Times New Roman"/>
           <w:sz w:val="24"/>
         </w:rPr>
-        <w:t>Мене залічено до тих, що сходять у яму.* Я став як чоловік, що допомоги не має.</w:t>
+        <w:t>Бо твоя милість ліпша від життя,* уста мої славитимуть тебе.</w:t>
       </w:r>
     </w:p>
     <w:p>
@@ -5803,7 +5898,7 @@
           <w:rFonts w:ascii="Times New Roman" w:hAnsi="Times New Roman"/>
           <w:sz w:val="24"/>
         </w:rPr>
-        <w:t>Поміж мерцями моє ложе, немов убиті, що лежать у могилі,* що їх не згадуєш уже більше, що їх відтято від руки твоєї.</w:t>
+        <w:t>Отак буду тебе хвалити поки життя мого,* у твоїм імені здійматиму мої руки.</w:t>
       </w:r>
     </w:p>
     <w:p>
@@ -5816,7 +5911,7 @@
           <w:rFonts w:ascii="Times New Roman" w:hAnsi="Times New Roman"/>
           <w:sz w:val="24"/>
         </w:rPr>
-        <w:t>Поклав ти мене в глибоку яму,* у темряву та безодню.</w:t>
+        <w:t>Душа моя насититься, немов туком та оливою,* уста мої веселим голосом хвалитимуть тебе.</w:t>
       </w:r>
     </w:p>
     <w:p>
@@ -5829,7 +5924,7 @@
           <w:rFonts w:ascii="Times New Roman" w:hAnsi="Times New Roman"/>
           <w:sz w:val="24"/>
         </w:rPr>
-        <w:t>Тяжить на мені твій гнів,* і всіма хвилями твоїми гнітиш мене.</w:t>
+        <w:t>Коли згадаю на моїй постелі тебе,* під час нічних чувань розмишлятиму про тебе.</w:t>
       </w:r>
     </w:p>
     <w:p>
@@ -5842,7 +5937,7 @@
           <w:rFonts w:ascii="Times New Roman" w:hAnsi="Times New Roman"/>
           <w:sz w:val="24"/>
         </w:rPr>
-        <w:t>Ти віддалив від мене моїх друзів,* зробив мене для них осоружним, мене замкнули, і я не можу вийти.</w:t>
+        <w:t>Бо ти прийшов мені на допомогу,* і в тіні крил твоїх я ликуватиму.</w:t>
       </w:r>
     </w:p>
     <w:p>
@@ -5855,7 +5950,7 @@
           <w:rFonts w:ascii="Times New Roman" w:hAnsi="Times New Roman"/>
           <w:sz w:val="24"/>
         </w:rPr>
-        <w:t>Очі мої знемоглися від печалі;* до тебе, Господи, щодня взиваю, до тебе простягаю мої руки.</w:t>
+        <w:t>Душа моя до тебе лине,* мене підтримує твоя правиця.</w:t>
       </w:r>
     </w:p>
     <w:p>
@@ -5868,7 +5963,7 @@
           <w:rFonts w:ascii="Times New Roman" w:hAnsi="Times New Roman"/>
           <w:sz w:val="24"/>
         </w:rPr>
-        <w:t>Хіба для мертвих робиш чуда?* Хіба то тіні встануть, щоб тебе хвалити?</w:t>
+        <w:t>Ті ж, які чигають на мою душу,* зійдуть у безодні підземні.</w:t>
       </w:r>
     </w:p>
     <w:p>
@@ -5881,7 +5976,7 @@
           <w:rFonts w:ascii="Times New Roman" w:hAnsi="Times New Roman"/>
           <w:sz w:val="24"/>
         </w:rPr>
-        <w:t>Хіба звіщатимуть у могилі твою милість,* у пропасті глибокій − твою вірність?</w:t>
+        <w:t>Їх віддадуть мечеві на поталу,* вони шакалів здобиччю стануть.</w:t>
       </w:r>
     </w:p>
     <w:p>
@@ -5894,7 +5989,7 @@
           <w:rFonts w:ascii="Times New Roman" w:hAnsi="Times New Roman"/>
           <w:sz w:val="24"/>
         </w:rPr>
-        <w:t>Хіба чуда твої в темряві будуть відомі,* і твоя ласка в землі забуття?</w:t>
+        <w:t>А цар возвеселиться в Бозі, хвалитиметься кожен, хто ним клянеться,* уста бо тих, що неправду кажуть, будуть закриті.</w:t>
       </w:r>
     </w:p>
     <w:p>
@@ -5902,13 +5997,6 @@
         <w:spacing w:after="120"/>
         <w:jc w:val="both"/>
       </w:pPr>
-      <w:r>
-        <w:rPr>
-          <w:rFonts w:ascii="Times New Roman" w:hAnsi="Times New Roman"/>
-          <w:sz w:val="24"/>
-        </w:rPr>
-        <w:t>Ось чому, Господи, до тебе я взиваю,* і моя молитва вранці йде тобі назустріч.</w:t>
-      </w:r>
     </w:p>
     <w:p>
       <w:pPr>
@@ -5920,7 +6008,7 @@
           <w:rFonts w:ascii="Times New Roman" w:hAnsi="Times New Roman"/>
           <w:sz w:val="24"/>
         </w:rPr>
-        <w:t>Чому, Господи, відкинув ти мою душу,* чому ховаєш своє обличчя від мене?</w:t>
+        <w:t>Слава Отцю, і Сину, і Святому Духові, і нині і повсякчас, і на віки віків. Амінь.</w:t>
       </w:r>
     </w:p>
     <w:p>
@@ -5933,7 +6021,16 @@
           <w:rFonts w:ascii="Times New Roman" w:hAnsi="Times New Roman"/>
           <w:sz w:val="24"/>
         </w:rPr>
-        <w:t>Я безталанний і конаю змалку,* я перебув страх твій − і умліваю.</w:t>
+        <w:t xml:space="preserve">Алилуя, алилуя, алилуя, слава Тобі, Боже. </w:t>
+      </w:r>
+      <w:r>
+        <w:rPr>
+          <w:rFonts w:ascii="Times New Roman" w:hAnsi="Times New Roman"/>
+          <w:i/>
+          <w:color w:val="FF0000"/>
+          <w:sz w:val="24"/>
+        </w:rPr>
+        <w:t>(3 р.)</w:t>
       </w:r>
     </w:p>
     <w:p>
@@ -5946,7 +6043,16 @@
           <w:rFonts w:ascii="Times New Roman" w:hAnsi="Times New Roman"/>
           <w:sz w:val="24"/>
         </w:rPr>
-        <w:t>Твій палкий гнів пронісся наді мною,* твої страхіття мене погубили.</w:t>
+        <w:t xml:space="preserve">Господи, помилуй. </w:t>
+      </w:r>
+      <w:r>
+        <w:rPr>
+          <w:rFonts w:ascii="Times New Roman" w:hAnsi="Times New Roman"/>
+          <w:i/>
+          <w:color w:val="FF0000"/>
+          <w:sz w:val="24"/>
+        </w:rPr>
+        <w:t>(3 р.)</w:t>
       </w:r>
     </w:p>
     <w:p>
@@ -5959,7 +6065,7 @@
           <w:rFonts w:ascii="Times New Roman" w:hAnsi="Times New Roman"/>
           <w:sz w:val="24"/>
         </w:rPr>
-        <w:t>Увесь час вони оточують мене, мов води,* усі разом мене обступили.</w:t>
+        <w:t>Слава Отцю, і Сину, і Святому Духові, і нині і повсякчас, і на віки віків. Амінь.</w:t>
       </w:r>
     </w:p>
     <w:p>
@@ -5967,13 +6073,6 @@
         <w:spacing w:after="120"/>
         <w:jc w:val="both"/>
       </w:pPr>
-      <w:r>
-        <w:rPr>
-          <w:rFonts w:ascii="Times New Roman" w:hAnsi="Times New Roman"/>
-          <w:sz w:val="24"/>
-        </w:rPr>
-        <w:t>Ти віддалив від мене товариша і друга,* а із знайомих у мене тільки темінь.</w:t>
-      </w:r>
     </w:p>
     <w:p>
       <w:pPr>
@@ -5988,7 +6087,7 @@
           <w:color w:val="FF0000"/>
           <w:sz w:val="24"/>
         </w:rPr>
-        <w:t xml:space="preserve">Псалом 102 </w:t>
+        <w:t xml:space="preserve">Псалом 87 </w:t>
       </w:r>
       <w:r>
         <w:rPr>
@@ -5997,7 +6096,7 @@
           <w:color w:val="FF0000"/>
           <w:sz w:val="24"/>
         </w:rPr>
-        <w:t>(У п'ятницю)</w:t>
+        <w:t>(У четвер)</w:t>
       </w:r>
     </w:p>
     <w:p>
@@ -6010,7 +6109,7 @@
           <w:rFonts w:ascii="Times New Roman" w:hAnsi="Times New Roman"/>
           <w:sz w:val="24"/>
         </w:rPr>
-        <w:t>Благослови, душе моя, Господа,* і все нутро моє − його святе ім'я.</w:t>
+        <w:t>Господи, Боже мого спасіння,* я вдень кличу, і вночі перед тобою скаржусь.</w:t>
       </w:r>
     </w:p>
     <w:p>
@@ -6023,7 +6122,7 @@
           <w:rFonts w:ascii="Times New Roman" w:hAnsi="Times New Roman"/>
           <w:sz w:val="24"/>
         </w:rPr>
-        <w:t>Благослови, душе моя, Господа,* і не забувай усіх добродійств його ніколи.</w:t>
+        <w:t>Нехай прийде перед твоє обличчя моя молитва!* Прихили своє вухо до мого благання.</w:t>
       </w:r>
     </w:p>
     <w:p>
@@ -6036,7 +6135,7 @@
           <w:rFonts w:ascii="Times New Roman" w:hAnsi="Times New Roman"/>
           <w:sz w:val="24"/>
         </w:rPr>
-        <w:t>Він прощає всі твої провини,* зціляє всі твої недуги.</w:t>
+        <w:t>Душа бо моя наситилася горем,* і життя моє наблизилося до шеолу.</w:t>
       </w:r>
     </w:p>
     <w:p>
@@ -6049,7 +6148,7 @@
           <w:rFonts w:ascii="Times New Roman" w:hAnsi="Times New Roman"/>
           <w:sz w:val="24"/>
         </w:rPr>
-        <w:t>Він визволяє життя твоє від ями,* вінчає тебе ласкою і милосердям.</w:t>
+        <w:t>Мене залічено до тих, що сходять у яму.* Я став як чоловік, що допомоги не має.</w:t>
       </w:r>
     </w:p>
     <w:p>
@@ -6062,7 +6161,7 @@
           <w:rFonts w:ascii="Times New Roman" w:hAnsi="Times New Roman"/>
           <w:sz w:val="24"/>
         </w:rPr>
-        <w:t>Він насичує твій похилий вік добром,* і оновляється, як орел, твоя юність.</w:t>
+        <w:t>Поміж мерцями моє ложе, немов убиті, що лежать у могилі,* що їх не згадуєш уже більше, що їх відтято від руки твоєї.</w:t>
       </w:r>
     </w:p>
     <w:p>
@@ -6075,7 +6174,7 @@
           <w:rFonts w:ascii="Times New Roman" w:hAnsi="Times New Roman"/>
           <w:sz w:val="24"/>
         </w:rPr>
-        <w:t>Господь творить правосуддя,* і суд усім прибитим.</w:t>
+        <w:t>Поклав ти мене в глибоку яму,* у темряву та безодню.</w:t>
       </w:r>
     </w:p>
     <w:p>
@@ -6088,7 +6187,7 @@
           <w:rFonts w:ascii="Times New Roman" w:hAnsi="Times New Roman"/>
           <w:sz w:val="24"/>
         </w:rPr>
-        <w:t>Він показав Мойсеєві свої дороги,* синам Ізраїля діла свої.</w:t>
+        <w:t>Тяжить на мені твій гнів,* і всіма хвилями твоїми гнітиш мене.</w:t>
       </w:r>
     </w:p>
     <w:p>
@@ -6101,7 +6200,7 @@
           <w:rFonts w:ascii="Times New Roman" w:hAnsi="Times New Roman"/>
           <w:sz w:val="24"/>
         </w:rPr>
-        <w:t>Милосердний Господь і добрий,* повільний до гніву й вельми милостивий.</w:t>
+        <w:t>Ти віддалив від мене моїх друзів,* зробив мене для них осоружним, мене замкнули, і я не можу вийти.</w:t>
       </w:r>
     </w:p>
     <w:p>
@@ -6114,7 +6213,7 @@
           <w:rFonts w:ascii="Times New Roman" w:hAnsi="Times New Roman"/>
           <w:sz w:val="24"/>
         </w:rPr>
-        <w:t>Не буде вічно він обурюватися,* і не буде гніватись повіки.</w:t>
+        <w:t>Очі мої знемоглися від печалі;* до тебе, Господи, щодня взиваю, до тебе простягаю мої руки.</w:t>
       </w:r>
     </w:p>
     <w:p>
@@ -6127,7 +6226,7 @@
           <w:rFonts w:ascii="Times New Roman" w:hAnsi="Times New Roman"/>
           <w:sz w:val="24"/>
         </w:rPr>
-        <w:t>Не за гріхами нашими учинив він із нами,* і не за провинами нашими відплатив він нам.</w:t>
+        <w:t>Хіба для мертвих робиш чуда?* Хіба то тіні встануть, щоб тебе хвалити?</w:t>
       </w:r>
     </w:p>
     <w:p>
@@ -6140,7 +6239,7 @@
           <w:rFonts w:ascii="Times New Roman" w:hAnsi="Times New Roman"/>
           <w:sz w:val="24"/>
         </w:rPr>
-        <w:t>Бо як високо небо над землею,* така велика його милість над тими, що його бояться.</w:t>
+        <w:t>Хіба звіщатимуть у могилі твою милість,* у пропасті глибокій − твою вірність?</w:t>
       </w:r>
     </w:p>
     <w:p>
@@ -6153,7 +6252,7 @@
           <w:rFonts w:ascii="Times New Roman" w:hAnsi="Times New Roman"/>
           <w:sz w:val="24"/>
         </w:rPr>
-        <w:t>Як далеко схід від заходу,* так віддалив він від нас злочинства наші.</w:t>
+        <w:t>Хіба чуда твої в темряві будуть відомі,* і твоя ласка в землі забуття?</w:t>
       </w:r>
     </w:p>
     <w:p>
@@ -6166,7 +6265,7 @@
           <w:rFonts w:ascii="Times New Roman" w:hAnsi="Times New Roman"/>
           <w:sz w:val="24"/>
         </w:rPr>
-        <w:t>Як батько милосердиться над синами,* так милосердиться Господь над тими, що його бояться.</w:t>
+        <w:t>Ось чому, Господи, до тебе я взиваю,* і моя молитва вранці йде тобі назустріч.</w:t>
       </w:r>
     </w:p>
     <w:p>
@@ -6179,7 +6278,7 @@
           <w:rFonts w:ascii="Times New Roman" w:hAnsi="Times New Roman"/>
           <w:sz w:val="24"/>
         </w:rPr>
-        <w:t>Він знає з чого ми зліплені,* він пам'ятає, що ми порох.</w:t>
+        <w:t>Чому, Господи, відкинув ти мою душу,* чому ховаєш своє обличчя від мене?</w:t>
       </w:r>
     </w:p>
     <w:p>
@@ -6192,7 +6291,7 @@
           <w:rFonts w:ascii="Times New Roman" w:hAnsi="Times New Roman"/>
           <w:sz w:val="24"/>
         </w:rPr>
-        <w:t>Чоловік бо – дні його, немов билина,* квітне, і мов квітка в полі.</w:t>
+        <w:t>Я безталанний і конаю змалку,* я перебув страх твій − і умліваю.</w:t>
       </w:r>
     </w:p>
     <w:p>
@@ -6205,7 +6304,7 @@
           <w:rFonts w:ascii="Times New Roman" w:hAnsi="Times New Roman"/>
           <w:sz w:val="24"/>
         </w:rPr>
-        <w:t>Потягне над ним вітер, і його немає,* і місце, де він був, його не впізнає вже більше.</w:t>
+        <w:t>Твій палкий гнів пронісся наді мною,* твої страхіття мене погубили.</w:t>
       </w:r>
     </w:p>
     <w:p>
@@ -6218,7 +6317,7 @@
           <w:rFonts w:ascii="Times New Roman" w:hAnsi="Times New Roman"/>
           <w:sz w:val="24"/>
         </w:rPr>
-        <w:t>Милість же Господня від віку й до віку* над тими, що його бояться.</w:t>
+        <w:t>Увесь час вони оточують мене, мов води,* усі разом мене обступили.</w:t>
       </w:r>
     </w:p>
     <w:p>
@@ -6231,59 +6330,7 @@
           <w:rFonts w:ascii="Times New Roman" w:hAnsi="Times New Roman"/>
           <w:sz w:val="24"/>
         </w:rPr>
-        <w:t>І справедливість його над дітьми дітей тих,* що бережуть його союз і про заповіді його пам’ятають, щоб їх виконувати.</w:t>
-      </w:r>
-    </w:p>
-    <w:p>
-      <w:pPr>
-        <w:spacing w:after="120"/>
-        <w:jc w:val="both"/>
-      </w:pPr>
-      <w:r>
-        <w:rPr>
-          <w:rFonts w:ascii="Times New Roman" w:hAnsi="Times New Roman"/>
-          <w:sz w:val="24"/>
-        </w:rPr>
-        <w:t>Господь на небі утвердив престол свій,* і царство його всім володіє.</w:t>
-      </w:r>
-    </w:p>
-    <w:p>
-      <w:pPr>
-        <w:spacing w:after="120"/>
-        <w:jc w:val="both"/>
-      </w:pPr>
-      <w:r>
-        <w:rPr>
-          <w:rFonts w:ascii="Times New Roman" w:hAnsi="Times New Roman"/>
-          <w:sz w:val="24"/>
-        </w:rPr>
-        <w:t>Благословіте Господа, всі ангели його,* могутні силою, ви, що виконуєте його слово, – покірні голосові його слова.</w:t>
-      </w:r>
-    </w:p>
-    <w:p>
-      <w:pPr>
-        <w:spacing w:after="120"/>
-        <w:jc w:val="both"/>
-      </w:pPr>
-      <w:r>
-        <w:rPr>
-          <w:rFonts w:ascii="Times New Roman" w:hAnsi="Times New Roman"/>
-          <w:sz w:val="24"/>
-        </w:rPr>
-        <w:t>Благословіте Господа, всі його небесні сили,* слуги його, що чините його волю.</w:t>
-      </w:r>
-    </w:p>
-    <w:p>
-      <w:pPr>
-        <w:spacing w:after="120"/>
-        <w:jc w:val="both"/>
-      </w:pPr>
-      <w:r>
-        <w:rPr>
-          <w:rFonts w:ascii="Times New Roman" w:hAnsi="Times New Roman"/>
-          <w:sz w:val="24"/>
-        </w:rPr>
-        <w:t>Благословіте Господа, усі його твори, по всіх місцях його правління.* Благослови, душе моя, Господа!</w:t>
+        <w:t>Ти віддалив від мене товариша і друга,* а із знайомих у мене тільки темінь.</w:t>
       </w:r>
     </w:p>
     <w:p>
@@ -6299,7 +6346,7 @@
           <w:color w:val="FF0000"/>
           <w:sz w:val="24"/>
         </w:rPr>
-        <w:t xml:space="preserve">Псалом 142 </w:t>
+        <w:t xml:space="preserve">Псалом 102 </w:t>
       </w:r>
       <w:r>
         <w:rPr>
@@ -6308,7 +6355,7 @@
           <w:color w:val="FF0000"/>
           <w:sz w:val="24"/>
         </w:rPr>
-        <w:t>(У суботу й неділю)</w:t>
+        <w:t>(У п'ятницю)</w:t>
       </w:r>
     </w:p>
     <w:p>
@@ -6321,7 +6368,7 @@
           <w:rFonts w:ascii="Times New Roman" w:hAnsi="Times New Roman"/>
           <w:sz w:val="24"/>
         </w:rPr>
-        <w:t>О Господи, почуй мою молитву,* у твоїй вірності нахили вухо своє до мольби моєї; вислухай мене в твоїй правді.</w:t>
+        <w:t>Благослови, душе моя, Господа,* і все нутро моє − його святе ім'я.</w:t>
       </w:r>
     </w:p>
     <w:p>
@@ -6334,7 +6381,7 @@
           <w:rFonts w:ascii="Times New Roman" w:hAnsi="Times New Roman"/>
           <w:sz w:val="24"/>
         </w:rPr>
-        <w:t>І не входь у суд із твоїм слугою,* бо ніхто з живих не виправдається перед тобою.</w:t>
+        <w:t>Благослови, душе моя, Господа,* і не забувай усіх добродійств його ніколи.</w:t>
       </w:r>
     </w:p>
     <w:p>
@@ -6347,7 +6394,7 @@
           <w:rFonts w:ascii="Times New Roman" w:hAnsi="Times New Roman"/>
           <w:sz w:val="24"/>
         </w:rPr>
-        <w:t>Бо мою душу гонить ворог, життя моє топче в землю,* він оселює мене в пітьмі, як давно померлих.</w:t>
+        <w:t>Він прощає всі твої провини,* зціляє всі твої недуги.</w:t>
       </w:r>
     </w:p>
     <w:p>
@@ -6360,7 +6407,7 @@
           <w:rFonts w:ascii="Times New Roman" w:hAnsi="Times New Roman"/>
           <w:sz w:val="24"/>
         </w:rPr>
-        <w:t>Дух мій тривожиться в мені* і серце моє жахається в мені всередині.</w:t>
+        <w:t>Він визволяє життя твоє від ями,* вінчає тебе ласкою і милосердям.</w:t>
       </w:r>
     </w:p>
     <w:p>
@@ -6373,7 +6420,7 @@
           <w:rFonts w:ascii="Times New Roman" w:hAnsi="Times New Roman"/>
           <w:sz w:val="24"/>
         </w:rPr>
-        <w:t>Я згадую дні давні,* роздумую над усіма вчинками твоїми і над ділами рук твоїх міркую.</w:t>
+        <w:t>Він насичує твій похилий вік добром,* і оновляється, як орел, твоя юність.</w:t>
       </w:r>
     </w:p>
     <w:p>
@@ -6386,7 +6433,7 @@
           <w:rFonts w:ascii="Times New Roman" w:hAnsi="Times New Roman"/>
           <w:sz w:val="24"/>
         </w:rPr>
-        <w:t>До тебе простягаю мої руки;* моя душа, мов спрагла земля, тебе жадає.</w:t>
+        <w:t>Господь творить правосуддя,* і суд усім прибитим.</w:t>
       </w:r>
     </w:p>
     <w:p>
@@ -6399,7 +6446,7 @@
           <w:rFonts w:ascii="Times New Roman" w:hAnsi="Times New Roman"/>
           <w:sz w:val="24"/>
         </w:rPr>
-        <w:t>Вислухай мене скоро, Господи, бо знемагає дух мій.* Не крий твого обличчя від мене, щоб я не став, як ті, що сходять у яму.</w:t>
+        <w:t>Він показав Мойсеєві свої дороги,* синам Ізраїля діла свої.</w:t>
       </w:r>
     </w:p>
     <w:p>
@@ -6412,7 +6459,7 @@
           <w:rFonts w:ascii="Times New Roman" w:hAnsi="Times New Roman"/>
           <w:sz w:val="24"/>
         </w:rPr>
-        <w:t>Дай мені вранці відчути твою милість, бо я на тебе покладаюсь.* Вкажи мені дорогу, якою слід мені ходити, бо до тебе я підношу мою душу.</w:t>
+        <w:t>Милосердний Господь і добрий,* повільний до гніву й вельми милостивий.</w:t>
       </w:r>
     </w:p>
     <w:p>
@@ -6425,7 +6472,7 @@
           <w:rFonts w:ascii="Times New Roman" w:hAnsi="Times New Roman"/>
           <w:sz w:val="24"/>
         </w:rPr>
-        <w:t>Спаси мене, Господи, від ворогів моїх* – бо до тебе прибігаю.</w:t>
+        <w:t>Не буде вічно він обурюватися,* і не буде гніватись повіки.</w:t>
       </w:r>
     </w:p>
     <w:p>
@@ -6438,7 +6485,7 @@
           <w:rFonts w:ascii="Times New Roman" w:hAnsi="Times New Roman"/>
           <w:sz w:val="24"/>
         </w:rPr>
-        <w:t>Навчи мене творити твою волю, бо ти Бог мій.* Нехай твій добрий дух веде мене по рівній землі.</w:t>
+        <w:t>Не за гріхами нашими учинив він із нами,* і не за провинами нашими відплатив він нам.</w:t>
       </w:r>
     </w:p>
     <w:p>
@@ -6451,7 +6498,7 @@
           <w:rFonts w:ascii="Times New Roman" w:hAnsi="Times New Roman"/>
           <w:sz w:val="24"/>
         </w:rPr>
-        <w:t>Живи мене, о Господи, імени твого ради,* у справедливості твоїй виведи з скорботи мою душу.</w:t>
+        <w:t>Бо як високо небо над землею,* така велика його милість над тими, що його бояться.</w:t>
       </w:r>
     </w:p>
     <w:p>
@@ -6464,7 +6511,7 @@
           <w:rFonts w:ascii="Times New Roman" w:hAnsi="Times New Roman"/>
           <w:sz w:val="24"/>
         </w:rPr>
-        <w:t>І в гніві твоєму знищ моїх супротивників.* І вигуби всіх гнобителів душі моєї, бо я твій слуга.</w:t>
+        <w:t>Як далеко схід від заходу,* так віддалив він від нас злочинства наші.</w:t>
       </w:r>
     </w:p>
     <w:p>
@@ -6477,7 +6524,7 @@
           <w:rFonts w:ascii="Times New Roman" w:hAnsi="Times New Roman"/>
           <w:sz w:val="24"/>
         </w:rPr>
-        <w:t xml:space="preserve">Слава Отцю, і Сину, і Святому Духові: І нині і повсякчас, і на віки віків. Амінь. </w:t>
+        <w:t>Як батько милосердиться над синами,* так милосердиться Господь над тими, що його бояться.</w:t>
       </w:r>
     </w:p>
     <w:p>
@@ -6490,16 +6537,7 @@
           <w:rFonts w:ascii="Times New Roman" w:hAnsi="Times New Roman"/>
           <w:sz w:val="24"/>
         </w:rPr>
-        <w:t xml:space="preserve">Алилуя, алилуя, алилуя: Слава тобі, Боже! </w:t>
-      </w:r>
-      <w:r>
-        <w:rPr>
-          <w:rFonts w:ascii="Times New Roman" w:hAnsi="Times New Roman"/>
-          <w:i/>
-          <w:color w:val="FF0000"/>
-          <w:sz w:val="24"/>
-        </w:rPr>
-        <w:t>(3 р.)</w:t>
+        <w:t>Він знає з чого ми зліплені,* він пам'ятає, що ми порох.</w:t>
       </w:r>
     </w:p>
     <w:p>
@@ -6507,10 +6545,107 @@
         <w:spacing w:after="120"/>
         <w:jc w:val="both"/>
       </w:pPr>
-    </w:p>
-    <w:p>
-      <w:pPr>
-        <w:pStyle w:val="Heading3"/>
+      <w:r>
+        <w:rPr>
+          <w:rFonts w:ascii="Times New Roman" w:hAnsi="Times New Roman"/>
+          <w:sz w:val="24"/>
+        </w:rPr>
+        <w:t>Чоловік бо – дні його, немов билина,* квітне, і мов квітка в полі.</w:t>
+      </w:r>
+    </w:p>
+    <w:p>
+      <w:pPr>
+        <w:spacing w:after="120"/>
+        <w:jc w:val="both"/>
+      </w:pPr>
+      <w:r>
+        <w:rPr>
+          <w:rFonts w:ascii="Times New Roman" w:hAnsi="Times New Roman"/>
+          <w:sz w:val="24"/>
+        </w:rPr>
+        <w:t>Потягне над ним вітер, і його немає,* і місце, де він був, його не впізнає вже більше.</w:t>
+      </w:r>
+    </w:p>
+    <w:p>
+      <w:pPr>
+        <w:spacing w:after="120"/>
+        <w:jc w:val="both"/>
+      </w:pPr>
+      <w:r>
+        <w:rPr>
+          <w:rFonts w:ascii="Times New Roman" w:hAnsi="Times New Roman"/>
+          <w:sz w:val="24"/>
+        </w:rPr>
+        <w:t>Милість же Господня від віку й до віку* над тими, що його бояться.</w:t>
+      </w:r>
+    </w:p>
+    <w:p>
+      <w:pPr>
+        <w:spacing w:after="120"/>
+        <w:jc w:val="both"/>
+      </w:pPr>
+      <w:r>
+        <w:rPr>
+          <w:rFonts w:ascii="Times New Roman" w:hAnsi="Times New Roman"/>
+          <w:sz w:val="24"/>
+        </w:rPr>
+        <w:t>І справедливість його над дітьми дітей тих,* що бережуть його союз і про заповіді його пам’ятають, щоб їх виконувати.</w:t>
+      </w:r>
+    </w:p>
+    <w:p>
+      <w:pPr>
+        <w:spacing w:after="120"/>
+        <w:jc w:val="both"/>
+      </w:pPr>
+      <w:r>
+        <w:rPr>
+          <w:rFonts w:ascii="Times New Roman" w:hAnsi="Times New Roman"/>
+          <w:sz w:val="24"/>
+        </w:rPr>
+        <w:t>Господь на небі утвердив престол свій,* і царство його всім володіє.</w:t>
+      </w:r>
+    </w:p>
+    <w:p>
+      <w:pPr>
+        <w:spacing w:after="120"/>
+        <w:jc w:val="both"/>
+      </w:pPr>
+      <w:r>
+        <w:rPr>
+          <w:rFonts w:ascii="Times New Roman" w:hAnsi="Times New Roman"/>
+          <w:sz w:val="24"/>
+        </w:rPr>
+        <w:t>Благословіте Господа, всі ангели його,* могутні силою, ви, що виконуєте його слово, – покірні голосові його слова.</w:t>
+      </w:r>
+    </w:p>
+    <w:p>
+      <w:pPr>
+        <w:spacing w:after="120"/>
+        <w:jc w:val="both"/>
+      </w:pPr>
+      <w:r>
+        <w:rPr>
+          <w:rFonts w:ascii="Times New Roman" w:hAnsi="Times New Roman"/>
+          <w:sz w:val="24"/>
+        </w:rPr>
+        <w:t>Благословіте Господа, всі його небесні сили,* слуги його, що чините його волю.</w:t>
+      </w:r>
+    </w:p>
+    <w:p>
+      <w:pPr>
+        <w:spacing w:after="120"/>
+        <w:jc w:val="both"/>
+      </w:pPr>
+      <w:r>
+        <w:rPr>
+          <w:rFonts w:ascii="Times New Roman" w:hAnsi="Times New Roman"/>
+          <w:sz w:val="24"/>
+        </w:rPr>
+        <w:t>Благословіте Господа, усі його твори, по всіх місцях його правління.* Благослови, душе моя, Господа!</w:t>
+      </w:r>
+    </w:p>
+    <w:p>
+      <w:pPr>
         <w:spacing w:after="120"/>
         <w:jc w:val="center"/>
       </w:pPr>
@@ -6520,15 +6655,10 @@
           <w:b/>
           <w:i/>
           <w:color w:val="FF0000"/>
-        </w:rPr>
-        <w:t>Утренні молитви</w:t>
-      </w:r>
-    </w:p>
-    <w:p>
-      <w:pPr>
-        <w:spacing w:after="120"/>
-        <w:jc w:val="both"/>
-      </w:pPr>
+          <w:sz w:val="24"/>
+        </w:rPr>
+        <w:t xml:space="preserve">Псалом 142 </w:t>
+      </w:r>
       <w:r>
         <w:rPr>
           <w:rFonts w:ascii="Times New Roman" w:hAnsi="Times New Roman"/>
@@ -6536,7 +6666,7 @@
           <w:color w:val="FF0000"/>
           <w:sz w:val="24"/>
         </w:rPr>
-        <w:t>Під час рецитування псалмів, Священник читає потиху перед св. дверми оці молитви:</w:t>
+        <w:t>(У суботу й неділю)</w:t>
       </w:r>
     </w:p>
     <w:p>
@@ -6547,433 +6677,187 @@
       <w:r>
         <w:rPr>
           <w:rFonts w:ascii="Times New Roman" w:hAnsi="Times New Roman"/>
+          <w:sz w:val="24"/>
+        </w:rPr>
+        <w:t>О Господи, почуй мою молитву,* у твоїй вірності нахили вухо своє до мольби моєї; вислухай мене в твоїй правді.</w:t>
+      </w:r>
+    </w:p>
+    <w:p>
+      <w:pPr>
+        <w:spacing w:after="120"/>
+        <w:jc w:val="both"/>
+      </w:pPr>
+      <w:r>
+        <w:rPr>
+          <w:rFonts w:ascii="Times New Roman" w:hAnsi="Times New Roman"/>
+          <w:sz w:val="24"/>
+        </w:rPr>
+        <w:t>І не входь у суд із твоїм слугою,* бо ніхто з живих не виправдається перед тобою.</w:t>
+      </w:r>
+    </w:p>
+    <w:p>
+      <w:pPr>
+        <w:spacing w:after="120"/>
+        <w:jc w:val="both"/>
+      </w:pPr>
+      <w:r>
+        <w:rPr>
+          <w:rFonts w:ascii="Times New Roman" w:hAnsi="Times New Roman"/>
+          <w:sz w:val="24"/>
+        </w:rPr>
+        <w:t>Бо мою душу гонить ворог, життя моє топче в землю,* він оселює мене в пітьмі, як давно померлих.</w:t>
+      </w:r>
+    </w:p>
+    <w:p>
+      <w:pPr>
+        <w:spacing w:after="120"/>
+        <w:jc w:val="both"/>
+      </w:pPr>
+      <w:r>
+        <w:rPr>
+          <w:rFonts w:ascii="Times New Roman" w:hAnsi="Times New Roman"/>
+          <w:sz w:val="24"/>
+        </w:rPr>
+        <w:t>Дух мій тривожиться в мені* і серце моє жахається в мені всередині.</w:t>
+      </w:r>
+    </w:p>
+    <w:p>
+      <w:pPr>
+        <w:spacing w:after="120"/>
+        <w:jc w:val="both"/>
+      </w:pPr>
+      <w:r>
+        <w:rPr>
+          <w:rFonts w:ascii="Times New Roman" w:hAnsi="Times New Roman"/>
+          <w:sz w:val="24"/>
+        </w:rPr>
+        <w:t>Я згадую дні давні,* роздумую над усіма вчинками твоїми і над ділами рук твоїх міркую.</w:t>
+      </w:r>
+    </w:p>
+    <w:p>
+      <w:pPr>
+        <w:spacing w:after="120"/>
+        <w:jc w:val="both"/>
+      </w:pPr>
+      <w:r>
+        <w:rPr>
+          <w:rFonts w:ascii="Times New Roman" w:hAnsi="Times New Roman"/>
+          <w:sz w:val="24"/>
+        </w:rPr>
+        <w:t>До тебе простягаю мої руки;* моя душа, мов спрагла земля, тебе жадає.</w:t>
+      </w:r>
+    </w:p>
+    <w:p>
+      <w:pPr>
+        <w:spacing w:after="120"/>
+        <w:jc w:val="both"/>
+      </w:pPr>
+      <w:r>
+        <w:rPr>
+          <w:rFonts w:ascii="Times New Roman" w:hAnsi="Times New Roman"/>
+          <w:sz w:val="24"/>
+        </w:rPr>
+        <w:t>Вислухай мене скоро, Господи, бо знемагає дух мій.* Не крий твого обличчя від мене, щоб я не став, як ті, що сходять у яму.</w:t>
+      </w:r>
+    </w:p>
+    <w:p>
+      <w:pPr>
+        <w:spacing w:after="120"/>
+        <w:jc w:val="both"/>
+      </w:pPr>
+      <w:r>
+        <w:rPr>
+          <w:rFonts w:ascii="Times New Roman" w:hAnsi="Times New Roman"/>
+          <w:sz w:val="24"/>
+        </w:rPr>
+        <w:t>Дай мені вранці відчути твою милість, бо я на тебе покладаюсь.* Вкажи мені дорогу, якою слід мені ходити, бо до тебе я підношу мою душу.</w:t>
+      </w:r>
+    </w:p>
+    <w:p>
+      <w:pPr>
+        <w:spacing w:after="120"/>
+        <w:jc w:val="both"/>
+      </w:pPr>
+      <w:r>
+        <w:rPr>
+          <w:rFonts w:ascii="Times New Roman" w:hAnsi="Times New Roman"/>
+          <w:sz w:val="24"/>
+        </w:rPr>
+        <w:t>Спаси мене, Господи, від ворогів моїх* – бо до тебе прибігаю.</w:t>
+      </w:r>
+    </w:p>
+    <w:p>
+      <w:pPr>
+        <w:spacing w:after="120"/>
+        <w:jc w:val="both"/>
+      </w:pPr>
+      <w:r>
+        <w:rPr>
+          <w:rFonts w:ascii="Times New Roman" w:hAnsi="Times New Roman"/>
+          <w:sz w:val="24"/>
+        </w:rPr>
+        <w:t>Навчи мене творити твою волю, бо ти Бог мій.* Нехай твій добрий дух веде мене по рівній землі.</w:t>
+      </w:r>
+    </w:p>
+    <w:p>
+      <w:pPr>
+        <w:spacing w:after="120"/>
+        <w:jc w:val="both"/>
+      </w:pPr>
+      <w:r>
+        <w:rPr>
+          <w:rFonts w:ascii="Times New Roman" w:hAnsi="Times New Roman"/>
+          <w:sz w:val="24"/>
+        </w:rPr>
+        <w:t>Живи мене, о Господи, імени твого ради,* у справедливості твоїй виведи з скорботи мою душу.</w:t>
+      </w:r>
+    </w:p>
+    <w:p>
+      <w:pPr>
+        <w:spacing w:after="120"/>
+        <w:jc w:val="both"/>
+      </w:pPr>
+      <w:r>
+        <w:rPr>
+          <w:rFonts w:ascii="Times New Roman" w:hAnsi="Times New Roman"/>
+          <w:sz w:val="24"/>
+        </w:rPr>
+        <w:t>І в гніві твоєму знищ моїх супротивників.* І вигуби всіх гнобителів душі моєї, бо я твій слуга.</w:t>
+      </w:r>
+    </w:p>
+    <w:p>
+      <w:pPr>
+        <w:spacing w:after="120"/>
+        <w:jc w:val="both"/>
+      </w:pPr>
+      <w:r>
+        <w:rPr>
+          <w:rFonts w:ascii="Times New Roman" w:hAnsi="Times New Roman"/>
+          <w:sz w:val="24"/>
+        </w:rPr>
+        <w:t xml:space="preserve">Слава Отцю, і Сину, і Святому Духові: І нині і повсякчас, і на віки віків. Амінь. </w:t>
+      </w:r>
+    </w:p>
+    <w:p>
+      <w:pPr>
+        <w:spacing w:after="120"/>
+        <w:jc w:val="both"/>
+      </w:pPr>
+      <w:r>
+        <w:rPr>
+          <w:rFonts w:ascii="Times New Roman" w:hAnsi="Times New Roman"/>
+          <w:sz w:val="24"/>
+        </w:rPr>
+        <w:t xml:space="preserve">Алилуя, алилуя, алилуя: Слава тобі, Боже! </w:t>
+      </w:r>
+      <w:r>
+        <w:rPr>
+          <w:rFonts w:ascii="Times New Roman" w:hAnsi="Times New Roman"/>
+          <w:i/>
           <w:color w:val="FF0000"/>
           <w:sz w:val="24"/>
         </w:rPr>
-        <w:t xml:space="preserve">1. </w:t>
-      </w:r>
-      <w:r>
-        <w:rPr>
-          <w:rFonts w:ascii="Times New Roman" w:hAnsi="Times New Roman"/>
-          <w:sz w:val="24"/>
-        </w:rPr>
-        <w:t xml:space="preserve">Благодаримо </w:t>
-      </w:r>
-      <w:r>
-        <w:rPr>
-          <w:rFonts w:ascii="Times New Roman" w:hAnsi="Times New Roman"/>
-          <w:color w:val="000000"/>
-          <w:sz w:val="24"/>
-        </w:rPr>
-        <w:t>Т</w:t>
-      </w:r>
-      <w:r>
-        <w:rPr>
-          <w:rFonts w:ascii="Times New Roman" w:hAnsi="Times New Roman"/>
-          <w:sz w:val="24"/>
-        </w:rPr>
-        <w:t>е</w:t>
-      </w:r>
-      <w:r>
-        <w:rPr>
-          <w:rFonts w:ascii="Times New Roman" w:hAnsi="Times New Roman"/>
-          <w:color w:val="000000"/>
-          <w:sz w:val="24"/>
-        </w:rPr>
-        <w:t>б</w:t>
-      </w:r>
-      <w:r>
-        <w:rPr>
-          <w:rFonts w:ascii="Times New Roman" w:hAnsi="Times New Roman"/>
-          <w:sz w:val="24"/>
-        </w:rPr>
-        <w:t>е</w:t>
-      </w:r>
-      <w:r>
-        <w:rPr>
-          <w:rFonts w:ascii="Times New Roman" w:hAnsi="Times New Roman"/>
-          <w:color w:val="000000"/>
-          <w:sz w:val="24"/>
-        </w:rPr>
-        <w:t>, Господи, Боже наш, що підняв нас із постелі нашої і вклав в уста наші слово хвали, щоб поклонятися і призивати ім'я Твоє святе. Ми умоляємо Твоє милосердя, яке Ти завжди виявляв у нашому житті. Пошли поміч свою людям, що стоять перед лицем святої слави Твоєї і дожидають від Тебе багатої милости; і дай нам, що зо страхом і любов'ю завжди Тобі служимо, хвалити несказанну Твою доброту. Бо Тобі належить усяка слава, честь і поклоніння: Отцю, і Сину, і Святому Духові, нині і повсякчас, і на віки віків. Амінь.</w:t>
-      </w:r>
-    </w:p>
-    <w:p>
-      <w:pPr>
-        <w:spacing w:after="120"/>
-        <w:jc w:val="both"/>
-      </w:pPr>
-      <w:r>
-        <w:rPr>
-          <w:rFonts w:ascii="Times New Roman" w:hAnsi="Times New Roman"/>
-          <w:color w:val="FF0000"/>
-          <w:sz w:val="24"/>
-        </w:rPr>
-        <w:t xml:space="preserve">2. </w:t>
-      </w:r>
-      <w:r>
-        <w:rPr>
-          <w:rFonts w:ascii="Times New Roman" w:hAnsi="Times New Roman"/>
-          <w:color w:val="000000"/>
-          <w:sz w:val="24"/>
-        </w:rPr>
-        <w:t>Від ночі лине дух наш до Тебе, Боже, бо світлом є повеління Твої на землі. Навчи нас у страсі Твоєму виконувати правду й добро, бо Тебе славимо як правдивого Бога нашого. Прихили вухо своє і вислухай нас, і пом'яни, Господи, тих, що є та що моляться з нами, всіх по імені, і спаси їх силою Твоєю. Благослови людей Твоїх і освяти спадкоємство Твоє: мир світові Твоєму даруй, церквам Твоїм, Священникам, владі, і всім людям. Хай благословиться і прославляється всечесне і величне ім'я Твоє, Отця, і Сина, і Святого Духа, нині і повсякчас, і на віки віків. Амінь.</w:t>
-      </w:r>
-    </w:p>
-    <w:p>
-      <w:pPr>
-        <w:spacing w:after="120"/>
-        <w:jc w:val="both"/>
-      </w:pPr>
-      <w:r>
-        <w:rPr>
-          <w:rFonts w:ascii="Times New Roman" w:hAnsi="Times New Roman"/>
-          <w:color w:val="FF0000"/>
-          <w:sz w:val="24"/>
-        </w:rPr>
-        <w:t>3.</w:t>
-      </w:r>
-      <w:r>
-        <w:rPr>
-          <w:rFonts w:ascii="Times New Roman" w:hAnsi="Times New Roman"/>
-          <w:color w:val="000000"/>
-          <w:sz w:val="24"/>
-        </w:rPr>
-        <w:t xml:space="preserve"> Від ночі лине дух наш до Тебе, Боже, бо світлом є повеління Твої. Навчи нас, Боже, правди Твоєї, заповідей Твоїх і виправдань Твоїх. Просвіти наші духовні очі, щоб ми не заснули в гріхах на смерть. Віджени всяку мряку від сердець наших, даруй нам сонце правди і охорони життя наше знаменням і печаттю Святого Твого Духа. Направ стопи наші на шлях мирний, </w:t>
-      </w:r>
-      <w:r>
-        <w:rPr>
-          <w:rFonts w:ascii="Times New Roman" w:hAnsi="Times New Roman"/>
-          <w:color w:val="000000"/>
-          <w:sz w:val="24"/>
-        </w:rPr>
-        <w:t>дай нам бачити ранішній день у радості, щоб ми Тобі засилали ранішні молитви, бо Твоє є володіння і Твоє є царство і сила, і слава Отця, і Сина, і Святого Духа, нині і повсякчас, і на віки віків. Амінь.</w:t>
-      </w:r>
-    </w:p>
-    <w:p>
-      <w:pPr>
-        <w:spacing w:after="120"/>
-        <w:jc w:val="both"/>
-      </w:pPr>
-      <w:r>
-        <w:rPr>
-          <w:rFonts w:ascii="Times New Roman" w:hAnsi="Times New Roman"/>
-          <w:color w:val="FF0000"/>
-          <w:sz w:val="24"/>
-        </w:rPr>
-        <w:t>4.</w:t>
-      </w:r>
-      <w:r>
-        <w:rPr>
-          <w:rFonts w:ascii="Times New Roman" w:hAnsi="Times New Roman"/>
-          <w:color w:val="000000"/>
-          <w:sz w:val="24"/>
-        </w:rPr>
-        <w:t xml:space="preserve"> Владико, Боже святий і неосяжний, що казав із темряви світлові засіяти, що заспокоїв нас у нічному сні й підвів до величання і моління Твоєї доброти! Ти, що даєш себе умолити задля свого милосердя, прийми і нині нас, що поклоняємося Тобі й по силі </w:t>
-      </w:r>
-      <w:r>
-        <w:rPr>
-          <w:rFonts w:ascii="Times New Roman" w:hAnsi="Times New Roman"/>
-          <w:sz w:val="24"/>
-        </w:rPr>
-        <w:t xml:space="preserve">благодаримо </w:t>
-      </w:r>
-      <w:r>
-        <w:rPr>
-          <w:rFonts w:ascii="Times New Roman" w:hAnsi="Times New Roman"/>
-          <w:color w:val="000000"/>
-          <w:sz w:val="24"/>
-        </w:rPr>
-        <w:t>Т</w:t>
-      </w:r>
-      <w:r>
-        <w:rPr>
-          <w:rFonts w:ascii="Times New Roman" w:hAnsi="Times New Roman"/>
-          <w:sz w:val="24"/>
-        </w:rPr>
-        <w:t>ебе</w:t>
-      </w:r>
-      <w:r>
-        <w:rPr>
-          <w:rFonts w:ascii="Times New Roman" w:hAnsi="Times New Roman"/>
-          <w:color w:val="000000"/>
-          <w:sz w:val="24"/>
-        </w:rPr>
-        <w:t xml:space="preserve">; і даруй нам те, чого просимо задля спасіння. Вчини нас синами світла і дня та спадкоємцями вічних Твоїх </w:t>
-      </w:r>
-      <w:r>
-        <w:rPr>
-          <w:rFonts w:ascii="Times New Roman" w:hAnsi="Times New Roman"/>
-          <w:sz w:val="24"/>
-        </w:rPr>
-        <w:t>благ</w:t>
-      </w:r>
-      <w:r>
-        <w:rPr>
-          <w:rFonts w:ascii="Times New Roman" w:hAnsi="Times New Roman"/>
-          <w:color w:val="000000"/>
-          <w:sz w:val="24"/>
-        </w:rPr>
-        <w:t>. Пом'яни, Господи, за багатством ласк Твоїх усіх людей, що є і моляться з нами, і всю братію нашу на землі й на морі, і на всякому місці володіння Твого, що потребують Твоєї любови й помочі. Усім вияви велику Твою милість, щоб спасенні, як душею так і тілом, завжди перебували й відважно славили чудне й благословенне ім'я Твоє, бо Ти Бог милости і ласк, і любови, і Тобі славу возсилаємо: Отцю, і Сину, і Святому Духові, нині і повсякчас, і на віки віків. Амінь.</w:t>
-      </w:r>
-    </w:p>
-    <w:p>
-      <w:pPr>
-        <w:spacing w:after="120"/>
-        <w:jc w:val="both"/>
-      </w:pPr>
-      <w:r>
-        <w:rPr>
-          <w:rFonts w:ascii="Times New Roman" w:hAnsi="Times New Roman"/>
-          <w:color w:val="FF0000"/>
-          <w:sz w:val="24"/>
-        </w:rPr>
-        <w:t>5.</w:t>
-      </w:r>
-      <w:r>
-        <w:rPr>
-          <w:rFonts w:ascii="Times New Roman" w:hAnsi="Times New Roman"/>
-          <w:color w:val="000000"/>
-          <w:sz w:val="24"/>
-        </w:rPr>
-        <w:t xml:space="preserve"> Скарб</w:t>
-      </w:r>
-      <w:r>
-        <w:rPr>
-          <w:rFonts w:ascii="Times New Roman" w:hAnsi="Times New Roman"/>
-          <w:sz w:val="24"/>
-        </w:rPr>
-        <w:t>нице</w:t>
-      </w:r>
-      <w:r>
-        <w:rPr>
-          <w:rFonts w:ascii="Times New Roman" w:hAnsi="Times New Roman"/>
-          <w:color w:val="000000"/>
-          <w:sz w:val="24"/>
-        </w:rPr>
-        <w:t xml:space="preserve"> </w:t>
-      </w:r>
-      <w:r>
-        <w:rPr>
-          <w:rFonts w:ascii="Times New Roman" w:hAnsi="Times New Roman"/>
-          <w:sz w:val="24"/>
-        </w:rPr>
-        <w:t>благ</w:t>
-      </w:r>
-      <w:r>
-        <w:rPr>
-          <w:rFonts w:ascii="Times New Roman" w:hAnsi="Times New Roman"/>
-          <w:color w:val="000000"/>
-          <w:sz w:val="24"/>
-        </w:rPr>
-        <w:t>, джерело невисихаюче, Отче святий, чудотворче всесильний і вседержителю! Усі Тобі поклоняємося і Тобі молимося та Твої милості і Твої ласки призиваємо на поміч і на заступництво нашій смиренності. Пом'яни, Господи, слуг Твоїх, прийми від усіх нас ранішні моління, як кадило перед Тобою; ні одного з нас не вчини нездатним, але всіх нас зберігай ласками Твоїми. Пом'яни, Господи, тих, що чувають і співають на славу Твою і єдинородного Твого Сина і Бога нашого, і Святого Твого Духа. Будь їм помічником і заступником; прийми їх молитви на наднебесний і духовний Твій жертовник, бо Ти Бог наш, і Тобі славу возсилаємо: Отцю, і Сину, і Святому Духові, нині і повсякчас, і на віки віків. Амінь.</w:t>
-      </w:r>
-    </w:p>
-    <w:p>
-      <w:pPr>
-        <w:spacing w:after="120"/>
-        <w:jc w:val="both"/>
-      </w:pPr>
-      <w:r>
-        <w:rPr>
-          <w:rFonts w:ascii="Times New Roman" w:hAnsi="Times New Roman"/>
-          <w:color w:val="FF0000"/>
-          <w:sz w:val="24"/>
-        </w:rPr>
-        <w:t xml:space="preserve">6. </w:t>
-      </w:r>
-      <w:r>
-        <w:rPr>
-          <w:rFonts w:ascii="Times New Roman" w:hAnsi="Times New Roman"/>
-          <w:sz w:val="24"/>
-        </w:rPr>
-        <w:t>Благодаримо</w:t>
-      </w:r>
-      <w:r>
-        <w:rPr>
-          <w:rFonts w:ascii="Times New Roman" w:hAnsi="Times New Roman"/>
-          <w:color w:val="000000"/>
-          <w:sz w:val="24"/>
-        </w:rPr>
-        <w:t xml:space="preserve"> Т</w:t>
-      </w:r>
-      <w:r>
-        <w:rPr>
-          <w:rFonts w:ascii="Times New Roman" w:hAnsi="Times New Roman"/>
-          <w:sz w:val="24"/>
-        </w:rPr>
-        <w:t>е</w:t>
-      </w:r>
-      <w:r>
-        <w:rPr>
-          <w:rFonts w:ascii="Times New Roman" w:hAnsi="Times New Roman"/>
-          <w:color w:val="000000"/>
-          <w:sz w:val="24"/>
-        </w:rPr>
-        <w:t>б</w:t>
-      </w:r>
-      <w:r>
-        <w:rPr>
-          <w:rFonts w:ascii="Times New Roman" w:hAnsi="Times New Roman"/>
-          <w:sz w:val="24"/>
-        </w:rPr>
-        <w:t>е</w:t>
-      </w:r>
-      <w:r>
-        <w:rPr>
-          <w:rFonts w:ascii="Times New Roman" w:hAnsi="Times New Roman"/>
-          <w:color w:val="000000"/>
-          <w:sz w:val="24"/>
-        </w:rPr>
-        <w:t>, Господи, Боже спасіння нашого, бо Ти все робиш для добра життя нашого, щоб ми завжди на Тебе споглядали, Спасителю й Доброчинцю душ наших. Бо Ти дав спокій нам у час минулої ночі й підвів нас, щоб ми поклонялися величному імені Твоєму. Тому молимо Тебе, Господи: Дай нам ласку й силу, щоб ми стали гідними співати Тобі розумно й молитися безупинно та в страсі і тремтінні над нашим спасінням працювали, при заступництві Христа Твого. Пом'яни, Господи, і тих, що вночі до Тебе кличуть. Вислухай їх і помилуй, і круши під ноги їх невидимих і войовничих ворогів. Бо Ти Цар миру і Спас душ наших, і Тобі славу возсилаємо: Отцю і Сину, і Святому Духові, нині і повсякчас, і на віки віків. Амінь.</w:t>
-      </w:r>
-    </w:p>
-    <w:p>
-      <w:pPr>
-        <w:spacing w:after="120"/>
-        <w:jc w:val="both"/>
-      </w:pPr>
-      <w:r>
-        <w:rPr>
-          <w:rFonts w:ascii="Times New Roman" w:hAnsi="Times New Roman"/>
-          <w:color w:val="FF0000"/>
-          <w:sz w:val="24"/>
-        </w:rPr>
-        <w:t>7.</w:t>
-      </w:r>
-      <w:r>
-        <w:rPr>
-          <w:rFonts w:ascii="Times New Roman" w:hAnsi="Times New Roman"/>
-          <w:color w:val="000000"/>
-          <w:sz w:val="24"/>
-        </w:rPr>
-        <w:t xml:space="preserve"> Боже й Отче Господа нашого Ісуса Христа! Ти підніс нас з постелі нашої і зібрав на годину молитви. Дай нам ласку відкрити уста наші і прийми наші подяки, що в наших силах, і навчи нас установ Твоїх. Бо молитися як слід не вміємо, якщо Ти, Господи, святим Твоїм Духом не навчиш нас. Тому молимося Тобі: Даруй і прости, якщо ми згрішили аж до теперішньої години словом або ділом, або думкою, добровільно або недобровільно. Бо коли на провини будеш дивитися, Господи, Господи, то хто встоїться, бо в Тебе є прощення. Ти один святий, допоміжник сильний, захисник життя нашого, і Тебе ми завжди оспівуватимемо. Нехай буде сила Царства Твого завжди благословенна і вельми прославлювана: Отця, і Сина, і Святого Духа, нині і повсякчас, і на віки віків. Амінь.</w:t>
-      </w:r>
-    </w:p>
-    <w:p>
-      <w:pPr>
-        <w:spacing w:after="120"/>
-        <w:jc w:val="both"/>
-      </w:pPr>
-      <w:r>
-        <w:rPr>
-          <w:rFonts w:ascii="Times New Roman" w:hAnsi="Times New Roman"/>
-          <w:color w:val="FF0000"/>
-          <w:sz w:val="24"/>
-        </w:rPr>
-        <w:t xml:space="preserve">8. </w:t>
-      </w:r>
-      <w:r>
-        <w:rPr>
-          <w:rFonts w:ascii="Times New Roman" w:hAnsi="Times New Roman"/>
-          <w:color w:val="000000"/>
-          <w:sz w:val="24"/>
-        </w:rPr>
-        <w:t>Господи, Боже наш, що сонну неміч забрав від нас і покликав нас візванням святим, щоб і вночі підносити руки наші і прославляти Тебе за справедливі Твої присуди. Прийми благання наші, моління, визнавання, нічні служби і даруй нам, Боже, віру бездоганну, надію впевнену, любов нелицемірну. Благослови наші входи й виходи, вчинки, слова, діла й думки; і дай нам дочекатися початку дня, нам, що хвалять й оспівують, і благословлять добрість Твоєї несказанної сили, щоб було благословенне Твоє пресвяте ім'я і прославлене Твоє царство: Отця, і Сина, і Святого Духа, нині і повсякчас, і на віки віків. Амінь.</w:t>
-      </w:r>
-    </w:p>
-    <w:p>
-      <w:pPr>
-        <w:spacing w:after="120"/>
-        <w:jc w:val="both"/>
-      </w:pPr>
-      <w:r>
-        <w:rPr>
-          <w:rFonts w:ascii="Times New Roman" w:hAnsi="Times New Roman"/>
-          <w:color w:val="FF0000"/>
-          <w:sz w:val="24"/>
-        </w:rPr>
-        <w:t>9.</w:t>
-      </w:r>
-      <w:r>
-        <w:rPr>
-          <w:rFonts w:ascii="Times New Roman" w:hAnsi="Times New Roman"/>
-          <w:color w:val="000000"/>
-          <w:sz w:val="24"/>
-        </w:rPr>
-        <w:t xml:space="preserve"> Господи, Боже наш! Ти за покаяння дарував людям відпущення, нам же, як образ пізнання і визнання гріхів, показав покаяння і прощення пророка Давида. Тож, Владико, помилуй з </w:t>
-      </w:r>
-      <w:r>
-        <w:rPr>
-          <w:rFonts w:ascii="Times New Roman" w:hAnsi="Times New Roman"/>
-          <w:color w:val="000000"/>
-          <w:sz w:val="24"/>
-        </w:rPr>
-        <w:t>великої милости Твоєї нас, що в чимало великих гріхів впали, і по багатстві ласк Твоїх очисти беззаконня наші, бо перед Тобою згрішили ми, Господи, що невідомі й таємні речі серця людського знаєш, і єдиний Ти маєш владу прощати гріхи. Серце ж чисте вчини в нас і Духом владичним утверди нас, і радість спасіння Твого яви нам. Не відкинь нас від лиця Твого, але дозволь, як благий і людинолюбний, аж до останнього нашого віддиху появляти Тобі жертву справедливости й приноси на святих Твоїх жертовниках, милістю і ласками і людинолюб'ям єдинородного Сина Твого, з яким Ти є благословенний з пресвятим, добрим і животворчим Твоїм Духом, нині й повсякчас, і на віки віків. Амінь.</w:t>
-      </w:r>
-    </w:p>
-    <w:p>
-      <w:pPr>
-        <w:spacing w:after="120"/>
-        <w:jc w:val="both"/>
-      </w:pPr>
-      <w:r>
-        <w:rPr>
-          <w:rFonts w:ascii="Times New Roman" w:hAnsi="Times New Roman"/>
-          <w:color w:val="FF0000"/>
-          <w:sz w:val="24"/>
-        </w:rPr>
-        <w:t>10.</w:t>
-      </w:r>
-      <w:r>
-        <w:rPr>
-          <w:rFonts w:ascii="Times New Roman" w:hAnsi="Times New Roman"/>
-          <w:color w:val="000000"/>
-          <w:sz w:val="24"/>
-        </w:rPr>
-        <w:t xml:space="preserve"> Боже, Боже наш! Ти сотворив розумні й духовні сили своєю волею. Тебе просимо й Тобі молимося: Прийми наші посильні величання з усіма Твоїми творіннями і збагати щедрими даруваннями Твоєї ласки. Бо перед Тобою згинається всяке коліно: на небі, на землі й під землею, і все, що живе, і все створіння оспівує неосяжну Твою славу, бо Ти Бог правдивий і вельми милостивий. Тебе бо хвалять усі небесні сили, і Тобі славу возсилаємо: Отцю, і Сину, і Святому Духові, нині і повсякчас, і на віки віків. Амінь.</w:t>
-      </w:r>
-    </w:p>
-    <w:p>
-      <w:pPr>
-        <w:spacing w:after="120"/>
-        <w:jc w:val="both"/>
-      </w:pPr>
-      <w:r>
-        <w:rPr>
-          <w:rFonts w:ascii="Times New Roman" w:hAnsi="Times New Roman"/>
-          <w:color w:val="FF0000"/>
-          <w:sz w:val="24"/>
-        </w:rPr>
-        <w:t xml:space="preserve">11. </w:t>
-      </w:r>
-      <w:r>
-        <w:rPr>
-          <w:rFonts w:ascii="Times New Roman" w:hAnsi="Times New Roman"/>
-          <w:color w:val="000000"/>
-          <w:sz w:val="24"/>
-        </w:rPr>
-        <w:t xml:space="preserve">Хвалимо, співаємо, благословимо і </w:t>
-      </w:r>
-      <w:r>
-        <w:rPr>
-          <w:rFonts w:ascii="Times New Roman" w:hAnsi="Times New Roman"/>
-          <w:sz w:val="24"/>
-        </w:rPr>
-        <w:t>благодаримо</w:t>
-      </w:r>
-      <w:r>
-        <w:rPr>
-          <w:rFonts w:ascii="Times New Roman" w:hAnsi="Times New Roman"/>
-          <w:color w:val="000000"/>
-          <w:sz w:val="24"/>
-        </w:rPr>
-        <w:t xml:space="preserve"> Т</w:t>
-      </w:r>
-      <w:r>
-        <w:rPr>
-          <w:rFonts w:ascii="Times New Roman" w:hAnsi="Times New Roman"/>
-          <w:sz w:val="24"/>
-        </w:rPr>
-        <w:t>ебе</w:t>
-      </w:r>
-      <w:r>
-        <w:rPr>
-          <w:rFonts w:ascii="Times New Roman" w:hAnsi="Times New Roman"/>
-          <w:color w:val="000000"/>
-          <w:sz w:val="24"/>
-        </w:rPr>
-        <w:t>, Боже батьків наших, бо Ти забрав тінь нічну і явив нам знову світло денне. Молимо Твою добрість: Милостивий будь для нас грішних і прийми молитву нашу задля великої Твоєї ласкавости, бо ми прибігаємо до Тебе, милостивого і всемогутнього Бога. Ти, що засвітив у серцях наших правдиве сонце справедливости Твоєї! Просвіти розум наш і почування всі зберігай, щоб, як у день, ходили ми пристойно шляхом заповідей Твоїх і дійшли до життя вічного, і стали гідними насолоджуватися недоступним Твоїм світлом. Бо в Тебе є джерело життя, Ти Бог наш і Тобі славу возсилаємо: Отцю, і Сину, і Святому Духові, нині і повсякчас, і на віки віків. Амінь.</w:t>
+        <w:t>(3 р.)</w:t>
       </w:r>
     </w:p>
     <w:p>
@@ -6995,290 +6879,14 @@
           <w:i/>
           <w:color w:val="FF0000"/>
         </w:rPr>
-        <w:t>Велика єктенія</w:t>
-      </w:r>
-    </w:p>
-    <w:p>
-      <w:pPr>
-        <w:spacing w:after="120"/>
-      </w:pPr>
-      <w:r>
-        <w:rPr>
-          <w:rFonts w:ascii="Times New Roman" w:hAnsi="Times New Roman"/>
-          <w:color w:val="000000"/>
-          <w:sz w:val="24"/>
-        </w:rPr>
-        <w:t>У мирі Господеві помолімся.</w:t>
-      </w:r>
-    </w:p>
-    <w:p>
-      <w:pPr>
-        <w:spacing w:after="120"/>
-      </w:pPr>
-      <w:r>
-        <w:rPr>
-          <w:rFonts w:ascii="Times New Roman" w:hAnsi="Times New Roman"/>
-          <w:i/>
-          <w:color w:val="FF4400"/>
-          <w:sz w:val="24"/>
-        </w:rPr>
-        <w:t>Вірні:</w:t>
-      </w:r>
-      <w:r>
-        <w:rPr>
-          <w:rFonts w:ascii="Times New Roman" w:hAnsi="Times New Roman"/>
-          <w:color w:val="000000"/>
-          <w:sz w:val="24"/>
-        </w:rPr>
-        <w:t xml:space="preserve"> Го́споди, поми́луй.</w:t>
-      </w:r>
-    </w:p>
-    <w:p>
-      <w:pPr>
-        <w:spacing w:after="120"/>
-      </w:pPr>
-      <w:r>
-        <w:rPr>
-          <w:rFonts w:ascii="Times New Roman" w:hAnsi="Times New Roman"/>
-          <w:color w:val="000000"/>
-          <w:sz w:val="24"/>
-        </w:rPr>
-        <w:t>За мир з висот і спасіння душ наших Господеві помолімся.</w:t>
-      </w:r>
-    </w:p>
-    <w:p>
-      <w:pPr>
-        <w:spacing w:after="120"/>
-      </w:pPr>
-      <w:r>
-        <w:rPr>
-          <w:rFonts w:ascii="Times New Roman" w:hAnsi="Times New Roman"/>
-          <w:i/>
-          <w:color w:val="FF4400"/>
-          <w:sz w:val="24"/>
-        </w:rPr>
-        <w:t>Вірні:</w:t>
-      </w:r>
-      <w:r>
-        <w:rPr>
-          <w:rFonts w:ascii="Times New Roman" w:hAnsi="Times New Roman"/>
-          <w:color w:val="000000"/>
-          <w:sz w:val="24"/>
-        </w:rPr>
-        <w:t xml:space="preserve"> Го́споди, поми́луй.</w:t>
-      </w:r>
-    </w:p>
-    <w:p>
-      <w:pPr>
-        <w:spacing w:after="120"/>
-      </w:pPr>
-      <w:r>
-        <w:rPr>
-          <w:rFonts w:ascii="Times New Roman" w:hAnsi="Times New Roman"/>
-          <w:color w:val="000000"/>
-          <w:sz w:val="24"/>
-        </w:rPr>
-        <w:t>За мир усього світу, добрий стан святих Божих церков і з’єднання всіх Господеві помолімся.</w:t>
-      </w:r>
-    </w:p>
-    <w:p>
-      <w:pPr>
-        <w:spacing w:after="120"/>
-      </w:pPr>
-      <w:r>
-        <w:rPr>
-          <w:rFonts w:ascii="Times New Roman" w:hAnsi="Times New Roman"/>
-          <w:i/>
-          <w:color w:val="FF4400"/>
-          <w:sz w:val="24"/>
-        </w:rPr>
-        <w:t>Вірні:</w:t>
-      </w:r>
-      <w:r>
-        <w:rPr>
-          <w:rFonts w:ascii="Times New Roman" w:hAnsi="Times New Roman"/>
-          <w:color w:val="000000"/>
-          <w:sz w:val="24"/>
-        </w:rPr>
-        <w:t xml:space="preserve"> Го́споди, поми́луй.</w:t>
-      </w:r>
-    </w:p>
-    <w:p>
-      <w:pPr>
-        <w:spacing w:after="120"/>
-      </w:pPr>
-      <w:r>
-        <w:rPr>
-          <w:rFonts w:ascii="Times New Roman" w:hAnsi="Times New Roman"/>
-          <w:color w:val="000000"/>
-          <w:sz w:val="24"/>
-        </w:rPr>
-        <w:t>За святий храм цей і тих, що з вірою, благоговінням і страхом Божим входять до нього, Господеві помолімся.</w:t>
-      </w:r>
-    </w:p>
-    <w:p>
-      <w:pPr>
-        <w:spacing w:after="120"/>
-      </w:pPr>
-      <w:r>
-        <w:rPr>
-          <w:rFonts w:ascii="Times New Roman" w:hAnsi="Times New Roman"/>
-          <w:i/>
-          <w:color w:val="FF4400"/>
-          <w:sz w:val="24"/>
-        </w:rPr>
-        <w:t>Вірні:</w:t>
-      </w:r>
-      <w:r>
-        <w:rPr>
-          <w:rFonts w:ascii="Times New Roman" w:hAnsi="Times New Roman"/>
-          <w:color w:val="000000"/>
-          <w:sz w:val="24"/>
-        </w:rPr>
-        <w:t xml:space="preserve"> Го́споди, поми́луй.</w:t>
-      </w:r>
-    </w:p>
-    <w:p>
-      <w:pPr>
-        <w:spacing w:after="120"/>
-      </w:pPr>
-      <w:r>
-        <w:rPr>
-          <w:rFonts w:ascii="Times New Roman" w:hAnsi="Times New Roman"/>
-          <w:color w:val="000000"/>
-          <w:sz w:val="24"/>
-        </w:rPr>
-        <w:t xml:space="preserve">За святішого вселенського архиєрея Франциска, папу Римського, і за блаженнішого патріярха нашого Святослава, і за преосвященнішого архиєпископа і митрополита нашого кир </w:t>
-      </w:r>
-      <w:r>
-        <w:rPr>
-          <w:rFonts w:ascii="Times New Roman" w:hAnsi="Times New Roman"/>
-          <w:i/>
-          <w:color w:val="FF4400"/>
-          <w:sz w:val="24"/>
-        </w:rPr>
-        <w:t>ім’я</w:t>
-      </w:r>
-      <w:r>
-        <w:rPr>
-          <w:rFonts w:ascii="Times New Roman" w:hAnsi="Times New Roman"/>
-          <w:i/>
-          <w:color w:val="000000"/>
-          <w:sz w:val="24"/>
-        </w:rPr>
-        <w:t>,</w:t>
-      </w:r>
-      <w:r>
-        <w:rPr>
-          <w:rFonts w:ascii="Times New Roman" w:hAnsi="Times New Roman"/>
-          <w:color w:val="000000"/>
-          <w:sz w:val="24"/>
-        </w:rPr>
-        <w:t xml:space="preserve"> і за боголюбивого єпископа нашого кир </w:t>
-      </w:r>
-      <w:r>
-        <w:rPr>
-          <w:rFonts w:ascii="Times New Roman" w:hAnsi="Times New Roman"/>
-          <w:i/>
-          <w:color w:val="FF4400"/>
-          <w:sz w:val="24"/>
-        </w:rPr>
-        <w:t>ім’я</w:t>
-      </w:r>
-      <w:r>
-        <w:rPr>
-          <w:rFonts w:ascii="Times New Roman" w:hAnsi="Times New Roman"/>
-          <w:i/>
-          <w:color w:val="000000"/>
-          <w:sz w:val="24"/>
-        </w:rPr>
-        <w:t>,</w:t>
-      </w:r>
-      <w:r>
-        <w:rPr>
-          <w:rFonts w:ascii="Times New Roman" w:hAnsi="Times New Roman"/>
-          <w:color w:val="000000"/>
-          <w:sz w:val="24"/>
-        </w:rPr>
-        <w:t xml:space="preserve"> чесне пресвітерство, у Христі дияконство, за весь причет і людей Господеві помолімся.</w:t>
-      </w:r>
-    </w:p>
-    <w:p>
-      <w:pPr>
-        <w:spacing w:after="120"/>
-      </w:pPr>
-      <w:r>
-        <w:rPr>
-          <w:rFonts w:ascii="Times New Roman" w:hAnsi="Times New Roman"/>
-          <w:i/>
-          <w:color w:val="FF4400"/>
-          <w:sz w:val="24"/>
-        </w:rPr>
-        <w:t>Вірні:</w:t>
-      </w:r>
-      <w:r>
-        <w:rPr>
-          <w:rFonts w:ascii="Times New Roman" w:hAnsi="Times New Roman"/>
-          <w:color w:val="000000"/>
-          <w:sz w:val="24"/>
-        </w:rPr>
-        <w:t xml:space="preserve"> Го́споди, поми́луй.</w:t>
-      </w:r>
-    </w:p>
-    <w:p>
-      <w:pPr>
-        <w:spacing w:after="120"/>
-      </w:pPr>
-      <w:r>
-        <w:rPr>
-          <w:rFonts w:ascii="Times New Roman" w:hAnsi="Times New Roman"/>
-          <w:color w:val="000000"/>
-          <w:sz w:val="24"/>
-        </w:rPr>
-        <w:t>За Богом бережений народ наш, за правління і все військо Господеві помолімся.</w:t>
-      </w:r>
-    </w:p>
-    <w:p>
-      <w:pPr>
-        <w:spacing w:after="120"/>
-      </w:pPr>
-      <w:r>
-        <w:rPr>
-          <w:rFonts w:ascii="Times New Roman" w:hAnsi="Times New Roman"/>
-          <w:i/>
-          <w:color w:val="FF4400"/>
-          <w:sz w:val="24"/>
-        </w:rPr>
-        <w:t>Вірні:</w:t>
-      </w:r>
-      <w:r>
-        <w:rPr>
-          <w:rFonts w:ascii="Times New Roman" w:hAnsi="Times New Roman"/>
-          <w:color w:val="000000"/>
-          <w:sz w:val="24"/>
-        </w:rPr>
-        <w:t xml:space="preserve"> Го́споди, поми́луй.</w:t>
-      </w:r>
-    </w:p>
-    <w:p>
-      <w:pPr>
-        <w:spacing w:after="120"/>
-      </w:pPr>
-      <w:r>
-        <w:rPr>
-          <w:rFonts w:ascii="Times New Roman" w:hAnsi="Times New Roman"/>
-          <w:color w:val="000000"/>
-          <w:sz w:val="24"/>
-        </w:rPr>
-        <w:t xml:space="preserve">За місто це </w:t>
-      </w:r>
-      <w:r>
-        <w:rPr>
-          <w:rFonts w:ascii="Times New Roman" w:hAnsi="Times New Roman"/>
-          <w:sz w:val="24"/>
-        </w:rPr>
-        <w:t>(</w:t>
-      </w:r>
+        <w:t>Утренні молитви</w:t>
+      </w:r>
+    </w:p>
+    <w:p>
+      <w:pPr>
+        <w:spacing w:after="120"/>
+        <w:jc w:val="both"/>
+      </w:pPr>
       <w:r>
         <w:rPr>
           <w:rFonts w:ascii="Times New Roman" w:hAnsi="Times New Roman"/>
@@ -7286,14 +6894,221 @@
           <w:color w:val="FF0000"/>
           <w:sz w:val="24"/>
         </w:rPr>
-        <w:t>або</w:t>
-      </w:r>
+        <w:t>Під час рецитування псалмів, Священник читає потиху перед св. дверми оці молитви:</w:t>
+      </w:r>
+    </w:p>
+    <w:p>
+      <w:pPr>
+        <w:spacing w:after="120"/>
+        <w:jc w:val="both"/>
+      </w:pPr>
       <w:r>
         <w:rPr>
           <w:rFonts w:ascii="Times New Roman" w:hAnsi="Times New Roman"/>
           <w:color w:val="FF0000"/>
           <w:sz w:val="24"/>
         </w:rPr>
+        <w:t xml:space="preserve">1. </w:t>
+      </w:r>
+      <w:r>
+        <w:rPr>
+          <w:rFonts w:ascii="Times New Roman" w:hAnsi="Times New Roman"/>
+          <w:sz w:val="24"/>
+        </w:rPr>
+        <w:t xml:space="preserve">Благодаримо </w:t>
+      </w:r>
+      <w:r>
+        <w:rPr>
+          <w:rFonts w:ascii="Times New Roman" w:hAnsi="Times New Roman"/>
+          <w:color w:val="000000"/>
+          <w:sz w:val="24"/>
+        </w:rPr>
+        <w:t>Т</w:t>
+      </w:r>
+      <w:r>
+        <w:rPr>
+          <w:rFonts w:ascii="Times New Roman" w:hAnsi="Times New Roman"/>
+          <w:sz w:val="24"/>
+        </w:rPr>
+        <w:t>е</w:t>
+      </w:r>
+      <w:r>
+        <w:rPr>
+          <w:rFonts w:ascii="Times New Roman" w:hAnsi="Times New Roman"/>
+          <w:color w:val="000000"/>
+          <w:sz w:val="24"/>
+        </w:rPr>
+        <w:t>б</w:t>
+      </w:r>
+      <w:r>
+        <w:rPr>
+          <w:rFonts w:ascii="Times New Roman" w:hAnsi="Times New Roman"/>
+          <w:sz w:val="24"/>
+        </w:rPr>
+        <w:t>е</w:t>
+      </w:r>
+      <w:r>
+        <w:rPr>
+          <w:rFonts w:ascii="Times New Roman" w:hAnsi="Times New Roman"/>
+          <w:color w:val="000000"/>
+          <w:sz w:val="24"/>
+        </w:rPr>
+        <w:t>, Господи, Боже наш, що підняв нас із постелі нашої і вклав в уста наші слово хвали, щоб поклонятися і призивати ім'я Твоє святе. Ми умоляємо Твоє милосердя, яке Ти завжди виявляв у нашому житті. Пошли поміч свою людям, що стоять перед лицем святої слави Твоєї і дожидають від Тебе багатої милости; і дай нам, що зо страхом і любов'ю завжди Тобі служимо, хвалити несказанну Твою доброту. Бо Тобі належить усяка слава, честь і поклоніння: Отцю, і Сину, і Святому Духові, нині і повсякчас, і на віки віків. Амінь.</w:t>
+      </w:r>
+    </w:p>
+    <w:p>
+      <w:pPr>
+        <w:spacing w:after="120"/>
+        <w:jc w:val="both"/>
+      </w:pPr>
+      <w:r>
+        <w:rPr>
+          <w:rFonts w:ascii="Times New Roman" w:hAnsi="Times New Roman"/>
+          <w:color w:val="FF0000"/>
+          <w:sz w:val="24"/>
+        </w:rPr>
+        <w:t xml:space="preserve">2. </w:t>
+      </w:r>
+      <w:r>
+        <w:rPr>
+          <w:rFonts w:ascii="Times New Roman" w:hAnsi="Times New Roman"/>
+          <w:color w:val="000000"/>
+          <w:sz w:val="24"/>
+        </w:rPr>
+        <w:t>Від ночі лине дух наш до Тебе, Боже, бо світлом є повеління Твої на землі. Навчи нас у страсі Твоєму виконувати правду й добро, бо Тебе славимо як правдивого Бога нашого. Прихили вухо своє і вислухай нас, і пом'яни, Господи, тих, що є та що моляться з нами, всіх по імені, і спаси їх силою Твоєю. Благослови людей Твоїх і освяти спадкоємство Твоє: мир світові Твоєму даруй, церквам Твоїм, Священникам, владі, і всім людям. Хай благословиться і прославляється всечесне і величне ім'я Твоє, Отця, і Сина, і Святого Духа, нині і повсякчас, і на віки віків. Амінь.</w:t>
+      </w:r>
+    </w:p>
+    <w:p>
+      <w:pPr>
+        <w:spacing w:after="120"/>
+        <w:jc w:val="both"/>
+      </w:pPr>
+      <w:r>
+        <w:rPr>
+          <w:rFonts w:ascii="Times New Roman" w:hAnsi="Times New Roman"/>
+          <w:color w:val="FF0000"/>
+          <w:sz w:val="24"/>
+        </w:rPr>
+        <w:t>3.</w:t>
+      </w:r>
+      <w:r>
+        <w:rPr>
+          <w:rFonts w:ascii="Times New Roman" w:hAnsi="Times New Roman"/>
+          <w:color w:val="000000"/>
+          <w:sz w:val="24"/>
+        </w:rPr>
+        <w:t xml:space="preserve"> Від ночі лине дух наш до Тебе, Боже, бо світлом є повеління Твої. Навчи нас, Боже, правди Твоєї, заповідей Твоїх і виправдань Твоїх. Просвіти наші духовні очі, щоб ми не заснули в гріхах на смерть. Віджени всяку мряку від сердець наших, даруй нам сонце правди і охорони життя наше знаменням і печаттю Святого Твого Духа. Направ стопи наші на шлях мирний, </w:t>
+      </w:r>
+      <w:r>
+        <w:rPr>
+          <w:rFonts w:ascii="Times New Roman" w:hAnsi="Times New Roman"/>
+          <w:color w:val="000000"/>
+          <w:sz w:val="24"/>
+        </w:rPr>
+        <w:t>дай нам бачити ранішній день у радості, щоб ми Тобі засилали ранішні молитви, бо Твоє є володіння і Твоє є царство і сила, і слава Отця, і Сина, і Святого Духа, нині і повсякчас, і на віки віків. Амінь.</w:t>
+      </w:r>
+    </w:p>
+    <w:p>
+      <w:pPr>
+        <w:spacing w:after="120"/>
+        <w:jc w:val="both"/>
+      </w:pPr>
+      <w:r>
+        <w:rPr>
+          <w:rFonts w:ascii="Times New Roman" w:hAnsi="Times New Roman"/>
+          <w:color w:val="FF0000"/>
+          <w:sz w:val="24"/>
+        </w:rPr>
+        <w:t>4.</w:t>
+      </w:r>
+      <w:r>
+        <w:rPr>
+          <w:rFonts w:ascii="Times New Roman" w:hAnsi="Times New Roman"/>
+          <w:color w:val="000000"/>
+          <w:sz w:val="24"/>
+        </w:rPr>
+        <w:t xml:space="preserve"> Владико, Боже святий і неосяжний, що казав із темряви світлові засіяти, що заспокоїв нас у нічному сні й підвів до величання і моління Твоєї доброти! Ти, що даєш себе умолити задля свого милосердя, прийми і нині нас, що поклоняємося Тобі й по силі </w:t>
+      </w:r>
+      <w:r>
+        <w:rPr>
+          <w:rFonts w:ascii="Times New Roman" w:hAnsi="Times New Roman"/>
+          <w:sz w:val="24"/>
+        </w:rPr>
+        <w:t xml:space="preserve">благодаримо </w:t>
+      </w:r>
+      <w:r>
+        <w:rPr>
+          <w:rFonts w:ascii="Times New Roman" w:hAnsi="Times New Roman"/>
+          <w:color w:val="000000"/>
+          <w:sz w:val="24"/>
+        </w:rPr>
+        <w:t>Т</w:t>
+      </w:r>
+      <w:r>
+        <w:rPr>
+          <w:rFonts w:ascii="Times New Roman" w:hAnsi="Times New Roman"/>
+          <w:sz w:val="24"/>
+        </w:rPr>
+        <w:t>ебе</w:t>
+      </w:r>
+      <w:r>
+        <w:rPr>
+          <w:rFonts w:ascii="Times New Roman" w:hAnsi="Times New Roman"/>
+          <w:color w:val="000000"/>
+          <w:sz w:val="24"/>
+        </w:rPr>
+        <w:t xml:space="preserve">; і даруй нам те, чого просимо задля спасіння. Вчини нас синами світла і дня та спадкоємцями вічних Твоїх </w:t>
+      </w:r>
+      <w:r>
+        <w:rPr>
+          <w:rFonts w:ascii="Times New Roman" w:hAnsi="Times New Roman"/>
+          <w:sz w:val="24"/>
+        </w:rPr>
+        <w:t>благ</w:t>
+      </w:r>
+      <w:r>
+        <w:rPr>
+          <w:rFonts w:ascii="Times New Roman" w:hAnsi="Times New Roman"/>
+          <w:color w:val="000000"/>
+          <w:sz w:val="24"/>
+        </w:rPr>
+        <w:t>. Пом'яни, Господи, за багатством ласк Твоїх усіх людей, що є і моляться з нами, і всю братію нашу на землі й на морі, і на всякому місці володіння Твого, що потребують Твоєї любови й помочі. Усім вияви велику Твою милість, щоб спасенні, як душею так і тілом, завжди перебували й відважно славили чудне й благословенне ім'я Твоє, бо Ти Бог милости і ласк, і любови, і Тобі славу возсилаємо: Отцю, і Сину, і Святому Духові, нині і повсякчас, і на віки віків. Амінь.</w:t>
+      </w:r>
+    </w:p>
+    <w:p>
+      <w:pPr>
+        <w:spacing w:after="120"/>
+        <w:jc w:val="both"/>
+      </w:pPr>
+      <w:r>
+        <w:rPr>
+          <w:rFonts w:ascii="Times New Roman" w:hAnsi="Times New Roman"/>
+          <w:color w:val="FF0000"/>
+          <w:sz w:val="24"/>
+        </w:rPr>
+        <w:t>5.</w:t>
+      </w:r>
+      <w:r>
+        <w:rPr>
+          <w:rFonts w:ascii="Times New Roman" w:hAnsi="Times New Roman"/>
+          <w:color w:val="000000"/>
+          <w:sz w:val="24"/>
+        </w:rPr>
+        <w:t xml:space="preserve"> Скарб</w:t>
+      </w:r>
+      <w:r>
+        <w:rPr>
+          <w:rFonts w:ascii="Times New Roman" w:hAnsi="Times New Roman"/>
+          <w:sz w:val="24"/>
+        </w:rPr>
+        <w:t>нице</w:t>
+      </w:r>
+      <w:r>
+        <w:rPr>
+          <w:rFonts w:ascii="Times New Roman" w:hAnsi="Times New Roman"/>
+          <w:color w:val="000000"/>
+          <w:sz w:val="24"/>
+        </w:rPr>
         <w:t xml:space="preserve"> </w:t>
       </w:r>
       <w:r>
@@ -7301,31 +7116,88 @@
           <w:rFonts w:ascii="Times New Roman" w:hAnsi="Times New Roman"/>
           <w:sz w:val="24"/>
         </w:rPr>
-        <w:t xml:space="preserve">за село це, </w:t>
-      </w:r>
-      <w:r>
-        <w:rPr>
-          <w:rFonts w:ascii="Times New Roman" w:hAnsi="Times New Roman"/>
-          <w:i/>
+        <w:t>благ</w:t>
+      </w:r>
+      <w:r>
+        <w:rPr>
+          <w:rFonts w:ascii="Times New Roman" w:hAnsi="Times New Roman"/>
+          <w:color w:val="000000"/>
+          <w:sz w:val="24"/>
+        </w:rPr>
+        <w:t>, джерело невисихаюче, Отче святий, чудотворче всесильний і вседержителю! Усі Тобі поклоняємося і Тобі молимося та Твої милості і Твої ласки призиваємо на поміч і на заступництво нашій смиренності. Пом'яни, Господи, слуг Твоїх, прийми від усіх нас ранішні моління, як кадило перед Тобою; ні одного з нас не вчини нездатним, але всіх нас зберігай ласками Твоїми. Пом'яни, Господи, тих, що чувають і співають на славу Твою і єдинородного Твого Сина і Бога нашого, і Святого Твого Духа. Будь їм помічником і заступником; прийми їх молитви на наднебесний і духовний Твій жертовник, бо Ти Бог наш, і Тобі славу возсилаємо: Отцю, і Сину, і Святому Духові, нині і повсякчас, і на віки віків. Амінь.</w:t>
+      </w:r>
+    </w:p>
+    <w:p>
+      <w:pPr>
+        <w:spacing w:after="120"/>
+        <w:jc w:val="both"/>
+      </w:pPr>
+      <w:r>
+        <w:rPr>
+          <w:rFonts w:ascii="Times New Roman" w:hAnsi="Times New Roman"/>
           <w:color w:val="FF0000"/>
           <w:sz w:val="24"/>
         </w:rPr>
-        <w:t>або</w:t>
-      </w:r>
+        <w:t xml:space="preserve">6. </w:t>
+      </w:r>
+      <w:r>
+        <w:rPr>
+          <w:rFonts w:ascii="Times New Roman" w:hAnsi="Times New Roman"/>
+          <w:sz w:val="24"/>
+        </w:rPr>
+        <w:t>Благодаримо</w:t>
+      </w:r>
+      <w:r>
+        <w:rPr>
+          <w:rFonts w:ascii="Times New Roman" w:hAnsi="Times New Roman"/>
+          <w:color w:val="000000"/>
+          <w:sz w:val="24"/>
+        </w:rPr>
+        <w:t xml:space="preserve"> Т</w:t>
+      </w:r>
+      <w:r>
+        <w:rPr>
+          <w:rFonts w:ascii="Times New Roman" w:hAnsi="Times New Roman"/>
+          <w:sz w:val="24"/>
+        </w:rPr>
+        <w:t>е</w:t>
+      </w:r>
+      <w:r>
+        <w:rPr>
+          <w:rFonts w:ascii="Times New Roman" w:hAnsi="Times New Roman"/>
+          <w:color w:val="000000"/>
+          <w:sz w:val="24"/>
+        </w:rPr>
+        <w:t>б</w:t>
+      </w:r>
+      <w:r>
+        <w:rPr>
+          <w:rFonts w:ascii="Times New Roman" w:hAnsi="Times New Roman"/>
+          <w:sz w:val="24"/>
+        </w:rPr>
+        <w:t>е</w:t>
+      </w:r>
+      <w:r>
+        <w:rPr>
+          <w:rFonts w:ascii="Times New Roman" w:hAnsi="Times New Roman"/>
+          <w:color w:val="000000"/>
+          <w:sz w:val="24"/>
+        </w:rPr>
+        <w:t>, Господи, Боже спасіння нашого, бо Ти все робиш для добра життя нашого, щоб ми завжди на Тебе споглядали, Спасителю й Доброчинцю душ наших. Бо Ти дав спокій нам у час минулої ночі й підвів нас, щоб ми поклонялися величному імені Твоєму. Тому молимо Тебе, Господи: Дай нам ласку й силу, щоб ми стали гідними співати Тобі розумно й молитися безупинно та в страсі і тремтінні над нашим спасінням працювали, при заступництві Христа Твого. Пом'яни, Господи, і тих, що вночі до Тебе кличуть. Вислухай їх і помилуй, і круши під ноги їх невидимих і войовничих ворогів. Бо Ти Цар миру і Спас душ наших, і Тобі славу возсилаємо: Отцю і Сину, і Святому Духові, нині і повсякчас, і на віки віків. Амінь.</w:t>
+      </w:r>
+    </w:p>
+    <w:p>
+      <w:pPr>
+        <w:spacing w:after="120"/>
+        <w:jc w:val="both"/>
+      </w:pPr>
       <w:r>
         <w:rPr>
           <w:rFonts w:ascii="Times New Roman" w:hAnsi="Times New Roman"/>
           <w:color w:val="FF0000"/>
           <w:sz w:val="24"/>
         </w:rPr>
-        <w:t xml:space="preserve"> </w:t>
-      </w:r>
-      <w:r>
-        <w:rPr>
-          <w:rFonts w:ascii="Times New Roman" w:hAnsi="Times New Roman"/>
-          <w:sz w:val="24"/>
-        </w:rPr>
-        <w:t>за святу обитель цю)</w:t>
+        <w:t>7.</w:t>
       </w:r>
       <w:r>
         <w:rPr>
@@ -7333,21 +7205,21 @@
           <w:color w:val="000000"/>
           <w:sz w:val="24"/>
         </w:rPr>
-        <w:t>, і за кожне село, місто, країну, і за тих, що вірою живуть у них, Господеві помолімся.</w:t>
-      </w:r>
-    </w:p>
-    <w:p>
-      <w:pPr>
-        <w:spacing w:after="120"/>
-      </w:pPr>
-      <w:r>
-        <w:rPr>
-          <w:rFonts w:ascii="Times New Roman" w:hAnsi="Times New Roman"/>
-          <w:i/>
-          <w:color w:val="FF4400"/>
-          <w:sz w:val="24"/>
-        </w:rPr>
-        <w:t>Вірні:</w:t>
+        <w:t xml:space="preserve"> Боже й Отче Господа нашого Ісуса Христа! Ти підніс нас з постелі нашої і зібрав на годину молитви. Дай нам ласку відкрити уста наші і прийми наші подяки, що в наших силах, і навчи нас установ Твоїх. Бо молитися як слід не вміємо, якщо Ти, Господи, святим Твоїм Духом не навчиш нас. Тому молимося Тобі: Даруй і прости, якщо ми згрішили аж до теперішньої години словом або ділом, або думкою, добровільно або недобровільно. Бо коли на провини будеш дивитися, Господи, Господи, то хто встоїться, бо в Тебе є прощення. Ти один святий, допоміжник сильний, захисник життя нашого, і Тебе ми завжди оспівуватимемо. Нехай буде сила Царства Твого завжди благословенна і вельми прославлювана: Отця, і Сина, і Святого Духа, нині і повсякчас, і на віки віків. Амінь.</w:t>
+      </w:r>
+    </w:p>
+    <w:p>
+      <w:pPr>
+        <w:spacing w:after="120"/>
+        <w:jc w:val="both"/>
+      </w:pPr>
+      <w:r>
+        <w:rPr>
+          <w:rFonts w:ascii="Times New Roman" w:hAnsi="Times New Roman"/>
+          <w:color w:val="FF0000"/>
+          <w:sz w:val="24"/>
+        </w:rPr>
+        <w:t xml:space="preserve">8. </w:t>
       </w:r>
       <w:r>
         <w:rPr>
@@ -7355,34 +7227,29 @@
           <w:color w:val="000000"/>
           <w:sz w:val="24"/>
         </w:rPr>
-        <w:t xml:space="preserve"> Го́споди, поми́луй.</w:t>
-      </w:r>
-    </w:p>
-    <w:p>
-      <w:pPr>
-        <w:spacing w:after="120"/>
-      </w:pPr>
+        <w:t>Господи, Боже наш, що сонну неміч забрав від нас і покликав нас візванням святим, щоб і вночі підносити руки наші і прославляти Тебе за справедливі Твої присуди. Прийми благання наші, моління, визнавання, нічні служби і даруй нам, Боже, віру бездоганну, надію впевнену, любов нелицемірну. Благослови наші входи й виходи, вчинки, слова, діла й думки; і дай нам дочекатися початку дня, нам, що хвалять й оспівують, і благословлять добрість Твоєї несказанної сили, щоб було благословенне Твоє пресвяте ім'я і прославлене Твоє царство: Отця, і Сина, і Святого Духа, нині і повсякчас, і на віки віків. Амінь.</w:t>
+      </w:r>
+    </w:p>
+    <w:p>
+      <w:pPr>
+        <w:spacing w:after="120"/>
+        <w:jc w:val="both"/>
+      </w:pPr>
+      <w:r>
+        <w:rPr>
+          <w:rFonts w:ascii="Times New Roman" w:hAnsi="Times New Roman"/>
+          <w:color w:val="FF0000"/>
+          <w:sz w:val="24"/>
+        </w:rPr>
+        <w:t>9.</w:t>
+      </w:r>
       <w:r>
         <w:rPr>
           <w:rFonts w:ascii="Times New Roman" w:hAnsi="Times New Roman"/>
           <w:color w:val="000000"/>
           <w:sz w:val="24"/>
         </w:rPr>
-        <w:t>За добре поліття, за врожай плодів земних і часи мирні Господеві помолімся.</w:t>
-      </w:r>
-    </w:p>
-    <w:p>
-      <w:pPr>
-        <w:spacing w:after="120"/>
-      </w:pPr>
-      <w:r>
-        <w:rPr>
-          <w:rFonts w:ascii="Times New Roman" w:hAnsi="Times New Roman"/>
-          <w:i/>
-          <w:color w:val="FF4400"/>
-          <w:sz w:val="24"/>
-        </w:rPr>
-        <w:t>Вірні:</w:t>
+        <w:t xml:space="preserve"> Господи, Боже наш! Ти за покаяння дарував людям відпущення, нам же, як образ пізнання і визнання гріхів, показав покаяння і прощення пророка Давида. Тож, Владико, помилуй з </w:t>
       </w:r>
       <w:r>
         <w:rPr>
@@ -7390,34 +7257,43 @@
           <w:color w:val="000000"/>
           <w:sz w:val="24"/>
         </w:rPr>
-        <w:t xml:space="preserve"> Го́споди, поми́луй.</w:t>
-      </w:r>
-    </w:p>
-    <w:p>
-      <w:pPr>
-        <w:spacing w:after="120"/>
-      </w:pPr>
+        <w:t>великої милости Твоєї нас, що в чимало великих гріхів впали, і по багатстві ласк Твоїх очисти беззаконня наші, бо перед Тобою згрішили ми, Господи, що невідомі й таємні речі серця людського знаєш, і єдиний Ти маєш владу прощати гріхи. Серце ж чисте вчини в нас і Духом владичним утверди нас, і радість спасіння Твого яви нам. Не відкинь нас від лиця Твого, але дозволь, як благий і людинолюбний, аж до останнього нашого віддиху появляти Тобі жертву справедливости й приноси на святих Твоїх жертовниках, милістю і ласками і людинолюб'ям єдинородного Сина Твого, з яким Ти є благословенний з пресвятим, добрим і животворчим Твоїм Духом, нині й повсякчас, і на віки віків. Амінь.</w:t>
+      </w:r>
+    </w:p>
+    <w:p>
+      <w:pPr>
+        <w:spacing w:after="120"/>
+        <w:jc w:val="both"/>
+      </w:pPr>
+      <w:r>
+        <w:rPr>
+          <w:rFonts w:ascii="Times New Roman" w:hAnsi="Times New Roman"/>
+          <w:color w:val="FF0000"/>
+          <w:sz w:val="24"/>
+        </w:rPr>
+        <w:t>10.</w:t>
+      </w:r>
       <w:r>
         <w:rPr>
           <w:rFonts w:ascii="Times New Roman" w:hAnsi="Times New Roman"/>
           <w:color w:val="000000"/>
           <w:sz w:val="24"/>
         </w:rPr>
-        <w:t>За тих, що плавають, подорожують, за недужих, страждаючих, полонених – і за спасення їх Господеві помолімся.</w:t>
-      </w:r>
-    </w:p>
-    <w:p>
-      <w:pPr>
-        <w:spacing w:after="120"/>
-      </w:pPr>
-      <w:r>
-        <w:rPr>
-          <w:rFonts w:ascii="Times New Roman" w:hAnsi="Times New Roman"/>
-          <w:i/>
-          <w:color w:val="FF4400"/>
-          <w:sz w:val="24"/>
-        </w:rPr>
-        <w:t>Вірні:</w:t>
+        <w:t xml:space="preserve"> Боже, Боже наш! Ти сотворив розумні й духовні сили своєю волею. Тебе просимо й Тобі молимося: Прийми наші посильні величання з усіма Твоїми творіннями і збагати щедрими даруваннями Твоєї ласки. Бо перед Тобою згинається всяке коліно: на небі, на землі й під землею, і все, що живе, і все створіння оспівує неосяжну Твою славу, бо Ти Бог правдивий і вельми милостивий. Тебе бо хвалять усі небесні сили, і Тобі славу возсилаємо: Отцю, і Сину, і Святому Духові, нині і повсякчас, і на віки віків. Амінь.</w:t>
+      </w:r>
+    </w:p>
+    <w:p>
+      <w:pPr>
+        <w:spacing w:after="120"/>
+        <w:jc w:val="both"/>
+      </w:pPr>
+      <w:r>
+        <w:rPr>
+          <w:rFonts w:ascii="Times New Roman" w:hAnsi="Times New Roman"/>
+          <w:color w:val="FF0000"/>
+          <w:sz w:val="24"/>
+        </w:rPr>
+        <w:t xml:space="preserve">11. </w:t>
       </w:r>
       <w:r>
         <w:rPr>
@@ -7425,34 +7301,29 @@
           <w:color w:val="000000"/>
           <w:sz w:val="24"/>
         </w:rPr>
-        <w:t xml:space="preserve"> Го́споди, поми́луй.</w:t>
-      </w:r>
-    </w:p>
-    <w:p>
-      <w:pPr>
-        <w:spacing w:after="120"/>
-      </w:pPr>
+        <w:t xml:space="preserve">Хвалимо, співаємо, благословимо і </w:t>
+      </w:r>
+      <w:r>
+        <w:rPr>
+          <w:rFonts w:ascii="Times New Roman" w:hAnsi="Times New Roman"/>
+          <w:sz w:val="24"/>
+        </w:rPr>
+        <w:t>благодаримо</w:t>
+      </w:r>
       <w:r>
         <w:rPr>
           <w:rFonts w:ascii="Times New Roman" w:hAnsi="Times New Roman"/>
           <w:color w:val="000000"/>
           <w:sz w:val="24"/>
         </w:rPr>
-        <w:t>Щоб визволитися нам від усякої скорботи, гніву й нужди, Господеві помолімся.</w:t>
-      </w:r>
-    </w:p>
-    <w:p>
-      <w:pPr>
-        <w:spacing w:after="120"/>
-      </w:pPr>
-      <w:r>
-        <w:rPr>
-          <w:rFonts w:ascii="Times New Roman" w:hAnsi="Times New Roman"/>
-          <w:i/>
-          <w:color w:val="FF4400"/>
-          <w:sz w:val="24"/>
-        </w:rPr>
-        <w:t>Вірні:</w:t>
+        <w:t xml:space="preserve"> Т</w:t>
+      </w:r>
+      <w:r>
+        <w:rPr>
+          <w:rFonts w:ascii="Times New Roman" w:hAnsi="Times New Roman"/>
+          <w:sz w:val="24"/>
+        </w:rPr>
+        <w:t>ебе</w:t>
       </w:r>
       <w:r>
         <w:rPr>
@@ -7460,141 +7331,7 @@
           <w:color w:val="000000"/>
           <w:sz w:val="24"/>
         </w:rPr>
-        <w:t xml:space="preserve"> Го́споди, поми́луй.</w:t>
-      </w:r>
-    </w:p>
-    <w:p>
-      <w:pPr>
-        <w:spacing w:after="120"/>
-      </w:pPr>
-      <w:r>
-        <w:rPr>
-          <w:rFonts w:ascii="Times New Roman" w:hAnsi="Times New Roman"/>
-          <w:sz w:val="24"/>
-        </w:rPr>
-        <w:t>Заступи, спаси, помилуй і охорони нас, Боже, Твоєю благодаттю</w:t>
-      </w:r>
-    </w:p>
-    <w:p>
-      <w:pPr>
-        <w:spacing w:after="120"/>
-      </w:pPr>
-      <w:r>
-        <w:rPr>
-          <w:rFonts w:ascii="Times New Roman" w:hAnsi="Times New Roman"/>
-          <w:i/>
-          <w:color w:val="FF4400"/>
-          <w:sz w:val="24"/>
-        </w:rPr>
-        <w:t>Вірні:</w:t>
-      </w:r>
-      <w:r>
-        <w:rPr>
-          <w:rFonts w:ascii="Times New Roman" w:hAnsi="Times New Roman"/>
-          <w:color w:val="000000"/>
-          <w:sz w:val="24"/>
-        </w:rPr>
-        <w:t xml:space="preserve"> Го́споди, поми́луй.</w:t>
-      </w:r>
-    </w:p>
-    <w:p>
-      <w:pPr>
-        <w:spacing w:after="120"/>
-      </w:pPr>
-      <w:r>
-        <w:rPr>
-          <w:rFonts w:ascii="Times New Roman" w:hAnsi="Times New Roman"/>
-          <w:color w:val="000000"/>
-          <w:sz w:val="24"/>
-        </w:rPr>
-        <w:t>Пресвяту, пречисту, преблагословенну, славну Владичицю нашу Богородицю і приснодіву Марію, з усіма святими пом’янувши, самих себе, і один одного, і все життя наше Христу Богові віддаймо.</w:t>
-      </w:r>
-    </w:p>
-    <w:p>
-      <w:pPr>
-        <w:spacing w:after="120"/>
-      </w:pPr>
-      <w:r>
-        <w:rPr>
-          <w:rFonts w:ascii="Times New Roman" w:hAnsi="Times New Roman"/>
-          <w:i/>
-          <w:color w:val="FF4400"/>
-          <w:sz w:val="24"/>
-        </w:rPr>
-        <w:t>Вірні:</w:t>
-      </w:r>
-      <w:r>
-        <w:rPr>
-          <w:rFonts w:ascii="Times New Roman" w:hAnsi="Times New Roman"/>
-          <w:color w:val="000000"/>
-          <w:sz w:val="24"/>
-        </w:rPr>
-        <w:t xml:space="preserve"> Тобі́, Го́споди.</w:t>
-      </w:r>
-    </w:p>
-    <w:p>
-      <w:pPr>
-        <w:spacing w:after="120"/>
-        <w:jc w:val="both"/>
-      </w:pPr>
-      <w:r>
-        <w:rPr>
-          <w:rFonts w:ascii="Times New Roman" w:hAnsi="Times New Roman"/>
-          <w:sz w:val="24"/>
-          <w:u w:val="single"/>
-        </w:rPr>
-        <w:t>[Благодаримо Тебе, Господи, Боже наш, що підняв нас із постелі нашої і вклав в уста наші слово хвали, щоб поклонятися і призивати ім'я Твоє святе. Ми умоляємо Твоє милосердя, яке Ти завжди виявляв у нашому житті. Пошли поміч свою людям, що стоять перед лицем святої слави Твоєї і дожидають від Тебе багатої милости; і дай нам, що зо страхом і любов'ю завжди Тобі служимо, хвалити несказанну Твою доброту.]</w:t>
-      </w:r>
-    </w:p>
-    <w:p>
-      <w:pPr>
-        <w:spacing w:after="120"/>
-      </w:pPr>
-      <w:r>
-        <w:rPr>
-          <w:rFonts w:ascii="Times New Roman" w:hAnsi="Times New Roman"/>
-          <w:i/>
-          <w:color w:val="FF4400"/>
-          <w:sz w:val="24"/>
-        </w:rPr>
-        <w:t>Священник:</w:t>
-      </w:r>
-      <w:r>
-        <w:rPr>
-          <w:rFonts w:ascii="Times New Roman" w:hAnsi="Times New Roman"/>
-          <w:sz w:val="24"/>
-        </w:rPr>
-        <w:t xml:space="preserve"> Бо Тобі належить усяка слава, честь і поклоніння, Отцю, і Сину, і Святому Духові, нині, і повсякчас, і на віки віків.</w:t>
-      </w:r>
-    </w:p>
-    <w:p>
-      <w:pPr>
-        <w:spacing w:after="120"/>
-        <w:jc w:val="both"/>
-      </w:pPr>
-      <w:r>
-        <w:rPr>
-          <w:rFonts w:ascii="Times New Roman" w:hAnsi="Times New Roman"/>
-          <w:i/>
-          <w:color w:val="FF0000"/>
-          <w:sz w:val="24"/>
-        </w:rPr>
-        <w:t>Вірні:</w:t>
-      </w:r>
-      <w:r>
-        <w:rPr>
-          <w:rFonts w:ascii="Times New Roman" w:hAnsi="Times New Roman"/>
-          <w:color w:val="FF0000"/>
-          <w:sz w:val="24"/>
-        </w:rPr>
-        <w:t xml:space="preserve"> </w:t>
-      </w:r>
-      <w:r>
-        <w:rPr>
-          <w:rFonts w:ascii="Times New Roman" w:hAnsi="Times New Roman"/>
-          <w:sz w:val="24"/>
-        </w:rPr>
-        <w:t>Амінь.</w:t>
+        <w:t>, Боже батьків наших, бо Ти забрав тінь нічну і явив нам знову світло денне. Молимо Твою добрість: Милостивий будь для нас грішних і прийми молитву нашу задля великої Твоєї ласкавости, бо ми прибігаємо до Тебе, милостивого і всемогутнього Бога. Ти, що засвітив у серцях наших правдиве сонце справедливости Твоєї! Просвіти розум наш і почування всі зберігай, щоб, як у день, ходили ми пристойно шляхом заповідей Твоїх і дійшли до життя вічного, і стали гідними насолоджуватися недоступним Твоїм світлом. Бо в Тебе є джерело життя, Ти Бог наш і Тобі славу возсилаємо: Отцю, і Сину, і Святому Духові, нині і повсякчас, і на віки віків. Амінь.</w:t>
       </w:r>
     </w:p>
     <w:p>
@@ -7616,6 +7353,627 @@
           <w:i/>
           <w:color w:val="FF0000"/>
         </w:rPr>
+        <w:t>Велика єктенія</w:t>
+      </w:r>
+    </w:p>
+    <w:p>
+      <w:pPr>
+        <w:spacing w:after="120"/>
+      </w:pPr>
+      <w:r>
+        <w:rPr>
+          <w:rFonts w:ascii="Times New Roman" w:hAnsi="Times New Roman"/>
+          <w:color w:val="000000"/>
+          <w:sz w:val="24"/>
+        </w:rPr>
+        <w:t>У мирі Господеві помолімся.</w:t>
+      </w:r>
+    </w:p>
+    <w:p>
+      <w:pPr>
+        <w:spacing w:after="120"/>
+      </w:pPr>
+      <w:r>
+        <w:rPr>
+          <w:rFonts w:ascii="Times New Roman" w:hAnsi="Times New Roman"/>
+          <w:i/>
+          <w:color w:val="FF4400"/>
+          <w:sz w:val="24"/>
+        </w:rPr>
+        <w:t>Вірні:</w:t>
+      </w:r>
+      <w:r>
+        <w:rPr>
+          <w:rFonts w:ascii="Times New Roman" w:hAnsi="Times New Roman"/>
+          <w:color w:val="000000"/>
+          <w:sz w:val="24"/>
+        </w:rPr>
+        <w:t xml:space="preserve"> Го́споди, поми́луй.</w:t>
+      </w:r>
+    </w:p>
+    <w:p>
+      <w:pPr>
+        <w:spacing w:after="120"/>
+      </w:pPr>
+      <w:r>
+        <w:rPr>
+          <w:rFonts w:ascii="Times New Roman" w:hAnsi="Times New Roman"/>
+          <w:color w:val="000000"/>
+          <w:sz w:val="24"/>
+        </w:rPr>
+        <w:t>За мир з висот і спасіння душ наших Господеві помолімся.</w:t>
+      </w:r>
+    </w:p>
+    <w:p>
+      <w:pPr>
+        <w:spacing w:after="120"/>
+      </w:pPr>
+      <w:r>
+        <w:rPr>
+          <w:rFonts w:ascii="Times New Roman" w:hAnsi="Times New Roman"/>
+          <w:i/>
+          <w:color w:val="FF4400"/>
+          <w:sz w:val="24"/>
+        </w:rPr>
+        <w:t>Вірні:</w:t>
+      </w:r>
+      <w:r>
+        <w:rPr>
+          <w:rFonts w:ascii="Times New Roman" w:hAnsi="Times New Roman"/>
+          <w:color w:val="000000"/>
+          <w:sz w:val="24"/>
+        </w:rPr>
+        <w:t xml:space="preserve"> Го́споди, поми́луй.</w:t>
+      </w:r>
+    </w:p>
+    <w:p>
+      <w:pPr>
+        <w:spacing w:after="120"/>
+      </w:pPr>
+      <w:r>
+        <w:rPr>
+          <w:rFonts w:ascii="Times New Roman" w:hAnsi="Times New Roman"/>
+          <w:color w:val="000000"/>
+          <w:sz w:val="24"/>
+        </w:rPr>
+        <w:t>За мир усього світу, добрий стан святих Божих церков і з’єднання всіх Господеві помолімся.</w:t>
+      </w:r>
+    </w:p>
+    <w:p>
+      <w:pPr>
+        <w:spacing w:after="120"/>
+      </w:pPr>
+      <w:r>
+        <w:rPr>
+          <w:rFonts w:ascii="Times New Roman" w:hAnsi="Times New Roman"/>
+          <w:i/>
+          <w:color w:val="FF4400"/>
+          <w:sz w:val="24"/>
+        </w:rPr>
+        <w:t>Вірні:</w:t>
+      </w:r>
+      <w:r>
+        <w:rPr>
+          <w:rFonts w:ascii="Times New Roman" w:hAnsi="Times New Roman"/>
+          <w:color w:val="000000"/>
+          <w:sz w:val="24"/>
+        </w:rPr>
+        <w:t xml:space="preserve"> Го́споди, поми́луй.</w:t>
+      </w:r>
+    </w:p>
+    <w:p>
+      <w:pPr>
+        <w:spacing w:after="120"/>
+      </w:pPr>
+      <w:r>
+        <w:rPr>
+          <w:rFonts w:ascii="Times New Roman" w:hAnsi="Times New Roman"/>
+          <w:color w:val="000000"/>
+          <w:sz w:val="24"/>
+        </w:rPr>
+        <w:t>За святий храм цей і тих, що з вірою, благоговінням і страхом Божим входять до нього, Господеві помолімся.</w:t>
+      </w:r>
+    </w:p>
+    <w:p>
+      <w:pPr>
+        <w:spacing w:after="120"/>
+      </w:pPr>
+      <w:r>
+        <w:rPr>
+          <w:rFonts w:ascii="Times New Roman" w:hAnsi="Times New Roman"/>
+          <w:i/>
+          <w:color w:val="FF4400"/>
+          <w:sz w:val="24"/>
+        </w:rPr>
+        <w:t>Вірні:</w:t>
+      </w:r>
+      <w:r>
+        <w:rPr>
+          <w:rFonts w:ascii="Times New Roman" w:hAnsi="Times New Roman"/>
+          <w:color w:val="000000"/>
+          <w:sz w:val="24"/>
+        </w:rPr>
+        <w:t xml:space="preserve"> Го́споди, поми́луй.</w:t>
+      </w:r>
+    </w:p>
+    <w:p>
+      <w:pPr>
+        <w:spacing w:after="120"/>
+      </w:pPr>
+      <w:r>
+        <w:rPr>
+          <w:rFonts w:ascii="Times New Roman" w:hAnsi="Times New Roman"/>
+          <w:color w:val="000000"/>
+          <w:sz w:val="24"/>
+        </w:rPr>
+        <w:t xml:space="preserve">За святішого вселенського архиєрея Франциска, папу Римського, і за блаженнішого патріярха нашого Святослава, і за преосвященнішого архиєпископа і митрополита нашого кир </w:t>
+      </w:r>
+      <w:r>
+        <w:rPr>
+          <w:rFonts w:ascii="Times New Roman" w:hAnsi="Times New Roman"/>
+          <w:i/>
+          <w:color w:val="FF4400"/>
+          <w:sz w:val="24"/>
+        </w:rPr>
+        <w:t>ім’я</w:t>
+      </w:r>
+      <w:r>
+        <w:rPr>
+          <w:rFonts w:ascii="Times New Roman" w:hAnsi="Times New Roman"/>
+          <w:i/>
+          <w:color w:val="000000"/>
+          <w:sz w:val="24"/>
+        </w:rPr>
+        <w:t>,</w:t>
+      </w:r>
+      <w:r>
+        <w:rPr>
+          <w:rFonts w:ascii="Times New Roman" w:hAnsi="Times New Roman"/>
+          <w:color w:val="000000"/>
+          <w:sz w:val="24"/>
+        </w:rPr>
+        <w:t xml:space="preserve"> і за боголюбивого єпископа нашого кир </w:t>
+      </w:r>
+      <w:r>
+        <w:rPr>
+          <w:rFonts w:ascii="Times New Roman" w:hAnsi="Times New Roman"/>
+          <w:i/>
+          <w:color w:val="FF4400"/>
+          <w:sz w:val="24"/>
+        </w:rPr>
+        <w:t>ім’я</w:t>
+      </w:r>
+      <w:r>
+        <w:rPr>
+          <w:rFonts w:ascii="Times New Roman" w:hAnsi="Times New Roman"/>
+          <w:i/>
+          <w:color w:val="000000"/>
+          <w:sz w:val="24"/>
+        </w:rPr>
+        <w:t>,</w:t>
+      </w:r>
+      <w:r>
+        <w:rPr>
+          <w:rFonts w:ascii="Times New Roman" w:hAnsi="Times New Roman"/>
+          <w:color w:val="000000"/>
+          <w:sz w:val="24"/>
+        </w:rPr>
+        <w:t xml:space="preserve"> чесне пресвітерство, у Христі дияконство, за весь причет і людей Господеві помолімся.</w:t>
+      </w:r>
+    </w:p>
+    <w:p>
+      <w:pPr>
+        <w:spacing w:after="120"/>
+      </w:pPr>
+      <w:r>
+        <w:rPr>
+          <w:rFonts w:ascii="Times New Roman" w:hAnsi="Times New Roman"/>
+          <w:i/>
+          <w:color w:val="FF4400"/>
+          <w:sz w:val="24"/>
+        </w:rPr>
+        <w:t>Вірні:</w:t>
+      </w:r>
+      <w:r>
+        <w:rPr>
+          <w:rFonts w:ascii="Times New Roman" w:hAnsi="Times New Roman"/>
+          <w:color w:val="000000"/>
+          <w:sz w:val="24"/>
+        </w:rPr>
+        <w:t xml:space="preserve"> Го́споди, поми́луй.</w:t>
+      </w:r>
+    </w:p>
+    <w:p>
+      <w:pPr>
+        <w:spacing w:after="120"/>
+      </w:pPr>
+      <w:r>
+        <w:rPr>
+          <w:rFonts w:ascii="Times New Roman" w:hAnsi="Times New Roman"/>
+          <w:color w:val="000000"/>
+          <w:sz w:val="24"/>
+        </w:rPr>
+        <w:t>За Богом бережений народ наш, за правління і все військо Господеві помолімся.</w:t>
+      </w:r>
+    </w:p>
+    <w:p>
+      <w:pPr>
+        <w:spacing w:after="120"/>
+      </w:pPr>
+      <w:r>
+        <w:rPr>
+          <w:rFonts w:ascii="Times New Roman" w:hAnsi="Times New Roman"/>
+          <w:i/>
+          <w:color w:val="FF4400"/>
+          <w:sz w:val="24"/>
+        </w:rPr>
+        <w:t>Вірні:</w:t>
+      </w:r>
+      <w:r>
+        <w:rPr>
+          <w:rFonts w:ascii="Times New Roman" w:hAnsi="Times New Roman"/>
+          <w:color w:val="000000"/>
+          <w:sz w:val="24"/>
+        </w:rPr>
+        <w:t xml:space="preserve"> Го́споди, поми́луй.</w:t>
+      </w:r>
+    </w:p>
+    <w:p>
+      <w:pPr>
+        <w:spacing w:after="120"/>
+      </w:pPr>
+      <w:r>
+        <w:rPr>
+          <w:rFonts w:ascii="Times New Roman" w:hAnsi="Times New Roman"/>
+          <w:color w:val="000000"/>
+          <w:sz w:val="24"/>
+        </w:rPr>
+        <w:t xml:space="preserve">За місто це </w:t>
+      </w:r>
+      <w:r>
+        <w:rPr>
+          <w:rFonts w:ascii="Times New Roman" w:hAnsi="Times New Roman"/>
+          <w:sz w:val="24"/>
+        </w:rPr>
+        <w:t>(</w:t>
+      </w:r>
+      <w:r>
+        <w:rPr>
+          <w:rFonts w:ascii="Times New Roman" w:hAnsi="Times New Roman"/>
+          <w:i/>
+          <w:color w:val="FF0000"/>
+          <w:sz w:val="24"/>
+        </w:rPr>
+        <w:t>або</w:t>
+      </w:r>
+      <w:r>
+        <w:rPr>
+          <w:rFonts w:ascii="Times New Roman" w:hAnsi="Times New Roman"/>
+          <w:color w:val="FF0000"/>
+          <w:sz w:val="24"/>
+        </w:rPr>
+        <w:t xml:space="preserve"> </w:t>
+      </w:r>
+      <w:r>
+        <w:rPr>
+          <w:rFonts w:ascii="Times New Roman" w:hAnsi="Times New Roman"/>
+          <w:sz w:val="24"/>
+        </w:rPr>
+        <w:t xml:space="preserve">за село це, </w:t>
+      </w:r>
+      <w:r>
+        <w:rPr>
+          <w:rFonts w:ascii="Times New Roman" w:hAnsi="Times New Roman"/>
+          <w:i/>
+          <w:color w:val="FF0000"/>
+          <w:sz w:val="24"/>
+        </w:rPr>
+        <w:t>або</w:t>
+      </w:r>
+      <w:r>
+        <w:rPr>
+          <w:rFonts w:ascii="Times New Roman" w:hAnsi="Times New Roman"/>
+          <w:color w:val="FF0000"/>
+          <w:sz w:val="24"/>
+        </w:rPr>
+        <w:t xml:space="preserve"> </w:t>
+      </w:r>
+      <w:r>
+        <w:rPr>
+          <w:rFonts w:ascii="Times New Roman" w:hAnsi="Times New Roman"/>
+          <w:sz w:val="24"/>
+        </w:rPr>
+        <w:t>за святу обитель цю)</w:t>
+      </w:r>
+      <w:r>
+        <w:rPr>
+          <w:rFonts w:ascii="Times New Roman" w:hAnsi="Times New Roman"/>
+          <w:color w:val="000000"/>
+          <w:sz w:val="24"/>
+        </w:rPr>
+        <w:t>, і за кожне село, місто, країну, і за тих, що вірою живуть у них, Господеві помолімся.</w:t>
+      </w:r>
+    </w:p>
+    <w:p>
+      <w:pPr>
+        <w:spacing w:after="120"/>
+      </w:pPr>
+      <w:r>
+        <w:rPr>
+          <w:rFonts w:ascii="Times New Roman" w:hAnsi="Times New Roman"/>
+          <w:i/>
+          <w:color w:val="FF4400"/>
+          <w:sz w:val="24"/>
+        </w:rPr>
+        <w:t>Вірні:</w:t>
+      </w:r>
+      <w:r>
+        <w:rPr>
+          <w:rFonts w:ascii="Times New Roman" w:hAnsi="Times New Roman"/>
+          <w:color w:val="000000"/>
+          <w:sz w:val="24"/>
+        </w:rPr>
+        <w:t xml:space="preserve"> Го́споди, поми́луй.</w:t>
+      </w:r>
+    </w:p>
+    <w:p>
+      <w:pPr>
+        <w:spacing w:after="120"/>
+      </w:pPr>
+      <w:r>
+        <w:rPr>
+          <w:rFonts w:ascii="Times New Roman" w:hAnsi="Times New Roman"/>
+          <w:color w:val="000000"/>
+          <w:sz w:val="24"/>
+        </w:rPr>
+        <w:t>За добре поліття, за врожай плодів земних і часи мирні Господеві помолімся.</w:t>
+      </w:r>
+    </w:p>
+    <w:p>
+      <w:pPr>
+        <w:spacing w:after="120"/>
+      </w:pPr>
+      <w:r>
+        <w:rPr>
+          <w:rFonts w:ascii="Times New Roman" w:hAnsi="Times New Roman"/>
+          <w:i/>
+          <w:color w:val="FF4400"/>
+          <w:sz w:val="24"/>
+        </w:rPr>
+        <w:t>Вірні:</w:t>
+      </w:r>
+      <w:r>
+        <w:rPr>
+          <w:rFonts w:ascii="Times New Roman" w:hAnsi="Times New Roman"/>
+          <w:color w:val="000000"/>
+          <w:sz w:val="24"/>
+        </w:rPr>
+        <w:t xml:space="preserve"> Го́споди, поми́луй.</w:t>
+      </w:r>
+    </w:p>
+    <w:p>
+      <w:pPr>
+        <w:spacing w:after="120"/>
+      </w:pPr>
+      <w:r>
+        <w:rPr>
+          <w:rFonts w:ascii="Times New Roman" w:hAnsi="Times New Roman"/>
+          <w:color w:val="000000"/>
+          <w:sz w:val="24"/>
+        </w:rPr>
+        <w:t>За тих, що плавають, подорожують, за недужих, страждаючих, полонених – і за спасення їх Господеві помолімся.</w:t>
+      </w:r>
+    </w:p>
+    <w:p>
+      <w:pPr>
+        <w:spacing w:after="120"/>
+      </w:pPr>
+      <w:r>
+        <w:rPr>
+          <w:rFonts w:ascii="Times New Roman" w:hAnsi="Times New Roman"/>
+          <w:i/>
+          <w:color w:val="FF4400"/>
+          <w:sz w:val="24"/>
+        </w:rPr>
+        <w:t>Вірні:</w:t>
+      </w:r>
+      <w:r>
+        <w:rPr>
+          <w:rFonts w:ascii="Times New Roman" w:hAnsi="Times New Roman"/>
+          <w:color w:val="000000"/>
+          <w:sz w:val="24"/>
+        </w:rPr>
+        <w:t xml:space="preserve"> Го́споди, поми́луй.</w:t>
+      </w:r>
+    </w:p>
+    <w:p>
+      <w:pPr>
+        <w:spacing w:after="120"/>
+      </w:pPr>
+      <w:r>
+        <w:rPr>
+          <w:rFonts w:ascii="Times New Roman" w:hAnsi="Times New Roman"/>
+          <w:color w:val="000000"/>
+          <w:sz w:val="24"/>
+        </w:rPr>
+        <w:t>Щоб визволитися нам від усякої скорботи, гніву й нужди, Господеві помолімся.</w:t>
+      </w:r>
+    </w:p>
+    <w:p>
+      <w:pPr>
+        <w:spacing w:after="120"/>
+      </w:pPr>
+      <w:r>
+        <w:rPr>
+          <w:rFonts w:ascii="Times New Roman" w:hAnsi="Times New Roman"/>
+          <w:i/>
+          <w:color w:val="FF4400"/>
+          <w:sz w:val="24"/>
+        </w:rPr>
+        <w:t>Вірні:</w:t>
+      </w:r>
+      <w:r>
+        <w:rPr>
+          <w:rFonts w:ascii="Times New Roman" w:hAnsi="Times New Roman"/>
+          <w:color w:val="000000"/>
+          <w:sz w:val="24"/>
+        </w:rPr>
+        <w:t xml:space="preserve"> Го́споди, поми́луй.</w:t>
+      </w:r>
+    </w:p>
+    <w:p>
+      <w:pPr>
+        <w:spacing w:after="120"/>
+      </w:pPr>
+      <w:r>
+        <w:rPr>
+          <w:rFonts w:ascii="Times New Roman" w:hAnsi="Times New Roman"/>
+          <w:sz w:val="24"/>
+        </w:rPr>
+        <w:t>Заступи, спаси, помилуй і охорони нас, Боже, Твоєю благодаттю</w:t>
+      </w:r>
+    </w:p>
+    <w:p>
+      <w:pPr>
+        <w:spacing w:after="120"/>
+      </w:pPr>
+      <w:r>
+        <w:rPr>
+          <w:rFonts w:ascii="Times New Roman" w:hAnsi="Times New Roman"/>
+          <w:i/>
+          <w:color w:val="FF4400"/>
+          <w:sz w:val="24"/>
+        </w:rPr>
+        <w:t>Вірні:</w:t>
+      </w:r>
+      <w:r>
+        <w:rPr>
+          <w:rFonts w:ascii="Times New Roman" w:hAnsi="Times New Roman"/>
+          <w:color w:val="000000"/>
+          <w:sz w:val="24"/>
+        </w:rPr>
+        <w:t xml:space="preserve"> Го́споди, поми́луй.</w:t>
+      </w:r>
+    </w:p>
+    <w:p>
+      <w:pPr>
+        <w:spacing w:after="120"/>
+      </w:pPr>
+      <w:r>
+        <w:rPr>
+          <w:rFonts w:ascii="Times New Roman" w:hAnsi="Times New Roman"/>
+          <w:color w:val="000000"/>
+          <w:sz w:val="24"/>
+        </w:rPr>
+        <w:t>Пресвяту, пречисту, преблагословенну, славну Владичицю нашу Богородицю і приснодіву Марію, з усіма святими пом’янувши, самих себе, і один одного, і все життя наше Христу Богові віддаймо.</w:t>
+      </w:r>
+    </w:p>
+    <w:p>
+      <w:pPr>
+        <w:spacing w:after="120"/>
+      </w:pPr>
+      <w:r>
+        <w:rPr>
+          <w:rFonts w:ascii="Times New Roman" w:hAnsi="Times New Roman"/>
+          <w:i/>
+          <w:color w:val="FF4400"/>
+          <w:sz w:val="24"/>
+        </w:rPr>
+        <w:t>Вірні:</w:t>
+      </w:r>
+      <w:r>
+        <w:rPr>
+          <w:rFonts w:ascii="Times New Roman" w:hAnsi="Times New Roman"/>
+          <w:color w:val="000000"/>
+          <w:sz w:val="24"/>
+        </w:rPr>
+        <w:t xml:space="preserve"> Тобі́, Го́споди.</w:t>
+      </w:r>
+    </w:p>
+    <w:p>
+      <w:pPr>
+        <w:spacing w:after="120"/>
+        <w:jc w:val="both"/>
+      </w:pPr>
+      <w:r>
+        <w:rPr>
+          <w:rFonts w:ascii="Times New Roman" w:hAnsi="Times New Roman"/>
+          <w:sz w:val="24"/>
+          <w:u w:val="single"/>
+        </w:rPr>
+        <w:t>[Благодаримо Тебе, Господи, Боже наш, що підняв нас із постелі нашої і вклав в уста наші слово хвали, щоб поклонятися і призивати ім'я Твоє святе. Ми умоляємо Твоє милосердя, яке Ти завжди виявляв у нашому житті. Пошли поміч свою людям, що стоять перед лицем святої слави Твоєї і дожидають від Тебе багатої милости; і дай нам, що зо страхом і любов'ю завжди Тобі служимо, хвалити несказанну Твою доброту.]</w:t>
+      </w:r>
+    </w:p>
+    <w:p>
+      <w:pPr>
+        <w:spacing w:after="120"/>
+      </w:pPr>
+      <w:r>
+        <w:rPr>
+          <w:rFonts w:ascii="Times New Roman" w:hAnsi="Times New Roman"/>
+          <w:i/>
+          <w:color w:val="FF4400"/>
+          <w:sz w:val="24"/>
+        </w:rPr>
+        <w:t>Священник:</w:t>
+      </w:r>
+      <w:r>
+        <w:rPr>
+          <w:rFonts w:ascii="Times New Roman" w:hAnsi="Times New Roman"/>
+          <w:sz w:val="24"/>
+        </w:rPr>
+        <w:t xml:space="preserve"> Бо Тобі належить усяка слава, честь і поклоніння, Отцю, і Сину, і Святому Духові, нині, і повсякчас, і на віки віків.</w:t>
+      </w:r>
+    </w:p>
+    <w:p>
+      <w:pPr>
+        <w:spacing w:after="120"/>
+        <w:jc w:val="both"/>
+      </w:pPr>
+      <w:r>
+        <w:rPr>
+          <w:rFonts w:ascii="Times New Roman" w:hAnsi="Times New Roman"/>
+          <w:i/>
+          <w:color w:val="FF0000"/>
+          <w:sz w:val="24"/>
+        </w:rPr>
+        <w:t>Вірні:</w:t>
+      </w:r>
+      <w:r>
+        <w:rPr>
+          <w:rFonts w:ascii="Times New Roman" w:hAnsi="Times New Roman"/>
+          <w:color w:val="FF0000"/>
+          <w:sz w:val="24"/>
+        </w:rPr>
+        <w:t xml:space="preserve"> </w:t>
+      </w:r>
+      <w:r>
+        <w:rPr>
+          <w:rFonts w:ascii="Times New Roman" w:hAnsi="Times New Roman"/>
+          <w:sz w:val="24"/>
+        </w:rPr>
+        <w:t>Амінь.</w:t>
+      </w:r>
+    </w:p>
+    <w:p>
+      <w:pPr>
+        <w:spacing w:after="120"/>
+        <w:jc w:val="both"/>
+      </w:pPr>
+    </w:p>
+    <w:p>
+      <w:pPr>
+        <w:pStyle w:val="Heading3"/>
+        <w:spacing w:after="120"/>
+        <w:jc w:val="center"/>
+      </w:pPr>
+      <w:r>
+        <w:rPr>
+          <w:rFonts w:ascii="Times New Roman" w:hAnsi="Times New Roman"/>
+          <w:b/>
+          <w:i/>
+          <w:color w:val="FF0000"/>
+        </w:rPr>
         <w:t>Бог Господь...</w:t>
       </w:r>
       <w:r>
@@ -10189,7 +10547,7 @@
           <w:i/>
           <w:color w:val="FF0000"/>
         </w:rPr>
-        <w:t>Прохальна єктенія</w:t>
+        <w:t>Мале славослов'я</w:t>
       </w:r>
     </w:p>
     <w:p>
@@ -10201,8 +10559,37 @@
         <w:rPr>
           <w:rFonts w:ascii="Times New Roman" w:hAnsi="Times New Roman"/>
           <w:sz w:val="24"/>
-        </w:rPr>
-        <w:t>Сповнім ранішню молитву нашу Господеві.</w:t>
+          <w:u w:val="single"/>
+        </w:rPr>
+        <w:t>[Хвалимо, співаємо, благословимо і благодаримо Тебе, Боже батьків наших, бо Ти забрав тінь нічну і явив нам знову світло денне. Молимо Твою добрість: Милостивий будь для нас грішних і прийми молитву нашу задля великої Твоєї ласкавости, бо ми прибігаємо до Тебе, милостивого і всемогутнього Бога. Ти, що засвітив у серцях наших правдиве сонце справедливости Твоєї! Просвіти розум наш і почування всі зберігай, щоб, як у день, ходили ми пристойно шляхом заповідей Твоїх і дійшли до життя вічного, і стали гідними насолоджуватися недоступним Твоїм світлом. Бо в Тебе є джерело життя, Ти Бог наш і Тобі славу возсилаємо: Отцю, і Сину, і Святому Духові, нині і повсякчас, і на віки віків. Амінь.]</w:t>
+      </w:r>
+    </w:p>
+    <w:p>
+      <w:pPr>
+        <w:spacing w:after="120"/>
+        <w:jc w:val="both"/>
+      </w:pPr>
+    </w:p>
+    <w:p>
+      <w:pPr>
+        <w:spacing w:after="120"/>
+        <w:jc w:val="both"/>
+      </w:pPr>
+      <w:r>
+        <w:rPr>
+          <w:rFonts w:ascii="Times New Roman" w:hAnsi="Times New Roman"/>
+          <w:i/>
+          <w:color w:val="FF4400"/>
+          <w:sz w:val="24"/>
+        </w:rPr>
+        <w:t>Священник:</w:t>
+      </w:r>
+      <w:r>
+        <w:rPr>
+          <w:rFonts w:ascii="Times New Roman" w:hAnsi="Times New Roman"/>
+          <w:sz w:val="24"/>
+        </w:rPr>
+        <w:t xml:space="preserve"> Слава тобі, що Світло нам показав!</w:t>
       </w:r>
     </w:p>
     <w:p>
@@ -10224,19 +10611,7 @@
           <w:rFonts w:ascii="Times New Roman" w:hAnsi="Times New Roman"/>
           <w:sz w:val="24"/>
         </w:rPr>
-        <w:t xml:space="preserve"> Господи, помилуй.</w:t>
-      </w:r>
-    </w:p>
-    <w:p>
-      <w:pPr>
-        <w:spacing w:after="120"/>
-      </w:pPr>
-      <w:r>
-        <w:rPr>
-          <w:rFonts w:ascii="Times New Roman" w:hAnsi="Times New Roman"/>
-          <w:sz w:val="24"/>
-        </w:rPr>
-        <w:t>Заступи, спаси, помилуй і охорони нас, Боже, Твоєю благодаттю</w:t>
+        <w:t xml:space="preserve"> Слава во вишніх Богу, і на землі мир,* в людях благовоління.</w:t>
       </w:r>
     </w:p>
     <w:p>
@@ -10247,18 +10622,9 @@
       <w:r>
         <w:rPr>
           <w:rFonts w:ascii="Times New Roman" w:hAnsi="Times New Roman"/>
-          <w:i/>
-          <w:color w:val="FF0000"/>
-          <w:sz w:val="24"/>
-        </w:rPr>
-        <w:t>Вірні:</w:t>
-      </w:r>
-      <w:r>
-        <w:rPr>
-          <w:rFonts w:ascii="Times New Roman" w:hAnsi="Times New Roman"/>
-          <w:sz w:val="24"/>
-        </w:rPr>
-        <w:t xml:space="preserve"> Господи, помилуй.</w:t>
+          <w:sz w:val="24"/>
+        </w:rPr>
+        <w:t>Хвалимо тебе, благословимо тебе, кланяємось тобі,* славимо тебе, дякуємо тобі заради великої твоєї слави.</w:t>
       </w:r>
     </w:p>
     <w:p>
@@ -10271,227 +10637,7 @@
           <w:rFonts w:ascii="Times New Roman" w:hAnsi="Times New Roman"/>
           <w:sz w:val="24"/>
         </w:rPr>
-        <w:t>Дня всього досконалого, святого, мирного і безгрішного у Господа просім.</w:t>
-      </w:r>
-    </w:p>
-    <w:p>
-      <w:pPr>
-        <w:spacing w:after="120"/>
-      </w:pPr>
-      <w:r>
-        <w:rPr>
-          <w:rFonts w:ascii="Times New Roman" w:hAnsi="Times New Roman"/>
-          <w:i/>
-          <w:color w:val="FF4400"/>
-          <w:sz w:val="24"/>
-        </w:rPr>
-        <w:t>Вірні:</w:t>
-      </w:r>
-      <w:r>
-        <w:rPr>
-          <w:rFonts w:ascii="Times New Roman" w:hAnsi="Times New Roman"/>
-          <w:sz w:val="24"/>
-        </w:rPr>
-        <w:t xml:space="preserve"> Пода́й, Го́споди.</w:t>
-      </w:r>
-    </w:p>
-    <w:p>
-      <w:pPr>
-        <w:spacing w:after="120"/>
-      </w:pPr>
-      <w:r>
-        <w:rPr>
-          <w:rFonts w:ascii="Times New Roman" w:hAnsi="Times New Roman"/>
-          <w:sz w:val="24"/>
-        </w:rPr>
-        <w:t>Ангела миру, вірного наставника, охоронця душ і тіл наших у Господа просім.</w:t>
-      </w:r>
-    </w:p>
-    <w:p>
-      <w:pPr>
-        <w:spacing w:after="120"/>
-      </w:pPr>
-      <w:r>
-        <w:rPr>
-          <w:rFonts w:ascii="Times New Roman" w:hAnsi="Times New Roman"/>
-          <w:i/>
-          <w:color w:val="FF4400"/>
-          <w:sz w:val="24"/>
-        </w:rPr>
-        <w:t>Вірні:</w:t>
-      </w:r>
-      <w:r>
-        <w:rPr>
-          <w:rFonts w:ascii="Times New Roman" w:hAnsi="Times New Roman"/>
-          <w:sz w:val="24"/>
-        </w:rPr>
-        <w:t xml:space="preserve"> Пода́й, Го́споди.</w:t>
-      </w:r>
-    </w:p>
-    <w:p>
-      <w:pPr>
-        <w:spacing w:after="120"/>
-      </w:pPr>
-      <w:r>
-        <w:rPr>
-          <w:rFonts w:ascii="Times New Roman" w:hAnsi="Times New Roman"/>
-          <w:sz w:val="24"/>
-        </w:rPr>
-        <w:t>Прощення й відпущення гріхів, і прогрішень наших у Господа просім.</w:t>
-      </w:r>
-    </w:p>
-    <w:p>
-      <w:pPr>
-        <w:spacing w:after="120"/>
-      </w:pPr>
-      <w:r>
-        <w:rPr>
-          <w:rFonts w:ascii="Times New Roman" w:hAnsi="Times New Roman"/>
-          <w:i/>
-          <w:color w:val="FF4400"/>
-          <w:sz w:val="24"/>
-        </w:rPr>
-        <w:t>Вірні:</w:t>
-      </w:r>
-      <w:r>
-        <w:rPr>
-          <w:rFonts w:ascii="Times New Roman" w:hAnsi="Times New Roman"/>
-          <w:sz w:val="24"/>
-        </w:rPr>
-        <w:t xml:space="preserve"> Пода́й, Го́споди.</w:t>
-      </w:r>
-    </w:p>
-    <w:p>
-      <w:pPr>
-        <w:spacing w:after="120"/>
-      </w:pPr>
-      <w:r>
-        <w:rPr>
-          <w:rFonts w:ascii="Times New Roman" w:hAnsi="Times New Roman"/>
-          <w:sz w:val="24"/>
-        </w:rPr>
-        <w:t>Доброго й пожиточного для душ наших і миру для світу у Господа просім.</w:t>
-      </w:r>
-    </w:p>
-    <w:p>
-      <w:pPr>
-        <w:spacing w:after="120"/>
-      </w:pPr>
-      <w:r>
-        <w:rPr>
-          <w:rFonts w:ascii="Times New Roman" w:hAnsi="Times New Roman"/>
-          <w:i/>
-          <w:color w:val="FF4400"/>
-          <w:sz w:val="24"/>
-        </w:rPr>
-        <w:t>Вірні:</w:t>
-      </w:r>
-      <w:r>
-        <w:rPr>
-          <w:rFonts w:ascii="Times New Roman" w:hAnsi="Times New Roman"/>
-          <w:sz w:val="24"/>
-        </w:rPr>
-        <w:t xml:space="preserve"> Пода́й, Го́споди.</w:t>
-      </w:r>
-    </w:p>
-    <w:p>
-      <w:pPr>
-        <w:spacing w:after="120"/>
-      </w:pPr>
-      <w:r>
-        <w:rPr>
-          <w:rFonts w:ascii="Times New Roman" w:hAnsi="Times New Roman"/>
-          <w:sz w:val="24"/>
-        </w:rPr>
-        <w:t>Останок життя нашого в мирі й покаянні завершити у Господа просім.</w:t>
-      </w:r>
-    </w:p>
-    <w:p>
-      <w:pPr>
-        <w:spacing w:after="120"/>
-      </w:pPr>
-      <w:r>
-        <w:rPr>
-          <w:rFonts w:ascii="Times New Roman" w:hAnsi="Times New Roman"/>
-          <w:i/>
-          <w:color w:val="FF4400"/>
-          <w:sz w:val="24"/>
-        </w:rPr>
-        <w:t>Вірні:</w:t>
-      </w:r>
-      <w:r>
-        <w:rPr>
-          <w:rFonts w:ascii="Times New Roman" w:hAnsi="Times New Roman"/>
-          <w:sz w:val="24"/>
-        </w:rPr>
-        <w:t xml:space="preserve"> Пода́й, Го́споди.</w:t>
-      </w:r>
-    </w:p>
-    <w:p>
-      <w:pPr>
-        <w:spacing w:after="120"/>
-      </w:pPr>
-      <w:r>
-        <w:rPr>
-          <w:rFonts w:ascii="Times New Roman" w:hAnsi="Times New Roman"/>
-          <w:sz w:val="24"/>
-        </w:rPr>
-        <w:t>Християнської кончини життя нашого – безболізної, бездоганної, мирної – і оправдання на страшному суді Христовому просім.</w:t>
-      </w:r>
-    </w:p>
-    <w:p>
-      <w:pPr>
-        <w:spacing w:after="120"/>
-      </w:pPr>
-      <w:r>
-        <w:rPr>
-          <w:rFonts w:ascii="Times New Roman" w:hAnsi="Times New Roman"/>
-          <w:i/>
-          <w:color w:val="FF4400"/>
-          <w:sz w:val="24"/>
-        </w:rPr>
-        <w:t>Вірні:</w:t>
-      </w:r>
-      <w:r>
-        <w:rPr>
-          <w:rFonts w:ascii="Times New Roman" w:hAnsi="Times New Roman"/>
-          <w:sz w:val="24"/>
-        </w:rPr>
-        <w:t xml:space="preserve"> Пода́й, Го́споди.</w:t>
-      </w:r>
-    </w:p>
-    <w:p>
-      <w:pPr>
-        <w:spacing w:after="120"/>
-      </w:pPr>
-      <w:r>
-        <w:rPr>
-          <w:rFonts w:ascii="Times New Roman" w:hAnsi="Times New Roman"/>
-          <w:sz w:val="24"/>
-        </w:rPr>
-        <w:t>Пресвяту, пречисту, преблагословенну, славну Владичицю нашу Богородицю і приснодіву Марію, з усіма святими пом’янувши, самих себе, і один одного, і все життя наше Христу Богові віддаймо.</w:t>
-      </w:r>
-    </w:p>
-    <w:p>
-      <w:pPr>
-        <w:spacing w:after="120"/>
-      </w:pPr>
-      <w:r>
-        <w:rPr>
-          <w:rFonts w:ascii="Times New Roman" w:hAnsi="Times New Roman"/>
-          <w:i/>
-          <w:color w:val="FF4400"/>
-          <w:sz w:val="24"/>
-        </w:rPr>
-        <w:t>Вірні:</w:t>
-      </w:r>
-      <w:r>
-        <w:rPr>
-          <w:rFonts w:ascii="Times New Roman" w:hAnsi="Times New Roman"/>
-          <w:color w:val="000000"/>
-          <w:sz w:val="24"/>
-        </w:rPr>
-        <w:t xml:space="preserve"> Тобі́, Го́споди.</w:t>
+        <w:t>Господи, царю небесний, Боже, Отче вседержителю,* Господи, Сину єдинородний, Ісусе Христе, і Святий Душе.</w:t>
       </w:r>
     </w:p>
     <w:p>
@@ -10503,38 +10649,20 @@
         <w:rPr>
           <w:rFonts w:ascii="Times New Roman" w:hAnsi="Times New Roman"/>
           <w:sz w:val="24"/>
-          <w:u w:val="single"/>
-        </w:rPr>
-        <w:t xml:space="preserve">[Владико, Боже святий і неосяжний, що казав із темряви світлові засіяти, що заспокоїв нас у нічному сні й підвів до величання і моління Твоєї доброти! Ти, що даєш себе умолити задля </w:t>
-      </w:r>
-      <w:r>
-        <w:rPr>
-          <w:rFonts w:ascii="Times New Roman" w:hAnsi="Times New Roman"/>
-          <w:sz w:val="24"/>
-          <w:u w:val="single"/>
-        </w:rPr>
-        <w:t>свого милосердя, прийми і нині нас, що поклоняємося Тобі й по силі благодаримо Тебе; і даруй нам те, чого просимо задля спасіння. Вчини нас синами світла і дня та спадкоємцями вічних Твоїх благ. Пом'яни, Господи, за багатством ласк Твоїх усіх людей, що є і моляться з нами, і всю братію нашу на землі й на морі, і на всякому місці володіння Твого, що потребують Твоєї любови й помочі. Усім вияви велику Твою милість, щоб спасенні, як душею так і тілом, завжди перебували й відважно славили чудне й благословенне ім'я Твоє.]</w:t>
-      </w:r>
-    </w:p>
-    <w:p>
-      <w:pPr>
-        <w:spacing w:after="120"/>
-      </w:pPr>
-      <w:r>
-        <w:rPr>
-          <w:rFonts w:ascii="Times New Roman" w:hAnsi="Times New Roman"/>
-          <w:i/>
-          <w:color w:val="FF4400"/>
-          <w:sz w:val="24"/>
-        </w:rPr>
-        <w:t>Священник:</w:t>
-      </w:r>
-      <w:r>
-        <w:rPr>
-          <w:rFonts w:ascii="Times New Roman" w:hAnsi="Times New Roman"/>
-          <w:sz w:val="24"/>
-        </w:rPr>
-        <w:t xml:space="preserve"> Бо Ти – Бог милости, ласк і людинолюбности, і Тобі славу возсилаємо, Отцю, і Сину, і Святому Духові, нині, і повсякчас, і на віки віків.</w:t>
+        </w:rPr>
+        <w:t>Господи, Боже, Агнче Божий, Сину Отця,* що береш гріхи світу, помилуй нас.</w:t>
+      </w:r>
+    </w:p>
+    <w:p>
+      <w:pPr>
+        <w:spacing w:after="120"/>
+      </w:pPr>
+      <w:r>
+        <w:rPr>
+          <w:rFonts w:ascii="Times New Roman" w:hAnsi="Times New Roman"/>
+          <w:sz w:val="24"/>
+        </w:rPr>
+        <w:t>Ти, що береш гріхи світу,* прийми нашу молитву.</w:t>
       </w:r>
     </w:p>
     <w:p>
@@ -10545,26 +10673,9 @@
       <w:r>
         <w:rPr>
           <w:rFonts w:ascii="Times New Roman" w:hAnsi="Times New Roman"/>
-          <w:i/>
-          <w:color w:val="FF0000"/>
-          <w:sz w:val="24"/>
-        </w:rPr>
-        <w:t>Вірні:</w:t>
-      </w:r>
-      <w:r>
-        <w:rPr>
-          <w:rFonts w:ascii="Times New Roman" w:hAnsi="Times New Roman"/>
-          <w:color w:val="FF0000"/>
-          <w:sz w:val="24"/>
-        </w:rPr>
-        <w:t xml:space="preserve"> </w:t>
-      </w:r>
-      <w:r>
-        <w:rPr>
-          <w:rFonts w:ascii="Times New Roman" w:hAnsi="Times New Roman"/>
-          <w:sz w:val="24"/>
-        </w:rPr>
-        <w:t>Амінь.</w:t>
+          <w:sz w:val="24"/>
+        </w:rPr>
+        <w:t>Ти, що сидиш по правиці Отця,* помилуй нас.</w:t>
       </w:r>
     </w:p>
     <w:p>
@@ -10575,18 +10686,9 @@
       <w:r>
         <w:rPr>
           <w:rFonts w:ascii="Times New Roman" w:hAnsi="Times New Roman"/>
-          <w:i/>
-          <w:color w:val="FF4400"/>
-          <w:sz w:val="24"/>
-        </w:rPr>
-        <w:t>Священник:</w:t>
-      </w:r>
-      <w:r>
-        <w:rPr>
-          <w:rFonts w:ascii="Times New Roman" w:hAnsi="Times New Roman"/>
-          <w:sz w:val="24"/>
-        </w:rPr>
-        <w:t xml:space="preserve"> Мир всім.</w:t>
+          <w:sz w:val="24"/>
+        </w:rPr>
+        <w:t>Ти бо один лише святий, ти єдиний Господь, Ісус Христос,* на славу Бога Отця. Амінь.</w:t>
       </w:r>
     </w:p>
     <w:p>
@@ -10597,26 +10699,9 @@
       <w:r>
         <w:rPr>
           <w:rFonts w:ascii="Times New Roman" w:hAnsi="Times New Roman"/>
-          <w:i/>
-          <w:color w:val="FF0000"/>
-          <w:sz w:val="24"/>
-        </w:rPr>
-        <w:t>Вірні:</w:t>
-      </w:r>
-      <w:r>
-        <w:rPr>
-          <w:rFonts w:ascii="Times New Roman" w:hAnsi="Times New Roman"/>
-          <w:color w:val="FF0000"/>
-          <w:sz w:val="24"/>
-        </w:rPr>
-        <w:t xml:space="preserve"> </w:t>
-      </w:r>
-      <w:r>
-        <w:rPr>
-          <w:rFonts w:ascii="Times New Roman" w:hAnsi="Times New Roman"/>
-          <w:sz w:val="24"/>
-        </w:rPr>
-        <w:t>І духові твоєму.</w:t>
+          <w:sz w:val="24"/>
+        </w:rPr>
+        <w:t>Щодня буду тебе благословити* і хвалити ім'я твоє на віки віків.</w:t>
       </w:r>
     </w:p>
     <w:p>
@@ -10629,7 +10714,7 @@
           <w:rFonts w:ascii="Times New Roman" w:hAnsi="Times New Roman"/>
           <w:sz w:val="24"/>
         </w:rPr>
-        <w:t>Голови ваші перед Господом схиліть.</w:t>
+        <w:t>Господи, ти був нам пристановищем* по всі роди.</w:t>
       </w:r>
     </w:p>
     <w:p>
@@ -10640,26 +10725,9 @@
       <w:r>
         <w:rPr>
           <w:rFonts w:ascii="Times New Roman" w:hAnsi="Times New Roman"/>
-          <w:i/>
-          <w:color w:val="FF0000"/>
-          <w:sz w:val="24"/>
-        </w:rPr>
-        <w:t>Вірні:</w:t>
-      </w:r>
-      <w:r>
-        <w:rPr>
-          <w:rFonts w:ascii="Times New Roman" w:hAnsi="Times New Roman"/>
-          <w:color w:val="FF0000"/>
-          <w:sz w:val="24"/>
-        </w:rPr>
-        <w:t xml:space="preserve"> </w:t>
-      </w:r>
-      <w:r>
-        <w:rPr>
-          <w:rFonts w:ascii="Times New Roman" w:hAnsi="Times New Roman"/>
-          <w:sz w:val="24"/>
-        </w:rPr>
-        <w:t>Тобі, Господи.</w:t>
+          <w:sz w:val="24"/>
+        </w:rPr>
+        <w:t>Молюсь: Господи, змилуйся надо мною,* вилікуй мою душу, бо гріх мій − перед тобою.</w:t>
       </w:r>
     </w:p>
     <w:p>
@@ -10670,39 +10738,9 @@
       <w:r>
         <w:rPr>
           <w:rFonts w:ascii="Times New Roman" w:hAnsi="Times New Roman"/>
-          <w:i/>
-          <w:color w:val="FF0000"/>
-          <w:sz w:val="24"/>
-        </w:rPr>
-        <w:t>Священник читає молитву:</w:t>
-      </w:r>
-      <w:r>
-        <w:rPr>
-          <w:rFonts w:ascii="Times New Roman" w:hAnsi="Times New Roman"/>
-          <w:sz w:val="24"/>
-        </w:rPr>
-        <w:t xml:space="preserve"> Господи святий, ти на висоті живеш і всевидючим оком твоїм споглядаєш на всяке створіння! Перед тобою схилили ми голови, душі й тіла, і молимося до тебе, Святий святих: Простягни руку твою невидиму від святого житла твого і благослови всіх нас; а якщо ми де в чому згрішили добровільно чи недобровільно, як благий і людинолюбний Бог, прости і даруй нам земні й небесні добра твої:</w:t>
-      </w:r>
-    </w:p>
-    <w:p>
-      <w:pPr>
-        <w:spacing w:after="120"/>
-      </w:pPr>
-      <w:r>
-        <w:rPr>
-          <w:rFonts w:ascii="Times New Roman" w:hAnsi="Times New Roman"/>
-          <w:i/>
-          <w:color w:val="FF4400"/>
-          <w:sz w:val="24"/>
-        </w:rPr>
-        <w:t>Священник:</w:t>
-      </w:r>
-      <w:r>
-        <w:rPr>
-          <w:rFonts w:ascii="Times New Roman" w:hAnsi="Times New Roman"/>
-          <w:sz w:val="24"/>
-        </w:rPr>
-        <w:t xml:space="preserve"> Бо до Тебе належить милувати і спасати нас, Боже наш, і Тобі славу возсилаємо, Отцю, і Сину, і Святому Духові, нині, і повсякчас, і на віки віків.</w:t>
+          <w:sz w:val="24"/>
+        </w:rPr>
+        <w:t>Господи, до тебе я прибігаю,* навчи мене творити твою волю, бо ти Бог мій.</w:t>
       </w:r>
     </w:p>
     <w:p>
@@ -10713,26 +10751,9 @@
       <w:r>
         <w:rPr>
           <w:rFonts w:ascii="Times New Roman" w:hAnsi="Times New Roman"/>
-          <w:i/>
-          <w:color w:val="FF0000"/>
-          <w:sz w:val="24"/>
-        </w:rPr>
-        <w:t>Вірні:</w:t>
-      </w:r>
-      <w:r>
-        <w:rPr>
-          <w:rFonts w:ascii="Times New Roman" w:hAnsi="Times New Roman"/>
-          <w:color w:val="FF0000"/>
-          <w:sz w:val="24"/>
-        </w:rPr>
-        <w:t xml:space="preserve"> </w:t>
-      </w:r>
-      <w:r>
-        <w:rPr>
-          <w:rFonts w:ascii="Times New Roman" w:hAnsi="Times New Roman"/>
-          <w:sz w:val="24"/>
-        </w:rPr>
-        <w:t>Амінь.</w:t>
+          <w:sz w:val="24"/>
+        </w:rPr>
+        <w:t>Бо в тебе є джерело життя,* у твоїм світлі побачимо світло.</w:t>
       </w:r>
     </w:p>
     <w:p>
@@ -10740,10 +10761,152 @@
         <w:spacing w:after="120"/>
         <w:jc w:val="both"/>
       </w:pPr>
-    </w:p>
-    <w:p>
-      <w:pPr>
-        <w:pStyle w:val="Heading2"/>
+      <w:r>
+        <w:rPr>
+          <w:rFonts w:ascii="Times New Roman" w:hAnsi="Times New Roman"/>
+          <w:sz w:val="24"/>
+        </w:rPr>
+        <w:t>Добавляй ласку тим,* що визнають тебе.</w:t>
+      </w:r>
+    </w:p>
+    <w:p>
+      <w:pPr>
+        <w:spacing w:after="120"/>
+        <w:jc w:val="both"/>
+      </w:pPr>
+      <w:r>
+        <w:rPr>
+          <w:rFonts w:ascii="Times New Roman" w:hAnsi="Times New Roman"/>
+          <w:sz w:val="24"/>
+        </w:rPr>
+        <w:t>Сподоби, Господи, сьогодні* без гріха зберегтися нам.</w:t>
+      </w:r>
+    </w:p>
+    <w:p>
+      <w:pPr>
+        <w:spacing w:after="120"/>
+        <w:jc w:val="both"/>
+      </w:pPr>
+      <w:r>
+        <w:rPr>
+          <w:rFonts w:ascii="Times New Roman" w:hAnsi="Times New Roman"/>
+          <w:sz w:val="24"/>
+        </w:rPr>
+        <w:t>Благословенний ти, Господи, Боже Отців наших,* і хвальне, і прославлене ім'я твоє навіки. Амінь.</w:t>
+      </w:r>
+    </w:p>
+    <w:p>
+      <w:pPr>
+        <w:spacing w:after="120"/>
+        <w:jc w:val="both"/>
+      </w:pPr>
+      <w:r>
+        <w:rPr>
+          <w:rFonts w:ascii="Times New Roman" w:hAnsi="Times New Roman"/>
+          <w:sz w:val="24"/>
+        </w:rPr>
+        <w:t>Нехай буде, Господи, милість твоя на нас,* бо ми надіємось на тебе.</w:t>
+      </w:r>
+    </w:p>
+    <w:p>
+      <w:pPr>
+        <w:spacing w:after="120"/>
+        <w:jc w:val="both"/>
+      </w:pPr>
+      <w:r>
+        <w:rPr>
+          <w:rFonts w:ascii="Times New Roman" w:hAnsi="Times New Roman"/>
+          <w:sz w:val="24"/>
+        </w:rPr>
+        <w:t>Благословенний ти, Господи,* навчи мене установ твоїх.</w:t>
+      </w:r>
+    </w:p>
+    <w:p>
+      <w:pPr>
+        <w:spacing w:after="120"/>
+        <w:jc w:val="both"/>
+      </w:pPr>
+      <w:r>
+        <w:rPr>
+          <w:rFonts w:ascii="Times New Roman" w:hAnsi="Times New Roman"/>
+          <w:sz w:val="24"/>
+        </w:rPr>
+        <w:t>Благословенний ти, Владико,* врозуми мене установами твоїми.</w:t>
+      </w:r>
+    </w:p>
+    <w:p>
+      <w:pPr>
+        <w:spacing w:after="120"/>
+        <w:jc w:val="both"/>
+      </w:pPr>
+      <w:r>
+        <w:rPr>
+          <w:rFonts w:ascii="Times New Roman" w:hAnsi="Times New Roman"/>
+          <w:sz w:val="24"/>
+        </w:rPr>
+        <w:t>Благословенний ти, Святий,* просвіти мене установами твоїми.</w:t>
+      </w:r>
+    </w:p>
+    <w:p>
+      <w:pPr>
+        <w:spacing w:after="120"/>
+        <w:jc w:val="both"/>
+      </w:pPr>
+      <w:r>
+        <w:rPr>
+          <w:rFonts w:ascii="Times New Roman" w:hAnsi="Times New Roman"/>
+          <w:sz w:val="24"/>
+        </w:rPr>
+        <w:t>Господи, милість твоя повіки,* не покидай діло рук твоїх.</w:t>
+      </w:r>
+    </w:p>
+    <w:p>
+      <w:pPr>
+        <w:spacing w:after="120"/>
+        <w:jc w:val="both"/>
+      </w:pPr>
+      <w:r>
+        <w:rPr>
+          <w:rFonts w:ascii="Times New Roman" w:hAnsi="Times New Roman"/>
+          <w:sz w:val="24"/>
+        </w:rPr>
+        <w:t>Тобі належить хвала,* тобі належить пісня.</w:t>
+      </w:r>
+    </w:p>
+    <w:p>
+      <w:pPr>
+        <w:spacing w:after="120"/>
+        <w:jc w:val="both"/>
+      </w:pPr>
+      <w:r>
+        <w:rPr>
+          <w:rFonts w:ascii="Times New Roman" w:hAnsi="Times New Roman"/>
+          <w:sz w:val="24"/>
+        </w:rPr>
+        <w:t>Тобі належить слава:* Отцю, і Сину, і Святому Духові:</w:t>
+      </w:r>
+    </w:p>
+    <w:p>
+      <w:pPr>
+        <w:spacing w:after="120"/>
+        <w:jc w:val="both"/>
+      </w:pPr>
+      <w:r>
+        <w:rPr>
+          <w:rFonts w:ascii="Times New Roman" w:hAnsi="Times New Roman"/>
+          <w:sz w:val="24"/>
+        </w:rPr>
+        <w:t>І нині і повсякчас,* і на віки віків. Амінь.</w:t>
+      </w:r>
+    </w:p>
+    <w:p>
+      <w:pPr>
+        <w:spacing w:after="120"/>
+      </w:pPr>
+    </w:p>
+    <w:p>
+      <w:pPr>
+        <w:pStyle w:val="Heading3"/>
         <w:spacing w:after="120"/>
         <w:jc w:val="center"/>
       </w:pPr>
@@ -10753,9 +10916,21 @@
           <w:b/>
           <w:i/>
           <w:color w:val="FF0000"/>
-          <w:sz w:val="24"/>
-        </w:rPr>
-        <w:t>Стихири на стиховні</w:t>
+        </w:rPr>
+        <w:t>Прохальна єктенія</w:t>
+      </w:r>
+    </w:p>
+    <w:p>
+      <w:pPr>
+        <w:spacing w:after="120"/>
+        <w:jc w:val="both"/>
+      </w:pPr>
+      <w:r>
+        <w:rPr>
+          <w:rFonts w:ascii="Times New Roman" w:hAnsi="Times New Roman"/>
+          <w:sz w:val="24"/>
+        </w:rPr>
+        <w:t>Сповнім ранішню молитву нашу Господеві.</w:t>
       </w:r>
     </w:p>
     <w:p>
@@ -10770,14 +10945,26 @@
           <w:color w:val="FF0000"/>
           <w:sz w:val="24"/>
         </w:rPr>
-        <w:t xml:space="preserve">(г. 6): </w:t>
-      </w:r>
-      <w:r>
-        <w:rPr>
-          <w:rFonts w:ascii="Times New Roman" w:hAnsi="Times New Roman"/>
-          <w:sz w:val="24"/>
-        </w:rPr>
-        <w:t>У хресті моя надія, Христе.* Ним я хвалюся і кличу:* Чоловіколюбний Господи, подолай гординю тих,* що не визнають у тобі Бога й людину.</w:t>
+        <w:t>Вірні:</w:t>
+      </w:r>
+      <w:r>
+        <w:rPr>
+          <w:rFonts w:ascii="Times New Roman" w:hAnsi="Times New Roman"/>
+          <w:sz w:val="24"/>
+        </w:rPr>
+        <w:t xml:space="preserve"> Господи, помилуй.</w:t>
+      </w:r>
+    </w:p>
+    <w:p>
+      <w:pPr>
+        <w:spacing w:after="120"/>
+      </w:pPr>
+      <w:r>
+        <w:rPr>
+          <w:rFonts w:ascii="Times New Roman" w:hAnsi="Times New Roman"/>
+          <w:sz w:val="24"/>
+        </w:rPr>
+        <w:t>Заступи, спаси, помилуй і охорони нас, Боже, Твоєю благодаттю</w:t>
       </w:r>
     </w:p>
     <w:p>
@@ -10792,36 +10979,282 @@
           <w:color w:val="FF0000"/>
           <w:sz w:val="24"/>
         </w:rPr>
-        <w:t>Стих:</w:t>
-      </w:r>
+        <w:t>Вірні:</w:t>
+      </w:r>
+      <w:r>
+        <w:rPr>
+          <w:rFonts w:ascii="Times New Roman" w:hAnsi="Times New Roman"/>
+          <w:sz w:val="24"/>
+        </w:rPr>
+        <w:t xml:space="preserve"> Господи, помилуй.</w:t>
+      </w:r>
+    </w:p>
+    <w:p>
+      <w:pPr>
+        <w:spacing w:after="120"/>
+        <w:jc w:val="both"/>
+      </w:pPr>
+      <w:r>
+        <w:rPr>
+          <w:rFonts w:ascii="Times New Roman" w:hAnsi="Times New Roman"/>
+          <w:sz w:val="24"/>
+        </w:rPr>
+        <w:t>Дня всього досконалого, святого, мирного і безгрішного у Господа просім.</w:t>
+      </w:r>
+    </w:p>
+    <w:p>
+      <w:pPr>
+        <w:spacing w:after="120"/>
+      </w:pPr>
       <w:r>
         <w:rPr>
           <w:rFonts w:ascii="Times New Roman" w:hAnsi="Times New Roman"/>
           <w:i/>
-          <w:sz w:val="24"/>
-        </w:rPr>
-        <w:t xml:space="preserve"> </w:t>
-      </w:r>
+          <w:color w:val="FF4400"/>
+          <w:sz w:val="24"/>
+        </w:rPr>
+        <w:t>Вірні:</w:t>
+      </w:r>
+      <w:r>
+        <w:rPr>
+          <w:rFonts w:ascii="Times New Roman" w:hAnsi="Times New Roman"/>
+          <w:sz w:val="24"/>
+        </w:rPr>
+        <w:t xml:space="preserve"> Пода́й, Го́споди.</w:t>
+      </w:r>
+    </w:p>
+    <w:p>
+      <w:pPr>
+        <w:spacing w:after="120"/>
+      </w:pPr>
+      <w:r>
+        <w:rPr>
+          <w:rFonts w:ascii="Times New Roman" w:hAnsi="Times New Roman"/>
+          <w:sz w:val="24"/>
+        </w:rPr>
+        <w:t>Ангела миру, вірного наставника, охоронця душ і тіл наших у Господа просім.</w:t>
+      </w:r>
+    </w:p>
+    <w:p>
+      <w:pPr>
+        <w:spacing w:after="120"/>
+      </w:pPr>
+      <w:r>
+        <w:rPr>
+          <w:rFonts w:ascii="Times New Roman" w:hAnsi="Times New Roman"/>
+          <w:i/>
+          <w:color w:val="FF4400"/>
+          <w:sz w:val="24"/>
+        </w:rPr>
+        <w:t>Вірні:</w:t>
+      </w:r>
+      <w:r>
+        <w:rPr>
+          <w:rFonts w:ascii="Times New Roman" w:hAnsi="Times New Roman"/>
+          <w:sz w:val="24"/>
+        </w:rPr>
+        <w:t xml:space="preserve"> Пода́й, Го́споди.</w:t>
+      </w:r>
+    </w:p>
+    <w:p>
+      <w:pPr>
+        <w:spacing w:after="120"/>
+      </w:pPr>
+      <w:r>
+        <w:rPr>
+          <w:rFonts w:ascii="Times New Roman" w:hAnsi="Times New Roman"/>
+          <w:sz w:val="24"/>
+        </w:rPr>
+        <w:t>Прощення й відпущення гріхів, і прогрішень наших у Господа просім.</w:t>
+      </w:r>
+    </w:p>
+    <w:p>
+      <w:pPr>
+        <w:spacing w:after="120"/>
+      </w:pPr>
+      <w:r>
+        <w:rPr>
+          <w:rFonts w:ascii="Times New Roman" w:hAnsi="Times New Roman"/>
+          <w:i/>
+          <w:color w:val="FF4400"/>
+          <w:sz w:val="24"/>
+        </w:rPr>
+        <w:t>Вірні:</w:t>
+      </w:r>
+      <w:r>
+        <w:rPr>
+          <w:rFonts w:ascii="Times New Roman" w:hAnsi="Times New Roman"/>
+          <w:sz w:val="24"/>
+        </w:rPr>
+        <w:t xml:space="preserve"> Пода́й, Го́споди.</w:t>
+      </w:r>
+    </w:p>
+    <w:p>
+      <w:pPr>
+        <w:spacing w:after="120"/>
+      </w:pPr>
+      <w:r>
+        <w:rPr>
+          <w:rFonts w:ascii="Times New Roman" w:hAnsi="Times New Roman"/>
+          <w:sz w:val="24"/>
+        </w:rPr>
+        <w:t>Доброго й пожиточного для душ наших і миру для світу у Господа просім.</w:t>
+      </w:r>
+    </w:p>
+    <w:p>
+      <w:pPr>
+        <w:spacing w:after="120"/>
+      </w:pPr>
+      <w:r>
+        <w:rPr>
+          <w:rFonts w:ascii="Times New Roman" w:hAnsi="Times New Roman"/>
+          <w:i/>
+          <w:color w:val="FF4400"/>
+          <w:sz w:val="24"/>
+        </w:rPr>
+        <w:t>Вірні:</w:t>
+      </w:r>
+      <w:r>
+        <w:rPr>
+          <w:rFonts w:ascii="Times New Roman" w:hAnsi="Times New Roman"/>
+          <w:sz w:val="24"/>
+        </w:rPr>
+        <w:t xml:space="preserve"> Пода́й, Го́споди.</w:t>
+      </w:r>
+    </w:p>
+    <w:p>
+      <w:pPr>
+        <w:spacing w:after="120"/>
+      </w:pPr>
+      <w:r>
+        <w:rPr>
+          <w:rFonts w:ascii="Times New Roman" w:hAnsi="Times New Roman"/>
+          <w:sz w:val="24"/>
+        </w:rPr>
+        <w:t>Останок життя нашого в мирі й покаянні завершити у Господа просім.</w:t>
+      </w:r>
+    </w:p>
+    <w:p>
+      <w:pPr>
+        <w:spacing w:after="120"/>
+      </w:pPr>
+      <w:r>
+        <w:rPr>
+          <w:rFonts w:ascii="Times New Roman" w:hAnsi="Times New Roman"/>
+          <w:i/>
+          <w:color w:val="FF4400"/>
+          <w:sz w:val="24"/>
+        </w:rPr>
+        <w:t>Вірні:</w:t>
+      </w:r>
+      <w:r>
+        <w:rPr>
+          <w:rFonts w:ascii="Times New Roman" w:hAnsi="Times New Roman"/>
+          <w:sz w:val="24"/>
+        </w:rPr>
+        <w:t xml:space="preserve"> Пода́й, Го́споди.</w:t>
+      </w:r>
+    </w:p>
+    <w:p>
+      <w:pPr>
+        <w:spacing w:after="120"/>
+      </w:pPr>
+      <w:r>
+        <w:rPr>
+          <w:rFonts w:ascii="Times New Roman" w:hAnsi="Times New Roman"/>
+          <w:sz w:val="24"/>
+        </w:rPr>
+        <w:t>Християнської кончини життя нашого – безболізної, бездоганної, мирної – і оправдання на страшному суді Христовому просім.</w:t>
+      </w:r>
+    </w:p>
+    <w:p>
+      <w:pPr>
+        <w:spacing w:after="120"/>
+      </w:pPr>
+      <w:r>
+        <w:rPr>
+          <w:rFonts w:ascii="Times New Roman" w:hAnsi="Times New Roman"/>
+          <w:i/>
+          <w:color w:val="FF4400"/>
+          <w:sz w:val="24"/>
+        </w:rPr>
+        <w:t>Вірні:</w:t>
+      </w:r>
+      <w:r>
+        <w:rPr>
+          <w:rFonts w:ascii="Times New Roman" w:hAnsi="Times New Roman"/>
+          <w:sz w:val="24"/>
+        </w:rPr>
+        <w:t xml:space="preserve"> Пода́й, Го́споди.</w:t>
+      </w:r>
+    </w:p>
+    <w:p>
+      <w:pPr>
+        <w:spacing w:after="120"/>
+      </w:pPr>
+      <w:r>
+        <w:rPr>
+          <w:rFonts w:ascii="Times New Roman" w:hAnsi="Times New Roman"/>
+          <w:sz w:val="24"/>
+        </w:rPr>
+        <w:t>Пресвяту, пречисту, преблагословенну, славну Владичицю нашу Богородицю і приснодіву Марію, з усіма святими пом’янувши, самих себе, і один одного, і все життя наше Христу Богові віддаймо.</w:t>
+      </w:r>
+    </w:p>
+    <w:p>
+      <w:pPr>
+        <w:spacing w:after="120"/>
+      </w:pPr>
+      <w:r>
+        <w:rPr>
+          <w:rFonts w:ascii="Times New Roman" w:hAnsi="Times New Roman"/>
+          <w:i/>
+          <w:color w:val="FF4400"/>
+          <w:sz w:val="24"/>
+        </w:rPr>
+        <w:t>Вірні:</w:t>
+      </w:r>
+      <w:r>
+        <w:rPr>
+          <w:rFonts w:ascii="Times New Roman" w:hAnsi="Times New Roman"/>
+          <w:color w:val="000000"/>
+          <w:sz w:val="24"/>
+        </w:rPr>
+        <w:t xml:space="preserve"> Тобі́, Го́споди.</w:t>
+      </w:r>
+    </w:p>
+    <w:p>
+      <w:pPr>
+        <w:spacing w:after="120"/>
+        <w:jc w:val="both"/>
+      </w:pPr>
       <w:r>
         <w:rPr>
           <w:rFonts w:ascii="Times New Roman" w:hAnsi="Times New Roman"/>
           <w:sz w:val="24"/>
           <w:u w:val="single"/>
         </w:rPr>
-        <w:t>Насити нас уранці милістю твоєю, Господи, щоб ми раділи й веселились по всі дні наші. Звесели нас мірою днів, за яких ти засмутив нас, мірою літ, що в них ми зазнали горя.* Нехай виявиться твоїм слугам твоє діло, і слава твоя – їхнім дітям.</w:t>
-      </w:r>
-    </w:p>
-    <w:p>
-      <w:pPr>
-        <w:spacing w:after="120"/>
-        <w:jc w:val="both"/>
-      </w:pPr>
-      <w:r>
-        <w:rPr>
-          <w:rFonts w:ascii="Times New Roman" w:hAnsi="Times New Roman"/>
-          <w:sz w:val="24"/>
-        </w:rPr>
-        <w:t>Захоронені хрестом, супротивляємося ворогові,* не лякаючись його підступів і лихословства,* бо гордого ворога знищено* і потоптано силою Христа,* прибитого до дерева.</w:t>
+        <w:t>[Владико, Боже святий і неосяжний, що казав із темряви світлові засіяти, що заспокоїв нас у нічному сні й підвів до величання і моління Твоєї доброти! Ти, що даєш себе умолити задля свого милосердя, прийми і нині нас, що поклоняємося Тобі й по силі благодаримо Тебе; і даруй нам те, чого просимо задля спасіння. Вчини нас синами світла і дня та спадкоємцями вічних Твоїх благ. Пом'яни, Господи, за багатством ласк Твоїх усіх людей, що є і моляться з нами, і всю братію нашу на землі й на морі, і на всякому місці володіння Твого, що потребують Твоєї любови й помочі. Усім вияви велику Твою милість, щоб спасенні, як душею так і тілом, завжди перебували й відважно славили чудне й благословенне ім'я Твоє.]</w:t>
+      </w:r>
+    </w:p>
+    <w:p>
+      <w:pPr>
+        <w:spacing w:after="120"/>
+      </w:pPr>
+      <w:r>
+        <w:rPr>
+          <w:rFonts w:ascii="Times New Roman" w:hAnsi="Times New Roman"/>
+          <w:i/>
+          <w:color w:val="FF4400"/>
+          <w:sz w:val="24"/>
+        </w:rPr>
+        <w:t>Священник:</w:t>
+      </w:r>
+      <w:r>
+        <w:rPr>
+          <w:rFonts w:ascii="Times New Roman" w:hAnsi="Times New Roman"/>
+          <w:sz w:val="24"/>
+        </w:rPr>
+        <w:t xml:space="preserve"> Бо Ти – Бог милости, ласк і людинолюбности, і Тобі славу возсилаємо, Отцю, і Сину, і Святому Духові, нині, і повсякчас, і на віки віків.</w:t>
       </w:r>
     </w:p>
     <w:p>
@@ -10836,15 +11269,22 @@
           <w:color w:val="FF0000"/>
           <w:sz w:val="24"/>
         </w:rPr>
-        <w:t xml:space="preserve">Стих: </w:t>
-      </w:r>
-      <w:r>
-        <w:rPr>
-          <w:rFonts w:ascii="Times New Roman" w:hAnsi="Times New Roman"/>
-          <w:sz w:val="24"/>
-          <w:u w:val="single"/>
-        </w:rPr>
-        <w:t xml:space="preserve">І ласка Господа, Бога нашого, нехай буде над нами,* і стверди діло рук наших; стверди його – діло рук наших. </w:t>
+        <w:t>Вірні:</w:t>
+      </w:r>
+      <w:r>
+        <w:rPr>
+          <w:rFonts w:ascii="Times New Roman" w:hAnsi="Times New Roman"/>
+          <w:color w:val="FF0000"/>
+          <w:sz w:val="24"/>
+        </w:rPr>
+        <w:t xml:space="preserve"> </w:t>
+      </w:r>
+      <w:r>
+        <w:rPr>
+          <w:rFonts w:ascii="Times New Roman" w:hAnsi="Times New Roman"/>
+          <w:sz w:val="24"/>
+        </w:rPr>
+        <w:t>Амінь.</w:t>
       </w:r>
     </w:p>
     <w:p>
@@ -10855,37 +11295,19 @@
       <w:r>
         <w:rPr>
           <w:rFonts w:ascii="Times New Roman" w:hAnsi="Times New Roman"/>
-          <w:sz w:val="24"/>
-        </w:rPr>
-        <w:t>Господи, усе створіння святкує пам'ять святих твоїх,* небо радіє з ангелами й земля веселиться з людьми.* Їхніми молитвами помилуй нас.</w:t>
-      </w:r>
-    </w:p>
-    <w:p>
-      <w:pPr>
-        <w:spacing w:after="120"/>
-        <w:jc w:val="both"/>
-      </w:pPr>
-      <w:r>
-        <w:rPr>
-          <w:rFonts w:ascii="Times New Roman" w:hAnsi="Times New Roman"/>
-          <w:b/>
-          <w:sz w:val="24"/>
-        </w:rPr>
-        <w:t>Слава і нині</w:t>
-      </w:r>
-      <w:r>
-        <w:rPr>
-          <w:rFonts w:ascii="Times New Roman" w:hAnsi="Times New Roman"/>
-          <w:sz w:val="24"/>
-        </w:rPr>
-        <w:t>: Я розп'явся на дереві, як людина,* і помер, і в гріб мене покладено, як смертного,* але, як Бог, знову воскресну третього дня у славі,* Мати, Діво чиста.</w:t>
-      </w:r>
-    </w:p>
-    <w:p>
-      <w:pPr>
-        <w:spacing w:after="120"/>
-        <w:jc w:val="both"/>
-      </w:pPr>
+          <w:i/>
+          <w:color w:val="FF4400"/>
+          <w:sz w:val="24"/>
+        </w:rPr>
+        <w:t>Священник:</w:t>
+      </w:r>
+      <w:r>
+        <w:rPr>
+          <w:rFonts w:ascii="Times New Roman" w:hAnsi="Times New Roman"/>
+          <w:sz w:val="24"/>
+        </w:rPr>
+        <w:t xml:space="preserve"> Мир всім.</w:t>
+      </w:r>
     </w:p>
     <w:p>
       <w:pPr>
@@ -10899,7 +11321,22 @@
           <w:color w:val="FF0000"/>
           <w:sz w:val="24"/>
         </w:rPr>
-        <w:t>Після стиховні читаємо:</w:t>
+        <w:t>Вірні:</w:t>
+      </w:r>
+      <w:r>
+        <w:rPr>
+          <w:rFonts w:ascii="Times New Roman" w:hAnsi="Times New Roman"/>
+          <w:color w:val="FF0000"/>
+          <w:sz w:val="24"/>
+        </w:rPr>
+        <w:t xml:space="preserve"> </w:t>
+      </w:r>
+      <w:r>
+        <w:rPr>
+          <w:rFonts w:ascii="Times New Roman" w:hAnsi="Times New Roman"/>
+          <w:sz w:val="24"/>
+        </w:rPr>
+        <w:t>І духові твоєму.</w:t>
       </w:r>
     </w:p>
     <w:p>
@@ -10912,7 +11349,7 @@
           <w:rFonts w:ascii="Times New Roman" w:hAnsi="Times New Roman"/>
           <w:sz w:val="24"/>
         </w:rPr>
-        <w:t>Добре воно – прославляти Господа, і співати імені твоєму, Всевишній.</w:t>
+        <w:t>Голови ваші перед Господом схиліть.</w:t>
       </w:r>
     </w:p>
     <w:p>
@@ -10920,25 +11357,6 @@
         <w:spacing w:after="120"/>
         <w:jc w:val="both"/>
       </w:pPr>
-      <w:r>
-        <w:rPr>
-          <w:rFonts w:ascii="Times New Roman" w:hAnsi="Times New Roman"/>
-          <w:sz w:val="24"/>
-        </w:rPr>
-        <w:t>Звіщати вранці милість твою, і ночами – твою вірність.</w:t>
-      </w:r>
-    </w:p>
-    <w:p>
-      <w:pPr>
-        <w:spacing w:after="120"/>
-      </w:pPr>
-      <w:r>
-        <w:rPr>
-          <w:rFonts w:ascii="Times New Roman" w:hAnsi="Times New Roman"/>
-          <w:sz w:val="24"/>
-        </w:rPr>
-        <w:t xml:space="preserve">Святи́й Бо́же, святи́й Крі́пкий, святи́й Безсме́ртний, поми́луй нас. </w:t>
-      </w:r>
       <w:r>
         <w:rPr>
           <w:rFonts w:ascii="Times New Roman" w:hAnsi="Times New Roman"/>
@@ -10946,44 +11364,29 @@
           <w:color w:val="FF0000"/>
           <w:sz w:val="24"/>
         </w:rPr>
-        <w:t>(3 р.)</w:t>
-      </w:r>
-    </w:p>
-    <w:p>
-      <w:pPr>
-        <w:spacing w:after="120"/>
-      </w:pPr>
-      <w:r>
-        <w:rPr>
-          <w:rFonts w:ascii="Times New Roman" w:hAnsi="Times New Roman"/>
-          <w:sz w:val="24"/>
-        </w:rPr>
-        <w:t>Сла́ва Отцю́, і Си́ну, і Свято́му Ду́хові,* і ни́ні, і повсякча́с, і на ві́ки вікі́в. Амі́нь.</w:t>
-      </w:r>
-    </w:p>
-    <w:p>
-      <w:pPr>
-        <w:spacing w:after="120"/>
-      </w:pPr>
-      <w:r>
-        <w:rPr>
-          <w:rFonts w:ascii="Times New Roman" w:hAnsi="Times New Roman"/>
-          <w:sz w:val="24"/>
-        </w:rPr>
-        <w:t>Пресвята́ Тро́йце, поми́луй нас; Го́споди, очи́сти гріхи́ на́ші; Влади́ко, прости́ беззако́ння на́ші; Святи́й, завіта́й і зціли́ не́мочі на́ші, І́мени Твого́ ра́ди.</w:t>
-      </w:r>
-    </w:p>
-    <w:p>
-      <w:pPr>
-        <w:spacing w:after="120"/>
-      </w:pPr>
-      <w:r>
-        <w:rPr>
-          <w:rFonts w:ascii="Times New Roman" w:hAnsi="Times New Roman"/>
-          <w:sz w:val="24"/>
-        </w:rPr>
-        <w:t xml:space="preserve">Го́споди, поми́луй. </w:t>
-      </w:r>
+        <w:t>Вірні:</w:t>
+      </w:r>
+      <w:r>
+        <w:rPr>
+          <w:rFonts w:ascii="Times New Roman" w:hAnsi="Times New Roman"/>
+          <w:color w:val="FF0000"/>
+          <w:sz w:val="24"/>
+        </w:rPr>
+        <w:t xml:space="preserve"> </w:t>
+      </w:r>
+      <w:r>
+        <w:rPr>
+          <w:rFonts w:ascii="Times New Roman" w:hAnsi="Times New Roman"/>
+          <w:sz w:val="24"/>
+        </w:rPr>
+        <w:t>Тобі, Господи.</w:t>
+      </w:r>
+    </w:p>
+    <w:p>
+      <w:pPr>
+        <w:spacing w:after="120"/>
+        <w:jc w:val="both"/>
+      </w:pPr>
       <w:r>
         <w:rPr>
           <w:rFonts w:ascii="Times New Roman" w:hAnsi="Times New Roman"/>
@@ -10991,31 +11394,14 @@
           <w:color w:val="FF0000"/>
           <w:sz w:val="24"/>
         </w:rPr>
-        <w:t>(3 р.)</w:t>
-      </w:r>
-    </w:p>
-    <w:p>
-      <w:pPr>
-        <w:spacing w:after="120"/>
-      </w:pPr>
-      <w:r>
-        <w:rPr>
-          <w:rFonts w:ascii="Times New Roman" w:hAnsi="Times New Roman"/>
-          <w:sz w:val="24"/>
-        </w:rPr>
-        <w:t>Сла́ва Отцю́, і Си́ну, і Свято́му Ду́хові,* і ни́ні, і повсякча́с, і на ві́ки вікі́в. Амі́нь.</w:t>
-      </w:r>
-    </w:p>
-    <w:p>
-      <w:pPr>
-        <w:spacing w:after="120"/>
-      </w:pPr>
-      <w:r>
-        <w:rPr>
-          <w:rFonts w:ascii="Times New Roman" w:hAnsi="Times New Roman"/>
-          <w:sz w:val="24"/>
-        </w:rPr>
-        <w:t>О́тче наш, що єси́ на небеса́х,* неха́й святи́ться ім’я́ Твоє́,* неха́й при́йде ца́рство Твоє́,* неха́й бу́де во́ля Твоя́, як на не́бі, так і на землі́.* Хліб наш насу́щний дай нам сього́дні;* і прости́ нам прови́ни на́ші,* як і ми проща́ємо винува́тцям на́шим;* і не введи́ нас у споку́су,* але́ ви́зволи нас від лука́вого.</w:t>
+        <w:t>Священник читає молитву:</w:t>
+      </w:r>
+      <w:r>
+        <w:rPr>
+          <w:rFonts w:ascii="Times New Roman" w:hAnsi="Times New Roman"/>
+          <w:sz w:val="24"/>
+        </w:rPr>
+        <w:t xml:space="preserve"> Господи святий, ти на висоті живеш і всевидючим оком твоїм споглядаєш на всяке створіння! Перед тобою схилили ми голови, душі й тіла, і молимося до тебе, Святий святих: Простягни руку твою невидиму від святого житла твого і благослови всіх нас; а якщо ми де в чому згрішили добровільно чи недобровільно, як благий і людинолюбний Бог, прости і даруй нам земні й небесні добра твої:</w:t>
       </w:r>
     </w:p>
     <w:p>
@@ -11036,7 +11422,7 @@
           <w:rFonts w:ascii="Times New Roman" w:hAnsi="Times New Roman"/>
           <w:sz w:val="24"/>
         </w:rPr>
-        <w:t xml:space="preserve"> Бо Твоє є царство, і сила, і слава, Отця, і Сина, і Святого Духа, нині, і повсякчас, і на віки віків.</w:t>
+        <w:t xml:space="preserve"> Бо до Тебе належить милувати і спасати нас, Боже наш, і Тобі славу возсилаємо, Отцю, і Сину, і Святому Духові, нині, і повсякчас, і на віки віків.</w:t>
       </w:r>
     </w:p>
     <w:p>
@@ -11068,14 +11454,6 @@
         </w:rPr>
         <w:t>Амінь.</w:t>
       </w:r>
-      <w:r>
-        <w:rPr>
-          <w:rFonts w:ascii="Times New Roman" w:hAnsi="Times New Roman"/>
-          <w:i/>
-          <w:sz w:val="24"/>
-        </w:rPr>
-        <w:t xml:space="preserve"> </w:t>
-      </w:r>
     </w:p>
     <w:p>
       <w:pPr>
@@ -11085,7 +11463,7 @@
     </w:p>
     <w:p>
       <w:pPr>
-        <w:pStyle w:val="Heading3"/>
+        <w:pStyle w:val="Heading2"/>
         <w:spacing w:after="120"/>
         <w:jc w:val="center"/>
       </w:pPr>
@@ -11095,8 +11473,9 @@
           <w:b/>
           <w:i/>
           <w:color w:val="FF0000"/>
-        </w:rPr>
-        <w:t>Тропарі</w:t>
+          <w:sz w:val="24"/>
+        </w:rPr>
+        <w:t>Стихири на стиховні</w:t>
       </w:r>
     </w:p>
     <w:p>
@@ -11104,6 +11483,319 @@
         <w:spacing w:after="120"/>
         <w:jc w:val="both"/>
       </w:pPr>
+      <w:r>
+        <w:rPr>
+          <w:rFonts w:ascii="Times New Roman" w:hAnsi="Times New Roman"/>
+          <w:i/>
+          <w:color w:val="FF0000"/>
+          <w:sz w:val="24"/>
+        </w:rPr>
+        <w:t xml:space="preserve">(г. 6): </w:t>
+      </w:r>
+      <w:r>
+        <w:rPr>
+          <w:rFonts w:ascii="Times New Roman" w:hAnsi="Times New Roman"/>
+          <w:sz w:val="24"/>
+        </w:rPr>
+        <w:t>У хресті моя надія, Христе.* Ним я хвалюся і кличу:* Чоловіколюбний Господи, подолай гординю тих,* що не визнають у тобі Бога й людину.</w:t>
+      </w:r>
+    </w:p>
+    <w:p>
+      <w:pPr>
+        <w:spacing w:after="120"/>
+        <w:jc w:val="both"/>
+      </w:pPr>
+      <w:r>
+        <w:rPr>
+          <w:rFonts w:ascii="Times New Roman" w:hAnsi="Times New Roman"/>
+          <w:i/>
+          <w:color w:val="FF0000"/>
+          <w:sz w:val="24"/>
+        </w:rPr>
+        <w:t>Стих:</w:t>
+      </w:r>
+      <w:r>
+        <w:rPr>
+          <w:rFonts w:ascii="Times New Roman" w:hAnsi="Times New Roman"/>
+          <w:i/>
+          <w:sz w:val="24"/>
+        </w:rPr>
+        <w:t xml:space="preserve"> </w:t>
+      </w:r>
+      <w:r>
+        <w:rPr>
+          <w:rFonts w:ascii="Times New Roman" w:hAnsi="Times New Roman"/>
+          <w:sz w:val="24"/>
+          <w:u w:val="single"/>
+        </w:rPr>
+        <w:t>Насити нас уранці милістю твоєю, Господи, щоб ми раділи й веселились по всі дні наші. Звесели нас мірою днів, за яких ти засмутив нас, мірою літ, що в них ми зазнали горя.* Нехай виявиться твоїм слугам твоє діло, і слава твоя – їхнім дітям.</w:t>
+      </w:r>
+    </w:p>
+    <w:p>
+      <w:pPr>
+        <w:spacing w:after="120"/>
+        <w:jc w:val="both"/>
+      </w:pPr>
+      <w:r>
+        <w:rPr>
+          <w:rFonts w:ascii="Times New Roman" w:hAnsi="Times New Roman"/>
+          <w:sz w:val="24"/>
+        </w:rPr>
+        <w:t>Захоронені хрестом, супротивляємося ворогові,* не лякаючись його підступів і лихословства,* бо гордого ворога знищено* і потоптано силою Христа,* прибитого до дерева.</w:t>
+      </w:r>
+    </w:p>
+    <w:p>
+      <w:pPr>
+        <w:spacing w:after="120"/>
+        <w:jc w:val="both"/>
+      </w:pPr>
+      <w:r>
+        <w:rPr>
+          <w:rFonts w:ascii="Times New Roman" w:hAnsi="Times New Roman"/>
+          <w:i/>
+          <w:color w:val="FF0000"/>
+          <w:sz w:val="24"/>
+        </w:rPr>
+        <w:t xml:space="preserve">Стих: </w:t>
+      </w:r>
+      <w:r>
+        <w:rPr>
+          <w:rFonts w:ascii="Times New Roman" w:hAnsi="Times New Roman"/>
+          <w:sz w:val="24"/>
+          <w:u w:val="single"/>
+        </w:rPr>
+        <w:t xml:space="preserve">І ласка Господа, Бога нашого, нехай буде над нами,* і стверди діло рук наших; стверди його – діло рук наших. </w:t>
+      </w:r>
+    </w:p>
+    <w:p>
+      <w:pPr>
+        <w:spacing w:after="120"/>
+        <w:jc w:val="both"/>
+      </w:pPr>
+      <w:r>
+        <w:rPr>
+          <w:rFonts w:ascii="Times New Roman" w:hAnsi="Times New Roman"/>
+          <w:sz w:val="24"/>
+        </w:rPr>
+        <w:t>Господи, усе створіння святкує пам'ять святих твоїх,* небо радіє з ангелами й земля веселиться з людьми.* Їхніми молитвами помилуй нас.</w:t>
+      </w:r>
+    </w:p>
+    <w:p>
+      <w:pPr>
+        <w:spacing w:after="120"/>
+        <w:jc w:val="both"/>
+      </w:pPr>
+      <w:r>
+        <w:rPr>
+          <w:rFonts w:ascii="Times New Roman" w:hAnsi="Times New Roman"/>
+          <w:b/>
+          <w:sz w:val="24"/>
+        </w:rPr>
+        <w:t>Слава і нині</w:t>
+      </w:r>
+      <w:r>
+        <w:rPr>
+          <w:rFonts w:ascii="Times New Roman" w:hAnsi="Times New Roman"/>
+          <w:sz w:val="24"/>
+        </w:rPr>
+        <w:t>: Я розп'явся на дереві, як людина,* і помер, і в гріб мене покладено, як смертного,* але, як Бог, знову воскресну третього дня у славі,* Мати, Діво чиста.</w:t>
+      </w:r>
+    </w:p>
+    <w:p>
+      <w:pPr>
+        <w:spacing w:after="120"/>
+        <w:jc w:val="both"/>
+      </w:pPr>
+    </w:p>
+    <w:p>
+      <w:pPr>
+        <w:spacing w:after="120"/>
+        <w:jc w:val="both"/>
+      </w:pPr>
+      <w:r>
+        <w:rPr>
+          <w:rFonts w:ascii="Times New Roman" w:hAnsi="Times New Roman"/>
+          <w:i/>
+          <w:color w:val="FF0000"/>
+          <w:sz w:val="24"/>
+        </w:rPr>
+        <w:t>Після стиховні читаємо:</w:t>
+      </w:r>
+    </w:p>
+    <w:p>
+      <w:pPr>
+        <w:spacing w:after="120"/>
+        <w:jc w:val="both"/>
+      </w:pPr>
+      <w:r>
+        <w:rPr>
+          <w:rFonts w:ascii="Times New Roman" w:hAnsi="Times New Roman"/>
+          <w:sz w:val="24"/>
+        </w:rPr>
+        <w:t>Добре воно – прославляти Господа, і співати імені твоєму, Всевишній.</w:t>
+      </w:r>
+    </w:p>
+    <w:p>
+      <w:pPr>
+        <w:spacing w:after="120"/>
+        <w:jc w:val="both"/>
+      </w:pPr>
+      <w:r>
+        <w:rPr>
+          <w:rFonts w:ascii="Times New Roman" w:hAnsi="Times New Roman"/>
+          <w:sz w:val="24"/>
+        </w:rPr>
+        <w:t>Звіщати вранці милість твою, і ночами – твою вірність.</w:t>
+      </w:r>
+    </w:p>
+    <w:p>
+      <w:pPr>
+        <w:spacing w:after="120"/>
+      </w:pPr>
+      <w:r>
+        <w:rPr>
+          <w:rFonts w:ascii="Times New Roman" w:hAnsi="Times New Roman"/>
+          <w:sz w:val="24"/>
+        </w:rPr>
+        <w:t xml:space="preserve">Святи́й Бо́же, святи́й Крі́пкий, святи́й Безсме́ртний, поми́луй нас. </w:t>
+      </w:r>
+      <w:r>
+        <w:rPr>
+          <w:rFonts w:ascii="Times New Roman" w:hAnsi="Times New Roman"/>
+          <w:i/>
+          <w:color w:val="FF0000"/>
+          <w:sz w:val="24"/>
+        </w:rPr>
+        <w:t>(3 р.)</w:t>
+      </w:r>
+    </w:p>
+    <w:p>
+      <w:pPr>
+        <w:spacing w:after="120"/>
+      </w:pPr>
+      <w:r>
+        <w:rPr>
+          <w:rFonts w:ascii="Times New Roman" w:hAnsi="Times New Roman"/>
+          <w:sz w:val="24"/>
+        </w:rPr>
+        <w:t>Сла́ва Отцю́, і Си́ну, і Свято́му Ду́хові,* і ни́ні, і повсякча́с, і на ві́ки вікі́в. Амі́нь.</w:t>
+      </w:r>
+    </w:p>
+    <w:p>
+      <w:pPr>
+        <w:spacing w:after="120"/>
+      </w:pPr>
+      <w:r>
+        <w:rPr>
+          <w:rFonts w:ascii="Times New Roman" w:hAnsi="Times New Roman"/>
+          <w:sz w:val="24"/>
+        </w:rPr>
+        <w:t>Пресвята́ Тро́йце, поми́луй нас; Го́споди, очи́сти гріхи́ на́ші; Влади́ко, прости́ беззако́ння на́ші; Святи́й, завіта́й і зціли́ не́мочі на́ші, І́мени Твого́ ра́ди.</w:t>
+      </w:r>
+    </w:p>
+    <w:p>
+      <w:pPr>
+        <w:spacing w:after="120"/>
+      </w:pPr>
+      <w:r>
+        <w:rPr>
+          <w:rFonts w:ascii="Times New Roman" w:hAnsi="Times New Roman"/>
+          <w:sz w:val="24"/>
+        </w:rPr>
+        <w:t xml:space="preserve">Го́споди, поми́луй. </w:t>
+      </w:r>
+      <w:r>
+        <w:rPr>
+          <w:rFonts w:ascii="Times New Roman" w:hAnsi="Times New Roman"/>
+          <w:i/>
+          <w:color w:val="FF0000"/>
+          <w:sz w:val="24"/>
+        </w:rPr>
+        <w:t>(3 р.)</w:t>
+      </w:r>
+    </w:p>
+    <w:p>
+      <w:pPr>
+        <w:spacing w:after="120"/>
+      </w:pPr>
+      <w:r>
+        <w:rPr>
+          <w:rFonts w:ascii="Times New Roman" w:hAnsi="Times New Roman"/>
+          <w:sz w:val="24"/>
+        </w:rPr>
+        <w:t>Сла́ва Отцю́, і Си́ну, і Свято́му Ду́хові,* і ни́ні, і повсякча́с, і на ві́ки вікі́в. Амі́нь.</w:t>
+      </w:r>
+    </w:p>
+    <w:p>
+      <w:pPr>
+        <w:spacing w:after="120"/>
+      </w:pPr>
+      <w:r>
+        <w:rPr>
+          <w:rFonts w:ascii="Times New Roman" w:hAnsi="Times New Roman"/>
+          <w:sz w:val="24"/>
+        </w:rPr>
+        <w:t>О́тче наш, що єси́ на небеса́х,* неха́й святи́ться ім’я́ Твоє́,* неха́й при́йде ца́рство Твоє́,* неха́й бу́де во́ля Твоя́, як на не́бі, так і на землі́.* Хліб наш насу́щний дай нам сього́дні;* і прости́ нам прови́ни на́ші,* як і ми проща́ємо винува́тцям на́шим;* і не введи́ нас у споку́су,* але́ ви́зволи нас від лука́вого.</w:t>
+      </w:r>
+    </w:p>
+    <w:p>
+      <w:pPr>
+        <w:spacing w:after="120"/>
+      </w:pPr>
+      <w:r>
+        <w:rPr>
+          <w:rFonts w:ascii="Times New Roman" w:hAnsi="Times New Roman"/>
+          <w:i/>
+          <w:color w:val="FF4400"/>
+          <w:sz w:val="24"/>
+        </w:rPr>
+        <w:t>Священник:</w:t>
+      </w:r>
+      <w:r>
+        <w:rPr>
+          <w:rFonts w:ascii="Times New Roman" w:hAnsi="Times New Roman"/>
+          <w:sz w:val="24"/>
+        </w:rPr>
+        <w:t xml:space="preserve"> Бо Твоє є царство, і сила, і слава, Отця, і Сина, і Святого Духа, нині, і повсякчас, і на віки віків.</w:t>
+      </w:r>
+    </w:p>
+    <w:p>
+      <w:pPr>
+        <w:spacing w:after="120"/>
+        <w:jc w:val="both"/>
+      </w:pPr>
+      <w:r>
+        <w:rPr>
+          <w:rFonts w:ascii="Times New Roman" w:hAnsi="Times New Roman"/>
+          <w:i/>
+          <w:color w:val="FF0000"/>
+          <w:sz w:val="24"/>
+        </w:rPr>
+        <w:t>Вірні:</w:t>
+      </w:r>
+      <w:r>
+        <w:rPr>
+          <w:rFonts w:ascii="Times New Roman" w:hAnsi="Times New Roman"/>
+          <w:color w:val="FF0000"/>
+          <w:sz w:val="24"/>
+        </w:rPr>
+        <w:t xml:space="preserve"> </w:t>
+      </w:r>
+      <w:r>
+        <w:rPr>
+          <w:rFonts w:ascii="Times New Roman" w:hAnsi="Times New Roman"/>
+          <w:sz w:val="24"/>
+        </w:rPr>
+        <w:t>Амінь.</w:t>
+      </w:r>
+      <w:r>
+        <w:rPr>
+          <w:rFonts w:ascii="Times New Roman" w:hAnsi="Times New Roman"/>
+          <w:i/>
+          <w:sz w:val="24"/>
+        </w:rPr>
+        <w:t xml:space="preserve"> </w:t>
+      </w:r>
     </w:p>
     <w:p>
       <w:pPr>
@@ -11124,244 +11816,7 @@
           <w:i/>
           <w:color w:val="FF0000"/>
         </w:rPr>
-        <w:t>Єктенія усильного благання</w:t>
-      </w:r>
-    </w:p>
-    <w:p>
-      <w:pPr>
-        <w:spacing w:after="120"/>
-      </w:pPr>
-      <w:r>
-        <w:rPr>
-          <w:rFonts w:ascii="Times New Roman" w:hAnsi="Times New Roman"/>
-          <w:sz w:val="24"/>
-        </w:rPr>
-        <w:t>Помилуй нас, Боже, з великої милості Твоєї, молимось Тобі, вислухай і помилуй.</w:t>
-      </w:r>
-    </w:p>
-    <w:p>
-      <w:pPr>
-        <w:spacing w:after="120"/>
-      </w:pPr>
-      <w:r>
-        <w:rPr>
-          <w:rFonts w:ascii="Times New Roman" w:hAnsi="Times New Roman"/>
-          <w:i/>
-          <w:color w:val="FF4400"/>
-          <w:sz w:val="24"/>
-        </w:rPr>
-        <w:t>Вірні:</w:t>
-      </w:r>
-      <w:r>
-        <w:rPr>
-          <w:rFonts w:ascii="Times New Roman" w:hAnsi="Times New Roman"/>
-          <w:sz w:val="24"/>
-        </w:rPr>
-        <w:t xml:space="preserve"> Го́споди, поми́луй. </w:t>
-      </w:r>
-      <w:r>
-        <w:rPr>
-          <w:rFonts w:ascii="Times New Roman" w:hAnsi="Times New Roman"/>
-          <w:i/>
-          <w:color w:val="FF4400"/>
-          <w:sz w:val="24"/>
-        </w:rPr>
-        <w:t>(3 р.)</w:t>
-      </w:r>
-    </w:p>
-    <w:p>
-      <w:pPr>
-        <w:spacing w:after="120"/>
-      </w:pPr>
-      <w:r>
-        <w:rPr>
-          <w:rFonts w:ascii="Times New Roman" w:hAnsi="Times New Roman"/>
-          <w:sz w:val="24"/>
-        </w:rPr>
-        <w:t xml:space="preserve">Ще молимось за святішого вселенського архиєрея Франциска, папу Римського, і за блаженнішого патріярха нашого Святослава, і за преосвященнішого архиєпископа і митрополита нашого кир </w:t>
-      </w:r>
-      <w:r>
-        <w:rPr>
-          <w:rFonts w:ascii="Times New Roman" w:hAnsi="Times New Roman"/>
-          <w:i/>
-          <w:color w:val="FF4400"/>
-          <w:sz w:val="24"/>
-        </w:rPr>
-        <w:t>ім’я</w:t>
-      </w:r>
-      <w:r>
-        <w:rPr>
-          <w:rFonts w:ascii="Times New Roman" w:hAnsi="Times New Roman"/>
-          <w:i/>
-          <w:sz w:val="24"/>
-        </w:rPr>
-        <w:t>,</w:t>
-      </w:r>
-      <w:r>
-        <w:rPr>
-          <w:rFonts w:ascii="Times New Roman" w:hAnsi="Times New Roman"/>
-          <w:sz w:val="24"/>
-        </w:rPr>
-        <w:t xml:space="preserve"> і за боголюбивого єпископа нашого кир </w:t>
-      </w:r>
-      <w:r>
-        <w:rPr>
-          <w:rFonts w:ascii="Times New Roman" w:hAnsi="Times New Roman"/>
-          <w:i/>
-          <w:color w:val="FF4400"/>
-          <w:sz w:val="24"/>
-        </w:rPr>
-        <w:t>ім’я</w:t>
-      </w:r>
-      <w:r>
-        <w:rPr>
-          <w:rFonts w:ascii="Times New Roman" w:hAnsi="Times New Roman"/>
-          <w:i/>
-          <w:sz w:val="24"/>
-        </w:rPr>
-        <w:t>,</w:t>
-      </w:r>
-      <w:r>
-        <w:rPr>
-          <w:rFonts w:ascii="Times New Roman" w:hAnsi="Times New Roman"/>
-          <w:sz w:val="24"/>
-        </w:rPr>
-        <w:t xml:space="preserve"> за тих, що служать і послужили у святім храмі цьому, і за отців наших духовних, і всіх у Христі братів і сестер наших.</w:t>
-      </w:r>
-    </w:p>
-    <w:p>
-      <w:pPr>
-        <w:spacing w:after="120"/>
-      </w:pPr>
-      <w:r>
-        <w:rPr>
-          <w:rFonts w:ascii="Times New Roman" w:hAnsi="Times New Roman"/>
-          <w:i/>
-          <w:color w:val="FF4400"/>
-          <w:sz w:val="24"/>
-        </w:rPr>
-        <w:t>Вірні:</w:t>
-      </w:r>
-      <w:r>
-        <w:rPr>
-          <w:rFonts w:ascii="Times New Roman" w:hAnsi="Times New Roman"/>
-          <w:sz w:val="24"/>
-        </w:rPr>
-        <w:t xml:space="preserve"> Го́споди, поми́луй. </w:t>
-      </w:r>
-      <w:r>
-        <w:rPr>
-          <w:rFonts w:ascii="Times New Roman" w:hAnsi="Times New Roman"/>
-          <w:i/>
-          <w:color w:val="FF4400"/>
-          <w:sz w:val="24"/>
-        </w:rPr>
-        <w:t>(3 р.)</w:t>
-      </w:r>
-    </w:p>
-    <w:p>
-      <w:pPr>
-        <w:spacing w:after="120"/>
-      </w:pPr>
-      <w:r>
-        <w:rPr>
-          <w:rFonts w:ascii="Times New Roman" w:hAnsi="Times New Roman"/>
-          <w:sz w:val="24"/>
-        </w:rPr>
-        <w:t>Ще молимось за Богом бережений народ наш, за правління і за все військо.</w:t>
-      </w:r>
-    </w:p>
-    <w:p>
-      <w:pPr>
-        <w:spacing w:after="120"/>
-      </w:pPr>
-      <w:r>
-        <w:rPr>
-          <w:rFonts w:ascii="Times New Roman" w:hAnsi="Times New Roman"/>
-          <w:i/>
-          <w:color w:val="FF4400"/>
-          <w:sz w:val="24"/>
-        </w:rPr>
-        <w:t>Вірні:</w:t>
-      </w:r>
-      <w:r>
-        <w:rPr>
-          <w:rFonts w:ascii="Times New Roman" w:hAnsi="Times New Roman"/>
-          <w:sz w:val="24"/>
-        </w:rPr>
-        <w:t xml:space="preserve"> Го́споди, поми́луй. </w:t>
-      </w:r>
-      <w:r>
-        <w:rPr>
-          <w:rFonts w:ascii="Times New Roman" w:hAnsi="Times New Roman"/>
-          <w:i/>
-          <w:color w:val="FF4400"/>
-          <w:sz w:val="24"/>
-        </w:rPr>
-        <w:t>(3 р.)</w:t>
-      </w:r>
-    </w:p>
-    <w:p>
-      <w:pPr>
-        <w:spacing w:after="120"/>
-      </w:pPr>
-      <w:r>
-        <w:rPr>
-          <w:rFonts w:ascii="Times New Roman" w:hAnsi="Times New Roman"/>
-          <w:sz w:val="24"/>
-        </w:rPr>
-        <w:t>Ще молимось за тут присутніх людей, що очікують від Тебе великої і багатої милости, за тих, що творять нам милостиню, і за всіх православних християн.</w:t>
-      </w:r>
-    </w:p>
-    <w:p>
-      <w:pPr>
-        <w:spacing w:after="120"/>
-      </w:pPr>
-      <w:r>
-        <w:rPr>
-          <w:rFonts w:ascii="Times New Roman" w:hAnsi="Times New Roman"/>
-          <w:i/>
-          <w:color w:val="FF4400"/>
-          <w:sz w:val="24"/>
-        </w:rPr>
-        <w:t>Вірні:</w:t>
-      </w:r>
-      <w:r>
-        <w:rPr>
-          <w:rFonts w:ascii="Times New Roman" w:hAnsi="Times New Roman"/>
-          <w:sz w:val="24"/>
-        </w:rPr>
-        <w:t xml:space="preserve"> Го́споди, поми́луй. </w:t>
-      </w:r>
-      <w:r>
-        <w:rPr>
-          <w:rFonts w:ascii="Times New Roman" w:hAnsi="Times New Roman"/>
-          <w:i/>
-          <w:color w:val="FF4400"/>
-          <w:sz w:val="24"/>
-        </w:rPr>
-        <w:t>(3 р.)</w:t>
-      </w:r>
-    </w:p>
-    <w:p>
-      <w:pPr>
-        <w:spacing w:after="120"/>
-      </w:pPr>
-      <w:r>
-        <w:rPr>
-          <w:rFonts w:ascii="Times New Roman" w:hAnsi="Times New Roman"/>
-          <w:i/>
-          <w:color w:val="FF4400"/>
-          <w:sz w:val="24"/>
-        </w:rPr>
-        <w:t>Священник:</w:t>
-      </w:r>
-      <w:r>
-        <w:rPr>
-          <w:rFonts w:ascii="Times New Roman" w:hAnsi="Times New Roman"/>
-          <w:sz w:val="24"/>
-        </w:rPr>
-        <w:t xml:space="preserve"> Бо милостивий і людинолюбний Бог єси, і Тобі славу возсилаємо, Отцю, і Сину, і Святому Духові, нині, і повсякчас, і на віки віків.</w:t>
+        <w:t>Тропарі</w:t>
       </w:r>
     </w:p>
     <w:p>
@@ -11369,31 +11824,16 @@
         <w:spacing w:after="120"/>
         <w:jc w:val="both"/>
       </w:pPr>
-      <w:r>
-        <w:rPr>
-          <w:rFonts w:ascii="Times New Roman" w:hAnsi="Times New Roman"/>
-          <w:i/>
-          <w:color w:val="FF0000"/>
-          <w:sz w:val="24"/>
-        </w:rPr>
-        <w:t>Вірні:</w:t>
-      </w:r>
-      <w:r>
-        <w:rPr>
-          <w:rFonts w:ascii="Times New Roman" w:hAnsi="Times New Roman"/>
-          <w:sz w:val="24"/>
-        </w:rPr>
-        <w:t xml:space="preserve"> Амінь.</w:t>
-      </w:r>
-    </w:p>
-    <w:p>
-      <w:pPr>
-        <w:spacing w:after="120"/>
-      </w:pPr>
-    </w:p>
-    <w:p>
-      <w:pPr>
-        <w:pStyle w:val="Heading2"/>
+    </w:p>
+    <w:p>
+      <w:pPr>
+        <w:spacing w:after="120"/>
+        <w:jc w:val="both"/>
+      </w:pPr>
+    </w:p>
+    <w:p>
+      <w:pPr>
+        <w:pStyle w:val="Heading3"/>
         <w:spacing w:after="120"/>
         <w:jc w:val="center"/>
       </w:pPr>
@@ -11403,26 +11843,251 @@
           <w:b/>
           <w:i/>
           <w:color w:val="FF0000"/>
-          <w:sz w:val="24"/>
-        </w:rPr>
-        <w:t>Середній відпуст</w:t>
-      </w:r>
-    </w:p>
-    <w:p>
-      <w:pPr>
-        <w:spacing w:after="120"/>
-      </w:pPr>
-      <w:r>
-        <w:rPr>
-          <w:rFonts w:ascii="Times New Roman" w:hAnsi="Times New Roman"/>
-          <w:sz w:val="24"/>
-        </w:rPr>
-        <w:t>Прему́дрість!</w:t>
-      </w:r>
-    </w:p>
-    <w:p>
-      <w:pPr>
-        <w:spacing w:after="120"/>
+        </w:rPr>
+        <w:t>Єктенія усильного благання</w:t>
+      </w:r>
+    </w:p>
+    <w:p>
+      <w:pPr>
+        <w:spacing w:after="120"/>
+      </w:pPr>
+      <w:r>
+        <w:rPr>
+          <w:rFonts w:ascii="Times New Roman" w:hAnsi="Times New Roman"/>
+          <w:sz w:val="24"/>
+        </w:rPr>
+        <w:t>Помилуй нас, Боже, з великої милості Твоєї, молимось Тобі, вислухай і помилуй.</w:t>
+      </w:r>
+    </w:p>
+    <w:p>
+      <w:pPr>
+        <w:spacing w:after="120"/>
+      </w:pPr>
+      <w:r>
+        <w:rPr>
+          <w:rFonts w:ascii="Times New Roman" w:hAnsi="Times New Roman"/>
+          <w:i/>
+          <w:color w:val="FF4400"/>
+          <w:sz w:val="24"/>
+        </w:rPr>
+        <w:t>Вірні:</w:t>
+      </w:r>
+      <w:r>
+        <w:rPr>
+          <w:rFonts w:ascii="Times New Roman" w:hAnsi="Times New Roman"/>
+          <w:sz w:val="24"/>
+        </w:rPr>
+        <w:t xml:space="preserve"> Го́споди, поми́луй. </w:t>
+      </w:r>
+      <w:r>
+        <w:rPr>
+          <w:rFonts w:ascii="Times New Roman" w:hAnsi="Times New Roman"/>
+          <w:i/>
+          <w:color w:val="FF4400"/>
+          <w:sz w:val="24"/>
+        </w:rPr>
+        <w:t>(3 р.)</w:t>
+      </w:r>
+    </w:p>
+    <w:p>
+      <w:pPr>
+        <w:spacing w:after="120"/>
+      </w:pPr>
+      <w:r>
+        <w:rPr>
+          <w:rFonts w:ascii="Times New Roman" w:hAnsi="Times New Roman"/>
+          <w:sz w:val="24"/>
+        </w:rPr>
+        <w:t xml:space="preserve">Ще молимось за святішого вселенського архиєрея Франциска, папу Римського, і за блаженнішого патріярха нашого Святослава, і за преосвященнішого архиєпископа і митрополита нашого кир </w:t>
+      </w:r>
+      <w:r>
+        <w:rPr>
+          <w:rFonts w:ascii="Times New Roman" w:hAnsi="Times New Roman"/>
+          <w:i/>
+          <w:color w:val="FF4400"/>
+          <w:sz w:val="24"/>
+        </w:rPr>
+        <w:t>ім’я</w:t>
+      </w:r>
+      <w:r>
+        <w:rPr>
+          <w:rFonts w:ascii="Times New Roman" w:hAnsi="Times New Roman"/>
+          <w:i/>
+          <w:sz w:val="24"/>
+        </w:rPr>
+        <w:t>,</w:t>
+      </w:r>
+      <w:r>
+        <w:rPr>
+          <w:rFonts w:ascii="Times New Roman" w:hAnsi="Times New Roman"/>
+          <w:sz w:val="24"/>
+        </w:rPr>
+        <w:t xml:space="preserve"> і за боголюбивого єпископа нашого кир </w:t>
+      </w:r>
+      <w:r>
+        <w:rPr>
+          <w:rFonts w:ascii="Times New Roman" w:hAnsi="Times New Roman"/>
+          <w:i/>
+          <w:color w:val="FF4400"/>
+          <w:sz w:val="24"/>
+        </w:rPr>
+        <w:t>ім’я</w:t>
+      </w:r>
+      <w:r>
+        <w:rPr>
+          <w:rFonts w:ascii="Times New Roman" w:hAnsi="Times New Roman"/>
+          <w:i/>
+          <w:sz w:val="24"/>
+        </w:rPr>
+        <w:t>,</w:t>
+      </w:r>
+      <w:r>
+        <w:rPr>
+          <w:rFonts w:ascii="Times New Roman" w:hAnsi="Times New Roman"/>
+          <w:sz w:val="24"/>
+        </w:rPr>
+        <w:t xml:space="preserve"> за тих, що служать і послужили у святім храмі цьому, і за отців наших духовних, і всіх у Христі братів і сестер наших.</w:t>
+      </w:r>
+    </w:p>
+    <w:p>
+      <w:pPr>
+        <w:spacing w:after="120"/>
+      </w:pPr>
+      <w:r>
+        <w:rPr>
+          <w:rFonts w:ascii="Times New Roman" w:hAnsi="Times New Roman"/>
+          <w:i/>
+          <w:color w:val="FF4400"/>
+          <w:sz w:val="24"/>
+        </w:rPr>
+        <w:t>Вірні:</w:t>
+      </w:r>
+      <w:r>
+        <w:rPr>
+          <w:rFonts w:ascii="Times New Roman" w:hAnsi="Times New Roman"/>
+          <w:sz w:val="24"/>
+        </w:rPr>
+        <w:t xml:space="preserve"> Го́споди, поми́луй. </w:t>
+      </w:r>
+      <w:r>
+        <w:rPr>
+          <w:rFonts w:ascii="Times New Roman" w:hAnsi="Times New Roman"/>
+          <w:i/>
+          <w:color w:val="FF4400"/>
+          <w:sz w:val="24"/>
+        </w:rPr>
+        <w:t>(3 р.)</w:t>
+      </w:r>
+    </w:p>
+    <w:p>
+      <w:pPr>
+        <w:spacing w:after="120"/>
+      </w:pPr>
+      <w:r>
+        <w:rPr>
+          <w:rFonts w:ascii="Times New Roman" w:hAnsi="Times New Roman"/>
+          <w:sz w:val="24"/>
+        </w:rPr>
+        <w:t>Ще молимось за Богом бережений народ наш, за правління і за все військо.</w:t>
+      </w:r>
+    </w:p>
+    <w:p>
+      <w:pPr>
+        <w:spacing w:after="120"/>
+      </w:pPr>
+      <w:r>
+        <w:rPr>
+          <w:rFonts w:ascii="Times New Roman" w:hAnsi="Times New Roman"/>
+          <w:i/>
+          <w:color w:val="FF4400"/>
+          <w:sz w:val="24"/>
+        </w:rPr>
+        <w:t>Вірні:</w:t>
+      </w:r>
+      <w:r>
+        <w:rPr>
+          <w:rFonts w:ascii="Times New Roman" w:hAnsi="Times New Roman"/>
+          <w:sz w:val="24"/>
+        </w:rPr>
+        <w:t xml:space="preserve"> Го́споди, поми́луй. </w:t>
+      </w:r>
+      <w:r>
+        <w:rPr>
+          <w:rFonts w:ascii="Times New Roman" w:hAnsi="Times New Roman"/>
+          <w:i/>
+          <w:color w:val="FF4400"/>
+          <w:sz w:val="24"/>
+        </w:rPr>
+        <w:t>(3 р.)</w:t>
+      </w:r>
+    </w:p>
+    <w:p>
+      <w:pPr>
+        <w:spacing w:after="120"/>
+      </w:pPr>
+      <w:r>
+        <w:rPr>
+          <w:rFonts w:ascii="Times New Roman" w:hAnsi="Times New Roman"/>
+          <w:sz w:val="24"/>
+        </w:rPr>
+        <w:t>Ще молимось за тут присутніх людей, що очікують від Тебе великої і багатої милости, за тих, що творять нам милостиню, і за всіх православних християн.</w:t>
+      </w:r>
+    </w:p>
+    <w:p>
+      <w:pPr>
+        <w:spacing w:after="120"/>
+      </w:pPr>
+      <w:r>
+        <w:rPr>
+          <w:rFonts w:ascii="Times New Roman" w:hAnsi="Times New Roman"/>
+          <w:i/>
+          <w:color w:val="FF4400"/>
+          <w:sz w:val="24"/>
+        </w:rPr>
+        <w:t>Вірні:</w:t>
+      </w:r>
+      <w:r>
+        <w:rPr>
+          <w:rFonts w:ascii="Times New Roman" w:hAnsi="Times New Roman"/>
+          <w:sz w:val="24"/>
+        </w:rPr>
+        <w:t xml:space="preserve"> Го́споди, поми́луй. </w:t>
+      </w:r>
+      <w:r>
+        <w:rPr>
+          <w:rFonts w:ascii="Times New Roman" w:hAnsi="Times New Roman"/>
+          <w:i/>
+          <w:color w:val="FF4400"/>
+          <w:sz w:val="24"/>
+        </w:rPr>
+        <w:t>(3 р.)</w:t>
+      </w:r>
+    </w:p>
+    <w:p>
+      <w:pPr>
+        <w:spacing w:after="120"/>
+      </w:pPr>
+      <w:r>
+        <w:rPr>
+          <w:rFonts w:ascii="Times New Roman" w:hAnsi="Times New Roman"/>
+          <w:i/>
+          <w:color w:val="FF4400"/>
+          <w:sz w:val="24"/>
+        </w:rPr>
+        <w:t>Священник:</w:t>
+      </w:r>
+      <w:r>
+        <w:rPr>
+          <w:rFonts w:ascii="Times New Roman" w:hAnsi="Times New Roman"/>
+          <w:sz w:val="24"/>
+        </w:rPr>
+        <w:t xml:space="preserve"> Бо милостивий і людинолюбний Бог єси, і Тобі славу возсилаємо, Отцю, і Сину, і Святому Духові, нині, і повсякчас, і на віки віків.</w:t>
+      </w:r>
+    </w:p>
+    <w:p>
+      <w:pPr>
+        <w:spacing w:after="120"/>
+        <w:jc w:val="both"/>
       </w:pPr>
       <w:r>
         <w:rPr>
@@ -11436,161 +12101,20 @@
       <w:r>
         <w:rPr>
           <w:rFonts w:ascii="Times New Roman" w:hAnsi="Times New Roman"/>
-          <w:color w:val="FF0000"/>
-          <w:sz w:val="24"/>
-        </w:rPr>
-        <w:t xml:space="preserve"> </w:t>
-      </w:r>
-      <w:r>
-        <w:rPr>
-          <w:rFonts w:ascii="Times New Roman" w:hAnsi="Times New Roman"/>
-          <w:sz w:val="24"/>
-        </w:rPr>
-        <w:t>Чесні́шу від херуви́мів* і незрівня́нно славні́шу від серафи́мів,* що без зотлі́ння Бо́га Сло́во породи́ла,* су́щу Богоро́дицю, тебе́ велича́ємо.</w:t>
-      </w:r>
-    </w:p>
-    <w:p>
-      <w:pPr>
-        <w:spacing w:after="120"/>
-      </w:pPr>
-      <w:r>
-        <w:rPr>
-          <w:rFonts w:ascii="Times New Roman" w:hAnsi="Times New Roman"/>
-          <w:i/>
-          <w:color w:val="FF4400"/>
-          <w:sz w:val="24"/>
-        </w:rPr>
-        <w:t>Священник:</w:t>
-      </w:r>
-      <w:r>
-        <w:rPr>
-          <w:rFonts w:ascii="Times New Roman" w:hAnsi="Times New Roman"/>
-          <w:sz w:val="24"/>
-        </w:rPr>
-        <w:t xml:space="preserve"> Сла́ва Тобі́, Хри́сте Бо́же, упова́ння на́ше, сла́ва Тобі́!</w:t>
-      </w:r>
-    </w:p>
-    <w:p>
-      <w:pPr>
-        <w:spacing w:after="120"/>
-      </w:pPr>
-      <w:r>
-        <w:rPr>
-          <w:rFonts w:ascii="Times New Roman" w:hAnsi="Times New Roman"/>
-          <w:i/>
-          <w:color w:val="FF0000"/>
-          <w:sz w:val="24"/>
-        </w:rPr>
-        <w:t>Вірні:</w:t>
-      </w:r>
-      <w:r>
-        <w:rPr>
-          <w:rFonts w:ascii="Times New Roman" w:hAnsi="Times New Roman"/>
-          <w:color w:val="FF0000"/>
-          <w:sz w:val="24"/>
-        </w:rPr>
-        <w:t xml:space="preserve"> </w:t>
-      </w:r>
-      <w:r>
-        <w:rPr>
-          <w:rFonts w:ascii="Times New Roman" w:hAnsi="Times New Roman"/>
-          <w:sz w:val="24"/>
-        </w:rPr>
-        <w:t xml:space="preserve">Сла́ва Отцю́, і Си́ну, і Свято́му Ду́хові, і ни́ні, і повсякча́с, і на ві́ки вікі́в. Амі́нь. Го́споди, поми́луй. </w:t>
-      </w:r>
-      <w:r>
-        <w:rPr>
-          <w:rFonts w:ascii="Times New Roman" w:hAnsi="Times New Roman"/>
-          <w:i/>
-          <w:color w:val="FF0000"/>
-          <w:sz w:val="24"/>
-        </w:rPr>
-        <w:t>(3 р.)</w:t>
-      </w:r>
-      <w:r>
-        <w:rPr>
-          <w:rFonts w:ascii="Times New Roman" w:hAnsi="Times New Roman"/>
-          <w:sz w:val="24"/>
-        </w:rPr>
-        <w:t xml:space="preserve"> Благослови́.</w:t>
-      </w:r>
-    </w:p>
-    <w:p>
-      <w:pPr>
-        <w:spacing w:after="120"/>
-        <w:jc w:val="both"/>
-      </w:pPr>
-      <w:r>
-        <w:rPr>
-          <w:rFonts w:ascii="Times New Roman" w:hAnsi="Times New Roman"/>
-          <w:i/>
-          <w:color w:val="FF4400"/>
-          <w:sz w:val="24"/>
-        </w:rPr>
-        <w:t>Священник:</w:t>
-      </w:r>
-      <w:r>
-        <w:rPr>
-          <w:rFonts w:ascii="Times New Roman" w:hAnsi="Times New Roman"/>
-          <w:sz w:val="24"/>
-        </w:rPr>
-        <w:t xml:space="preserve"> Христос, істинний Бог наш - молитвами пречистої Своєї Матері, силою чесного і животворчого хреста, заступництвом святих славних і всехвальних апостолів, і святого (ім’я, </w:t>
-      </w:r>
-      <w:r>
-        <w:rPr>
-          <w:rFonts w:ascii="Times New Roman" w:hAnsi="Times New Roman"/>
-          <w:i/>
-          <w:color w:val="FF4400"/>
-          <w:sz w:val="24"/>
-        </w:rPr>
-        <w:t>якого є храм</w:t>
-      </w:r>
-      <w:r>
-        <w:rPr>
-          <w:rFonts w:ascii="Times New Roman" w:hAnsi="Times New Roman"/>
-          <w:sz w:val="24"/>
-        </w:rPr>
-        <w:t>), і свято́го (ім’я, якого є день), і всіх святих - помилує і спасе нас як благий і людинолюбний.</w:t>
-      </w:r>
-    </w:p>
-    <w:p>
-      <w:pPr>
-        <w:spacing w:after="120"/>
-        <w:jc w:val="both"/>
-      </w:pPr>
-      <w:r>
-        <w:rPr>
-          <w:rFonts w:ascii="Times New Roman" w:hAnsi="Times New Roman"/>
-          <w:i/>
-          <w:color w:val="FF0000"/>
-          <w:sz w:val="24"/>
-        </w:rPr>
-        <w:t>Вірні:</w:t>
-      </w:r>
-      <w:r>
-        <w:rPr>
-          <w:rFonts w:ascii="Times New Roman" w:hAnsi="Times New Roman"/>
-          <w:color w:val="FF0000"/>
-          <w:sz w:val="24"/>
-        </w:rPr>
-        <w:t xml:space="preserve"> </w:t>
-      </w:r>
-      <w:r>
-        <w:rPr>
-          <w:rFonts w:ascii="Times New Roman" w:hAnsi="Times New Roman"/>
-          <w:sz w:val="24"/>
-        </w:rPr>
-        <w:t>Амінь.</w:t>
-      </w:r>
-    </w:p>
-    <w:p>
-      <w:pPr>
-        <w:spacing w:after="120"/>
-      </w:pPr>
-    </w:p>
-    <w:p>
-      <w:pPr>
-        <w:pStyle w:val="Heading3"/>
+          <w:sz w:val="24"/>
+        </w:rPr>
+        <w:t xml:space="preserve"> Амінь.</w:t>
+      </w:r>
+    </w:p>
+    <w:p>
+      <w:pPr>
+        <w:spacing w:after="120"/>
+      </w:pPr>
+    </w:p>
+    <w:p>
+      <w:pPr>
+        <w:pStyle w:val="Heading2"/>
+        <w:spacing w:after="120"/>
         <w:jc w:val="center"/>
       </w:pPr>
       <w:r>
@@ -11601,6 +12125,202 @@
           <w:color w:val="FF0000"/>
           <w:sz w:val="24"/>
         </w:rPr>
+        <w:t>Середній відпуст</w:t>
+      </w:r>
+    </w:p>
+    <w:p>
+      <w:pPr>
+        <w:spacing w:after="120"/>
+      </w:pPr>
+      <w:r>
+        <w:rPr>
+          <w:rFonts w:ascii="Times New Roman" w:hAnsi="Times New Roman"/>
+          <w:sz w:val="24"/>
+        </w:rPr>
+        <w:t>Прему́дрість!</w:t>
+      </w:r>
+    </w:p>
+    <w:p>
+      <w:pPr>
+        <w:spacing w:after="120"/>
+      </w:pPr>
+      <w:r>
+        <w:rPr>
+          <w:rFonts w:ascii="Times New Roman" w:hAnsi="Times New Roman"/>
+          <w:i/>
+          <w:color w:val="FF0000"/>
+          <w:sz w:val="24"/>
+        </w:rPr>
+        <w:t>Вірні:</w:t>
+      </w:r>
+      <w:r>
+        <w:rPr>
+          <w:rFonts w:ascii="Times New Roman" w:hAnsi="Times New Roman"/>
+          <w:color w:val="FF0000"/>
+          <w:sz w:val="24"/>
+        </w:rPr>
+        <w:t xml:space="preserve"> </w:t>
+      </w:r>
+      <w:r>
+        <w:rPr>
+          <w:rFonts w:ascii="Times New Roman" w:hAnsi="Times New Roman"/>
+          <w:sz w:val="24"/>
+        </w:rPr>
+        <w:t>Чесні́шу від херуви́мів* і незрівня́нно славні́шу від серафи́мів,* що без зотлі́ння Бо́га Сло́во породи́ла,* су́щу Богоро́дицю, тебе́ велича́ємо.</w:t>
+      </w:r>
+    </w:p>
+    <w:p>
+      <w:pPr>
+        <w:spacing w:after="120"/>
+      </w:pPr>
+      <w:r>
+        <w:rPr>
+          <w:rFonts w:ascii="Times New Roman" w:hAnsi="Times New Roman"/>
+          <w:i/>
+          <w:color w:val="FF4400"/>
+          <w:sz w:val="24"/>
+        </w:rPr>
+        <w:t>Священник:</w:t>
+      </w:r>
+      <w:r>
+        <w:rPr>
+          <w:rFonts w:ascii="Times New Roman" w:hAnsi="Times New Roman"/>
+          <w:sz w:val="24"/>
+        </w:rPr>
+        <w:t xml:space="preserve"> Сла́ва Тобі́, Хри́сте Бо́же, упова́ння на́ше, сла́ва Тобі́!</w:t>
+      </w:r>
+    </w:p>
+    <w:p>
+      <w:pPr>
+        <w:spacing w:after="120"/>
+      </w:pPr>
+      <w:r>
+        <w:rPr>
+          <w:rFonts w:ascii="Times New Roman" w:hAnsi="Times New Roman"/>
+          <w:i/>
+          <w:color w:val="FF0000"/>
+          <w:sz w:val="24"/>
+        </w:rPr>
+        <w:t>Вірні:</w:t>
+      </w:r>
+      <w:r>
+        <w:rPr>
+          <w:rFonts w:ascii="Times New Roman" w:hAnsi="Times New Roman"/>
+          <w:color w:val="FF0000"/>
+          <w:sz w:val="24"/>
+        </w:rPr>
+        <w:t xml:space="preserve"> </w:t>
+      </w:r>
+      <w:r>
+        <w:rPr>
+          <w:rFonts w:ascii="Times New Roman" w:hAnsi="Times New Roman"/>
+          <w:sz w:val="24"/>
+        </w:rPr>
+        <w:t xml:space="preserve">Сла́ва Отцю́, і Си́ну, і Свято́му Ду́хові, і ни́ні, і повсякча́с, і на ві́ки вікі́в. Амі́нь. Го́споди, поми́луй. </w:t>
+      </w:r>
+      <w:r>
+        <w:rPr>
+          <w:rFonts w:ascii="Times New Roman" w:hAnsi="Times New Roman"/>
+          <w:i/>
+          <w:color w:val="FF0000"/>
+          <w:sz w:val="24"/>
+        </w:rPr>
+        <w:t>(3 р.)</w:t>
+      </w:r>
+      <w:r>
+        <w:rPr>
+          <w:rFonts w:ascii="Times New Roman" w:hAnsi="Times New Roman"/>
+          <w:sz w:val="24"/>
+        </w:rPr>
+        <w:t xml:space="preserve"> Благослови́.</w:t>
+      </w:r>
+    </w:p>
+    <w:p>
+      <w:pPr>
+        <w:spacing w:after="120"/>
+        <w:jc w:val="both"/>
+      </w:pPr>
+      <w:r>
+        <w:rPr>
+          <w:rFonts w:ascii="Times New Roman" w:hAnsi="Times New Roman"/>
+          <w:i/>
+          <w:color w:val="FF4400"/>
+          <w:sz w:val="24"/>
+        </w:rPr>
+        <w:t>Священник:</w:t>
+      </w:r>
+      <w:r>
+        <w:rPr>
+          <w:rFonts w:ascii="Times New Roman" w:hAnsi="Times New Roman"/>
+          <w:sz w:val="24"/>
+        </w:rPr>
+        <w:t xml:space="preserve"> Христос, істинний Бог наш - молитвами пречистої Своєї Матері, силою чесного і животворчого хреста, заступництвом святих славних і всехвальних апостолів, і святого (ім’я, </w:t>
+      </w:r>
+      <w:r>
+        <w:rPr>
+          <w:rFonts w:ascii="Times New Roman" w:hAnsi="Times New Roman"/>
+          <w:i/>
+          <w:color w:val="FF4400"/>
+          <w:sz w:val="24"/>
+        </w:rPr>
+        <w:t>якого є храм</w:t>
+      </w:r>
+      <w:r>
+        <w:rPr>
+          <w:rFonts w:ascii="Times New Roman" w:hAnsi="Times New Roman"/>
+          <w:sz w:val="24"/>
+        </w:rPr>
+        <w:t>), і свято́го (ім’я, якого є день), і всіх святих - помилує і спасе нас як благий і людинолюбний.</w:t>
+      </w:r>
+    </w:p>
+    <w:p>
+      <w:pPr>
+        <w:spacing w:after="120"/>
+        <w:jc w:val="both"/>
+      </w:pPr>
+      <w:r>
+        <w:rPr>
+          <w:rFonts w:ascii="Times New Roman" w:hAnsi="Times New Roman"/>
+          <w:i/>
+          <w:color w:val="FF0000"/>
+          <w:sz w:val="24"/>
+        </w:rPr>
+        <w:t>Вірні:</w:t>
+      </w:r>
+      <w:r>
+        <w:rPr>
+          <w:rFonts w:ascii="Times New Roman" w:hAnsi="Times New Roman"/>
+          <w:color w:val="FF0000"/>
+          <w:sz w:val="24"/>
+        </w:rPr>
+        <w:t xml:space="preserve"> </w:t>
+      </w:r>
+      <w:r>
+        <w:rPr>
+          <w:rFonts w:ascii="Times New Roman" w:hAnsi="Times New Roman"/>
+          <w:sz w:val="24"/>
+        </w:rPr>
+        <w:t>Амінь.</w:t>
+      </w:r>
+    </w:p>
+    <w:p>
+      <w:pPr>
+        <w:spacing w:after="120"/>
+      </w:pPr>
+    </w:p>
+    <w:p>
+      <w:pPr>
+        <w:pStyle w:val="Heading3"/>
+        <w:jc w:val="center"/>
+      </w:pPr>
+      <w:r>
+        <w:rPr>
+          <w:rFonts w:ascii="Times New Roman" w:hAnsi="Times New Roman"/>
+          <w:b/>
+          <w:i/>
+          <w:color w:val="FF0000"/>
+          <w:sz w:val="24"/>
+        </w:rPr>
         <w:t>Після утрені</w:t>
       </w:r>
     </w:p>
@@ -11611,23 +12331,25 @@
       <w:r>
         <w:rPr>
           <w:rFonts w:ascii="Times New Roman" w:hAnsi="Times New Roman"/>
-          <w:sz w:val="24"/>
-        </w:rPr>
-        <w:t xml:space="preserve">Силою хреста* твого, </w:t>
-      </w:r>
-      <w:r>
-        <w:rPr>
-          <w:rFonts w:ascii="Times New Roman" w:hAnsi="Times New Roman"/>
-          <w:sz w:val="24"/>
-        </w:rPr>
-        <w:t>Христе,*</w:t>
-      </w:r>
-      <w:r>
-        <w:rPr>
-          <w:rFonts w:ascii="Times New Roman" w:hAnsi="Times New Roman"/>
-          <w:sz w:val="24"/>
-        </w:rPr>
-        <w:t xml:space="preserve"> утверди моє розуміння,* щоби піснями прославляти* спасительне твоє розп'яття.</w:t>
+          <w:i/>
+          <w:color w:val="FF0000"/>
+          <w:sz w:val="24"/>
+        </w:rPr>
+        <w:t>Вірні:</w:t>
+      </w:r>
+      <w:r>
+        <w:rPr>
+          <w:rFonts w:ascii="Times New Roman" w:hAnsi="Times New Roman"/>
+          <w:sz w:val="24"/>
+        </w:rPr>
+        <w:t xml:space="preserve"> </w:t>
+      </w:r>
+      <w:r>
+        <w:rPr>
+          <w:rFonts w:ascii="Times New Roman" w:hAnsi="Times New Roman"/>
+          <w:sz w:val="24"/>
+        </w:rPr>
+        <w:t>Силою хреста* твого, Христе,* утверди моє розуміння,* щоби піснями прославляти* спасительне твоє розп'яття.</w:t>
       </w:r>
     </w:p>
     <w:sectPr>

--- a/flow/20230914_vu_template/01-Октоїх-new/Глас_6/6-ПТ-.docx
+++ b/flow/20230914_vu_template/01-Октоїх-new/Глас_6/6-ПТ-.docx
@@ -4933,7 +4933,23 @@
           <w:sz w:val="24"/>
           <w:u w:val="single"/>
         </w:rPr>
-        <w:t>[Господи, Боже наш! Згадай нас грішних і недостойних слуг твоїх, коли призиваємо святе ім'я твоє, і не осороми нас, коли очікуємо милости твоєї, але вислухай, Господи, усі наші спасенні прохання, і вчини нас достойними любити і боятися тебе від усього серця нашого і творити в усьому волю твою.]</w:t>
+        <w:t>[</w:t>
+      </w:r>
+      <w:r>
+        <w:rPr>
+          <w:rFonts w:ascii="Times New Roman" w:hAnsi="Times New Roman"/>
+          <w:sz w:val="24"/>
+          <w:u w:val="single"/>
+        </w:rPr>
+        <w:t>Господи, Боже наш! Згадай нас грішних і недостойних слуг Твоїх, коли призиваємо святе ім'я Твоє, і не осороми нас, коли очікуємо милости Твоєї, але вислухай, Господи, усі наші спасенні прохання, і вчини нас достойними любити і боятися Тебе від усього серця нашого і творити в усьому волю Твою</w:t>
+      </w:r>
+      <w:r>
+        <w:rPr>
+          <w:rFonts w:ascii="Times New Roman" w:hAnsi="Times New Roman"/>
+          <w:sz w:val="24"/>
+          <w:u w:val="single"/>
+        </w:rPr>
+        <w:t>.]</w:t>
       </w:r>
     </w:p>
     <w:p>
@@ -5228,6 +5244,7 @@
         <w:rPr>
           <w:rFonts w:ascii="Times New Roman" w:hAnsi="Times New Roman"/>
         </w:rPr>
+        <w:br w:type="page"/>
       </w:r>
     </w:p>
     <w:p>
@@ -6953,7 +6970,15 @@
           <w:color w:val="000000"/>
           <w:sz w:val="24"/>
         </w:rPr>
-        <w:t>, Господи, Боже наш, що підняв нас із постелі нашої і вклав в уста наші слово хвали, щоб поклонятися і призивати ім'я Твоє святе. Ми умоляємо Твоє милосердя, яке Ти завжди виявляв у нашому житті. Пошли поміч свою людям, що стоять перед лицем святої слави Твоєї і дожидають від Тебе багатої милости; і дай нам, що зо страхом і любов'ю завжди Тобі служимо, хвалити несказанну Твою доброту. Бо Тобі належить усяка слава, честь і поклоніння: Отцю, і Сину, і Святому Духові, нині і повсякчас, і на віки віків. Амінь.</w:t>
+        <w:t xml:space="preserve">, Господи, Боже наш, що підняв нас із постелі нашої і вклав в уста наші слово хвали, щоб поклонятися і призивати ім'я Твоє святе. Ми умоляємо Твоє милосердя, яке Ти завжди виявляв у нашому житті. Пошли поміч свою людям, що стоять перед лицем святої </w:t>
+      </w:r>
+      <w:r>
+        <w:rPr>
+          <w:rFonts w:ascii="Times New Roman" w:hAnsi="Times New Roman"/>
+          <w:color w:val="000000"/>
+          <w:sz w:val="24"/>
+        </w:rPr>
+        <w:t>слави Твоєї і дожидають від Тебе багатої милости; і дай нам, що зо страхом і любов'ю завжди Тобі служимо, хвалити несказанну Твою доброту. Бо Тобі належить усяка слава, честь і поклоніння: Отцю, і Сину, і Святому Духові, нині і повсякчас, і на віки віків. Амінь.</w:t>
       </w:r>
     </w:p>
     <w:p>
@@ -6997,7 +7022,21 @@
           <w:color w:val="000000"/>
           <w:sz w:val="24"/>
         </w:rPr>
-        <w:t xml:space="preserve"> Від ночі лине дух наш до Тебе, Боже, бо світлом є повеління Твої. Навчи нас, Боже, правди Твоєї, заповідей Твоїх і виправдань Твоїх. Просвіти наші духовні очі, щоб ми не заснули в гріхах на смерть. Віджени всяку мряку від сердець наших, даруй нам сонце правди і охорони життя наше знаменням і печаттю Святого Твого Духа. Направ стопи наші на шлях мирний, </w:t>
+        <w:t xml:space="preserve"> Від ночі лине дух наш до Тебе, Боже, бо світлом є повеління Твої. Навчи нас, Боже, правди Твоєї, заповідей Твоїх і виправдань Твоїх. Просвіти наші духовні очі, щоб ми не заснули в гріхах на смерть. Віджени всяку мряку від сердець наших, даруй нам сонце правди і охорони життя наше знаменням і печаттю Святого Твого Духа. Направ стопи наші на шлях мирний, дай нам бачити ранішній день у радості, щоб ми Тобі засилали ранішні молитви, бо Твоє є володіння і Твоє є царство і сила, і слава Отця, і Сина, і Святого Духа, нині і повсякчас, і на віки віків. Амінь.</w:t>
+      </w:r>
+    </w:p>
+    <w:p>
+      <w:pPr>
+        <w:spacing w:after="120"/>
+        <w:jc w:val="both"/>
+      </w:pPr>
+      <w:r>
+        <w:rPr>
+          <w:rFonts w:ascii="Times New Roman" w:hAnsi="Times New Roman"/>
+          <w:color w:val="FF0000"/>
+          <w:sz w:val="24"/>
+        </w:rPr>
+        <w:t>4.</w:t>
       </w:r>
       <w:r>
         <w:rPr>
@@ -7005,7 +7044,52 @@
           <w:color w:val="000000"/>
           <w:sz w:val="24"/>
         </w:rPr>
-        <w:t>дай нам бачити ранішній день у радості, щоб ми Тобі засилали ранішні молитви, бо Твоє є володіння і Твоє є царство і сила, і слава Отця, і Сина, і Святого Духа, нині і повсякчас, і на віки віків. Амінь.</w:t>
+        <w:t xml:space="preserve"> Владико, Боже святий і неосяжний, що казав із темряви світлові засіяти, що заспокоїв нас у нічному сні й підвів до величання і моління Твоєї доброти! Ти, що даєш себе умолити задля свого милосердя, прийми і нині нас, що поклоняємося Тобі й по силі </w:t>
+      </w:r>
+      <w:r>
+        <w:rPr>
+          <w:rFonts w:ascii="Times New Roman" w:hAnsi="Times New Roman"/>
+          <w:sz w:val="24"/>
+        </w:rPr>
+        <w:t xml:space="preserve">благодаримо </w:t>
+      </w:r>
+      <w:r>
+        <w:rPr>
+          <w:rFonts w:ascii="Times New Roman" w:hAnsi="Times New Roman"/>
+          <w:color w:val="000000"/>
+          <w:sz w:val="24"/>
+        </w:rPr>
+        <w:t>Т</w:t>
+      </w:r>
+      <w:r>
+        <w:rPr>
+          <w:rFonts w:ascii="Times New Roman" w:hAnsi="Times New Roman"/>
+          <w:sz w:val="24"/>
+        </w:rPr>
+        <w:t>ебе</w:t>
+      </w:r>
+      <w:r>
+        <w:rPr>
+          <w:rFonts w:ascii="Times New Roman" w:hAnsi="Times New Roman"/>
+          <w:color w:val="000000"/>
+          <w:sz w:val="24"/>
+        </w:rPr>
+        <w:t xml:space="preserve">; і даруй нам те, чого просимо задля спасіння. Вчини нас синами світла і дня та спадкоємцями вічних Твоїх </w:t>
+      </w:r>
+      <w:r>
+        <w:rPr>
+          <w:rFonts w:ascii="Times New Roman" w:hAnsi="Times New Roman"/>
+          <w:sz w:val="24"/>
+        </w:rPr>
+        <w:t>благ</w:t>
+      </w:r>
+      <w:r>
+        <w:rPr>
+          <w:rFonts w:ascii="Times New Roman" w:hAnsi="Times New Roman"/>
+          <w:color w:val="000000"/>
+          <w:sz w:val="24"/>
+        </w:rPr>
+        <w:t>. Пом'яни, Господи, за багатством ласк Твоїх усіх людей, що є і моляться з нами, і всю братію нашу на землі й на морі, і на всякому місці володіння Твого, що потребують Твоєї любови й помочі. Усім вияви велику Твою милість, щоб спасенні, як душею так і тілом, завжди перебували й відважно славили чудне й благословенне ім'я Твоє, бо Ти Бог милости і ласк, і любови, і Тобі славу возсилаємо: Отцю, і Сину, і Святому Духові, нині і повсякчас, і на віки віків. Амінь.</w:t>
       </w:r>
     </w:p>
     <w:p>
@@ -7019,7 +7103,7 @@
           <w:color w:val="FF0000"/>
           <w:sz w:val="24"/>
         </w:rPr>
-        <w:t>4.</w:t>
+        <w:t>5.</w:t>
       </w:r>
       <w:r>
         <w:rPr>
@@ -7027,14 +7111,14 @@
           <w:color w:val="000000"/>
           <w:sz w:val="24"/>
         </w:rPr>
-        <w:t xml:space="preserve"> Владико, Боже святий і неосяжний, що казав із темряви світлові засіяти, що заспокоїв нас у нічному сні й підвів до величання і моління Твоєї доброти! Ти, що даєш себе умолити задля свого милосердя, прийми і нині нас, що поклоняємося Тобі й по силі </w:t>
-      </w:r>
-      <w:r>
-        <w:rPr>
-          <w:rFonts w:ascii="Times New Roman" w:hAnsi="Times New Roman"/>
-          <w:sz w:val="24"/>
-        </w:rPr>
-        <w:t xml:space="preserve">благодаримо </w:t>
+        <w:t xml:space="preserve"> Скарб</w:t>
+      </w:r>
+      <w:r>
+        <w:rPr>
+          <w:rFonts w:ascii="Times New Roman" w:hAnsi="Times New Roman"/>
+          <w:sz w:val="24"/>
+        </w:rPr>
+        <w:t>нице</w:t>
       </w:r>
       <w:r>
         <w:rPr>
@@ -7042,14 +7126,14 @@
           <w:color w:val="000000"/>
           <w:sz w:val="24"/>
         </w:rPr>
-        <w:t>Т</w:t>
-      </w:r>
-      <w:r>
-        <w:rPr>
-          <w:rFonts w:ascii="Times New Roman" w:hAnsi="Times New Roman"/>
-          <w:sz w:val="24"/>
-        </w:rPr>
-        <w:t>ебе</w:t>
+        <w:t xml:space="preserve"> </w:t>
+      </w:r>
+      <w:r>
+        <w:rPr>
+          <w:rFonts w:ascii="Times New Roman" w:hAnsi="Times New Roman"/>
+          <w:sz w:val="24"/>
+        </w:rPr>
+        <w:t>благ</w:t>
       </w:r>
       <w:r>
         <w:rPr>
@@ -7057,14 +7141,28 @@
           <w:color w:val="000000"/>
           <w:sz w:val="24"/>
         </w:rPr>
-        <w:t xml:space="preserve">; і даруй нам те, чого просимо задля спасіння. Вчини нас синами світла і дня та спадкоємцями вічних Твоїх </w:t>
-      </w:r>
-      <w:r>
-        <w:rPr>
-          <w:rFonts w:ascii="Times New Roman" w:hAnsi="Times New Roman"/>
-          <w:sz w:val="24"/>
-        </w:rPr>
-        <w:t>благ</w:t>
+        <w:t>, джерело невисихаюче, Отче святий, чудотворче всесильний і вседержителю! Усі Тобі поклоняємося і Тобі молимося та Твої милості і Твої ласки призиваємо на поміч і на заступництво нашій смиренності. Пом'яни, Господи, слуг Твоїх, прийми від усіх нас ранішні моління, як кадило перед Тобою; ні одного з нас не вчини нездатним, але всіх нас зберігай ласками Твоїми. Пом'яни, Господи, тих, що чувають і співають на славу Твою і єдинородного Твого Сина і Бога нашого, і Святого Твого Духа. Будь їм помічником і заступником; прийми їх молитви на наднебесний і духовний Твій жертовник, бо Ти Бог наш, і Тобі славу возсилаємо: Отцю, і Сину, і Святому Духові, нині і повсякчас, і на віки віків. Амінь.</w:t>
+      </w:r>
+    </w:p>
+    <w:p>
+      <w:pPr>
+        <w:spacing w:after="120"/>
+        <w:jc w:val="both"/>
+      </w:pPr>
+      <w:r>
+        <w:rPr>
+          <w:rFonts w:ascii="Times New Roman" w:hAnsi="Times New Roman"/>
+          <w:color w:val="FF0000"/>
+          <w:sz w:val="24"/>
+        </w:rPr>
+        <w:t xml:space="preserve">6. </w:t>
+      </w:r>
+      <w:r>
+        <w:rPr>
+          <w:rFonts w:ascii="Times New Roman" w:hAnsi="Times New Roman"/>
+          <w:sz w:val="24"/>
+        </w:rPr>
+        <w:t>Благодаримо</w:t>
       </w:r>
       <w:r>
         <w:rPr>
@@ -7072,7 +7170,37 @@
           <w:color w:val="000000"/>
           <w:sz w:val="24"/>
         </w:rPr>
-        <w:t>. Пом'яни, Господи, за багатством ласк Твоїх усіх людей, що є і моляться з нами, і всю братію нашу на землі й на морі, і на всякому місці володіння Твого, що потребують Твоєї любови й помочі. Усім вияви велику Твою милість, щоб спасенні, як душею так і тілом, завжди перебували й відважно славили чудне й благословенне ім'я Твоє, бо Ти Бог милости і ласк, і любови, і Тобі славу возсилаємо: Отцю, і Сину, і Святому Духові, нині і повсякчас, і на віки віків. Амінь.</w:t>
+        <w:t xml:space="preserve"> Т</w:t>
+      </w:r>
+      <w:r>
+        <w:rPr>
+          <w:rFonts w:ascii="Times New Roman" w:hAnsi="Times New Roman"/>
+          <w:sz w:val="24"/>
+        </w:rPr>
+        <w:t>е</w:t>
+      </w:r>
+      <w:r>
+        <w:rPr>
+          <w:rFonts w:ascii="Times New Roman" w:hAnsi="Times New Roman"/>
+          <w:color w:val="000000"/>
+          <w:sz w:val="24"/>
+        </w:rPr>
+        <w:t>б</w:t>
+      </w:r>
+      <w:r>
+        <w:rPr>
+          <w:rFonts w:ascii="Times New Roman" w:hAnsi="Times New Roman"/>
+          <w:sz w:val="24"/>
+        </w:rPr>
+        <w:t>е</w:t>
+      </w:r>
+      <w:r>
+        <w:rPr>
+          <w:rFonts w:ascii="Times New Roman" w:hAnsi="Times New Roman"/>
+          <w:color w:val="000000"/>
+          <w:sz w:val="24"/>
+        </w:rPr>
+        <w:t>, Господи, Боже спасіння нашого, бо Ти все робиш для добра життя нашого, щоб ми завжди на Тебе споглядали, Спасителю й Доброчинцю душ наших. Бо Ти дав спокій нам у час минулої ночі й підвів нас, щоб ми поклонялися величному імені Твоєму. Тому молимо Тебе, Господи: Дай нам ласку й силу, щоб ми стали гідними співати Тобі розумно й молитися безупинно та в страсі і тремтінні над нашим спасінням працювали, при заступництві Христа Твого. Пом'яни, Господи, і тих, що вночі до Тебе кличуть. Вислухай їх і помилуй, і круши під ноги їх невидимих і войовничих ворогів. Бо Ти Цар миру і Спас душ наших, і Тобі славу возсилаємо: Отцю і Сину, і Святому Духові, нині і повсякчас, і на віки віків. Амінь.</w:t>
       </w:r>
     </w:p>
     <w:p>
@@ -7086,7 +7214,7 @@
           <w:color w:val="FF0000"/>
           <w:sz w:val="24"/>
         </w:rPr>
-        <w:t>5.</w:t>
+        <w:t>7.</w:t>
       </w:r>
       <w:r>
         <w:rPr>
@@ -7094,14 +7222,7 @@
           <w:color w:val="000000"/>
           <w:sz w:val="24"/>
         </w:rPr>
-        <w:t xml:space="preserve"> Скарб</w:t>
-      </w:r>
-      <w:r>
-        <w:rPr>
-          <w:rFonts w:ascii="Times New Roman" w:hAnsi="Times New Roman"/>
-          <w:sz w:val="24"/>
-        </w:rPr>
-        <w:t>нице</w:t>
+        <w:t xml:space="preserve"> Боже й Отче Господа нашого Ісуса Христа! Ти підніс нас з постелі нашої і зібрав на годину молитви. Дай нам ласку відкрити уста наші і прийми наші подяки, що в наших силах, і навчи нас установ Твоїх. Бо молитися як слід не вміємо, якщо Ти, Господи, святим Твоїм Духом не навчиш нас. Тому молимося Тобі: Даруй і прости, якщо ми згрішили аж до теперішньої години </w:t>
       </w:r>
       <w:r>
         <w:rPr>
@@ -7109,14 +7230,21 @@
           <w:color w:val="000000"/>
           <w:sz w:val="24"/>
         </w:rPr>
-        <w:t xml:space="preserve"> </w:t>
-      </w:r>
-      <w:r>
-        <w:rPr>
-          <w:rFonts w:ascii="Times New Roman" w:hAnsi="Times New Roman"/>
-          <w:sz w:val="24"/>
-        </w:rPr>
-        <w:t>благ</w:t>
+        <w:t>словом або ділом, або думкою, добровільно або недобровільно. Бо коли на провини будеш дивитися, Господи, Господи, то хто встоїться, бо в Тебе є прощення. Ти один святий, допоміжник сильний, захисник життя нашого, і Тебе ми завжди оспівуватимемо. Нехай буде сила Царства Твого завжди благословенна і вельми прославлювана: Отця, і Сина, і Святого Духа, нині і повсякчас, і на віки віків. Амінь.</w:t>
+      </w:r>
+    </w:p>
+    <w:p>
+      <w:pPr>
+        <w:spacing w:after="120"/>
+        <w:jc w:val="both"/>
+      </w:pPr>
+      <w:r>
+        <w:rPr>
+          <w:rFonts w:ascii="Times New Roman" w:hAnsi="Times New Roman"/>
+          <w:color w:val="FF0000"/>
+          <w:sz w:val="24"/>
+        </w:rPr>
+        <w:t xml:space="preserve">8. </w:t>
       </w:r>
       <w:r>
         <w:rPr>
@@ -7124,7 +7252,7 @@
           <w:color w:val="000000"/>
           <w:sz w:val="24"/>
         </w:rPr>
-        <w:t>, джерело невисихаюче, Отче святий, чудотворче всесильний і вседержителю! Усі Тобі поклоняємося і Тобі молимося та Твої милості і Твої ласки призиваємо на поміч і на заступництво нашій смиренності. Пом'яни, Господи, слуг Твоїх, прийми від усіх нас ранішні моління, як кадило перед Тобою; ні одного з нас не вчини нездатним, але всіх нас зберігай ласками Твоїми. Пом'яни, Господи, тих, що чувають і співають на славу Твою і єдинородного Твого Сина і Бога нашого, і Святого Твого Духа. Будь їм помічником і заступником; прийми їх молитви на наднебесний і духовний Твій жертовник, бо Ти Бог наш, і Тобі славу возсилаємо: Отцю, і Сину, і Святому Духові, нині і повсякчас, і на віки віків. Амінь.</w:t>
+        <w:t>Господи, Боже наш, що сонну неміч забрав від нас і покликав нас візванням святим, щоб і вночі підносити руки наші і прославляти Тебе за справедливі Твої присуди. Прийми благання наші, моління, визнавання, нічні служби і даруй нам, Боже, віру бездоганну, надію впевнену, любов нелицемірну. Благослови наші входи й виходи, вчинки, слова, діла й думки; і дай нам дочекатися початку дня, нам, що хвалять й оспівують, і благословлять добрість Твоєї несказанної сили, щоб було благословенне Твоє пресвяте ім'я і прославлене Твоє царство: Отця, і Сина, і Святого Духа, нині і повсякчас, і на віки віків. Амінь.</w:t>
       </w:r>
     </w:p>
     <w:p>
@@ -7138,14 +7266,7 @@
           <w:color w:val="FF0000"/>
           <w:sz w:val="24"/>
         </w:rPr>
-        <w:t xml:space="preserve">6. </w:t>
-      </w:r>
-      <w:r>
-        <w:rPr>
-          <w:rFonts w:ascii="Times New Roman" w:hAnsi="Times New Roman"/>
-          <w:sz w:val="24"/>
-        </w:rPr>
-        <w:t>Благодаримо</w:t>
+        <w:t>9.</w:t>
       </w:r>
       <w:r>
         <w:rPr>
@@ -7153,111 +7274,7 @@
           <w:color w:val="000000"/>
           <w:sz w:val="24"/>
         </w:rPr>
-        <w:t xml:space="preserve"> Т</w:t>
-      </w:r>
-      <w:r>
-        <w:rPr>
-          <w:rFonts w:ascii="Times New Roman" w:hAnsi="Times New Roman"/>
-          <w:sz w:val="24"/>
-        </w:rPr>
-        <w:t>е</w:t>
-      </w:r>
-      <w:r>
-        <w:rPr>
-          <w:rFonts w:ascii="Times New Roman" w:hAnsi="Times New Roman"/>
-          <w:color w:val="000000"/>
-          <w:sz w:val="24"/>
-        </w:rPr>
-        <w:t>б</w:t>
-      </w:r>
-      <w:r>
-        <w:rPr>
-          <w:rFonts w:ascii="Times New Roman" w:hAnsi="Times New Roman"/>
-          <w:sz w:val="24"/>
-        </w:rPr>
-        <w:t>е</w:t>
-      </w:r>
-      <w:r>
-        <w:rPr>
-          <w:rFonts w:ascii="Times New Roman" w:hAnsi="Times New Roman"/>
-          <w:color w:val="000000"/>
-          <w:sz w:val="24"/>
-        </w:rPr>
-        <w:t>, Господи, Боже спасіння нашого, бо Ти все робиш для добра життя нашого, щоб ми завжди на Тебе споглядали, Спасителю й Доброчинцю душ наших. Бо Ти дав спокій нам у час минулої ночі й підвів нас, щоб ми поклонялися величному імені Твоєму. Тому молимо Тебе, Господи: Дай нам ласку й силу, щоб ми стали гідними співати Тобі розумно й молитися безупинно та в страсі і тремтінні над нашим спасінням працювали, при заступництві Христа Твого. Пом'яни, Господи, і тих, що вночі до Тебе кличуть. Вислухай їх і помилуй, і круши під ноги їх невидимих і войовничих ворогів. Бо Ти Цар миру і Спас душ наших, і Тобі славу возсилаємо: Отцю і Сину, і Святому Духові, нині і повсякчас, і на віки віків. Амінь.</w:t>
-      </w:r>
-    </w:p>
-    <w:p>
-      <w:pPr>
-        <w:spacing w:after="120"/>
-        <w:jc w:val="both"/>
-      </w:pPr>
-      <w:r>
-        <w:rPr>
-          <w:rFonts w:ascii="Times New Roman" w:hAnsi="Times New Roman"/>
-          <w:color w:val="FF0000"/>
-          <w:sz w:val="24"/>
-        </w:rPr>
-        <w:t>7.</w:t>
-      </w:r>
-      <w:r>
-        <w:rPr>
-          <w:rFonts w:ascii="Times New Roman" w:hAnsi="Times New Roman"/>
-          <w:color w:val="000000"/>
-          <w:sz w:val="24"/>
-        </w:rPr>
-        <w:t xml:space="preserve"> Боже й Отче Господа нашого Ісуса Христа! Ти підніс нас з постелі нашої і зібрав на годину молитви. Дай нам ласку відкрити уста наші і прийми наші подяки, що в наших силах, і навчи нас установ Твоїх. Бо молитися як слід не вміємо, якщо Ти, Господи, святим Твоїм Духом не навчиш нас. Тому молимося Тобі: Даруй і прости, якщо ми згрішили аж до теперішньої години словом або ділом, або думкою, добровільно або недобровільно. Бо коли на провини будеш дивитися, Господи, Господи, то хто встоїться, бо в Тебе є прощення. Ти один святий, допоміжник сильний, захисник життя нашого, і Тебе ми завжди оспівуватимемо. Нехай буде сила Царства Твого завжди благословенна і вельми прославлювана: Отця, і Сина, і Святого Духа, нині і повсякчас, і на віки віків. Амінь.</w:t>
-      </w:r>
-    </w:p>
-    <w:p>
-      <w:pPr>
-        <w:spacing w:after="120"/>
-        <w:jc w:val="both"/>
-      </w:pPr>
-      <w:r>
-        <w:rPr>
-          <w:rFonts w:ascii="Times New Roman" w:hAnsi="Times New Roman"/>
-          <w:color w:val="FF0000"/>
-          <w:sz w:val="24"/>
-        </w:rPr>
-        <w:t xml:space="preserve">8. </w:t>
-      </w:r>
-      <w:r>
-        <w:rPr>
-          <w:rFonts w:ascii="Times New Roman" w:hAnsi="Times New Roman"/>
-          <w:color w:val="000000"/>
-          <w:sz w:val="24"/>
-        </w:rPr>
-        <w:t>Господи, Боже наш, що сонну неміч забрав від нас і покликав нас візванням святим, щоб і вночі підносити руки наші і прославляти Тебе за справедливі Твої присуди. Прийми благання наші, моління, визнавання, нічні служби і даруй нам, Боже, віру бездоганну, надію впевнену, любов нелицемірну. Благослови наші входи й виходи, вчинки, слова, діла й думки; і дай нам дочекатися початку дня, нам, що хвалять й оспівують, і благословлять добрість Твоєї несказанної сили, щоб було благословенне Твоє пресвяте ім'я і прославлене Твоє царство: Отця, і Сина, і Святого Духа, нині і повсякчас, і на віки віків. Амінь.</w:t>
-      </w:r>
-    </w:p>
-    <w:p>
-      <w:pPr>
-        <w:spacing w:after="120"/>
-        <w:jc w:val="both"/>
-      </w:pPr>
-      <w:r>
-        <w:rPr>
-          <w:rFonts w:ascii="Times New Roman" w:hAnsi="Times New Roman"/>
-          <w:color w:val="FF0000"/>
-          <w:sz w:val="24"/>
-        </w:rPr>
-        <w:t>9.</w:t>
-      </w:r>
-      <w:r>
-        <w:rPr>
-          <w:rFonts w:ascii="Times New Roman" w:hAnsi="Times New Roman"/>
-          <w:color w:val="000000"/>
-          <w:sz w:val="24"/>
-        </w:rPr>
-        <w:t xml:space="preserve"> Господи, Боже наш! Ти за покаяння дарував людям відпущення, нам же, як образ пізнання і визнання гріхів, показав покаяння і прощення пророка Давида. Тож, Владико, помилуй з </w:t>
-      </w:r>
-      <w:r>
-        <w:rPr>
-          <w:rFonts w:ascii="Times New Roman" w:hAnsi="Times New Roman"/>
-          <w:color w:val="000000"/>
-          <w:sz w:val="24"/>
-        </w:rPr>
-        <w:t>великої милости Твоєї нас, що в чимало великих гріхів впали, і по багатстві ласк Твоїх очисти беззаконня наші, бо перед Тобою згрішили ми, Господи, що невідомі й таємні речі серця людського знаєш, і єдиний Ти маєш владу прощати гріхи. Серце ж чисте вчини в нас і Духом владичним утверди нас, і радість спасіння Твого яви нам. Не відкинь нас від лиця Твого, але дозволь, як благий і людинолюбний, аж до останнього нашого віддиху появляти Тобі жертву справедливости й приноси на святих Твоїх жертовниках, милістю і ласками і людинолюб'ям єдинородного Сина Твого, з яким Ти є благословенний з пресвятим, добрим і животворчим Твоїм Духом, нині й повсякчас, і на віки віків. Амінь.</w:t>
+        <w:t xml:space="preserve"> Господи, Боже наш! Ти за покаяння дарував людям відпущення, нам же, як образ пізнання і визнання гріхів, показав покаяння і прощення пророка Давида. Тож, Владико, помилуй з великої милости Твоєї нас, що в чимало великих гріхів впали, і по багатстві ласк Твоїх очисти беззаконня наші, бо перед Тобою згрішили ми, Господи, що невідомі й таємні речі серця людського знаєш, і єдиний Ти маєш владу прощати гріхи. Серце ж чисте вчини в нас і Духом владичним утверди нас, і радість спасіння Твого яви нам. Не відкинь нас від лиця Твого, але дозволь, як благий і людинолюбний, аж до останнього нашого віддиху появляти Тобі жертву справедливости й приноси на святих Твоїх жертовниках, милістю і ласками і людинолюб'ям єдинородного Сина Твого, з яким Ти є благословенний з пресвятим, добрим і животворчим Твоїм Духом, нині й повсякчас, і на віки віків. Амінь.</w:t>
       </w:r>
     </w:p>
     <w:p>

--- a/flow/20230914_vu_template/01-Октоїх-new/Глас_6/6-ПТ-.docx
+++ b/flow/20230914_vu_template/01-Октоїх-new/Глас_6/6-ПТ-.docx
@@ -4623,14 +4623,268 @@
     <w:p>
       <w:pPr>
         <w:spacing w:after="120"/>
+      </w:pPr>
+      <w:r>
+        <w:rPr>
+          <w:rFonts w:ascii="Times New Roman" w:hAnsi="Times New Roman"/>
+          <w:sz w:val="24"/>
+        </w:rPr>
+        <w:t>Помилуй нас, Боже, з великої милості Твоєї, молимось Тобі, вислухай і помилуй.</w:t>
+      </w:r>
+    </w:p>
+    <w:p>
+      <w:pPr>
+        <w:spacing w:after="120"/>
+      </w:pPr>
+      <w:r>
+        <w:rPr>
+          <w:rFonts w:ascii="Times New Roman" w:hAnsi="Times New Roman"/>
+          <w:i/>
+          <w:color w:val="FF4400"/>
+          <w:sz w:val="24"/>
+        </w:rPr>
+        <w:t>Вірні:</w:t>
+      </w:r>
+      <w:r>
+        <w:rPr>
+          <w:rFonts w:ascii="Times New Roman" w:hAnsi="Times New Roman"/>
+          <w:sz w:val="24"/>
+        </w:rPr>
+        <w:t xml:space="preserve"> Го́споди, поми́луй. </w:t>
+      </w:r>
+      <w:r>
+        <w:rPr>
+          <w:rFonts w:ascii="Times New Roman" w:hAnsi="Times New Roman"/>
+          <w:i/>
+          <w:color w:val="FF4400"/>
+          <w:sz w:val="24"/>
+        </w:rPr>
+        <w:t>(3 р.)</w:t>
+      </w:r>
+    </w:p>
+    <w:p>
+      <w:pPr>
+        <w:spacing w:after="120"/>
+      </w:pPr>
+      <w:r>
+        <w:rPr>
+          <w:rFonts w:ascii="Times New Roman" w:hAnsi="Times New Roman"/>
+          <w:sz w:val="24"/>
+        </w:rPr>
+        <w:t xml:space="preserve">Ще молимось за святішого вселенського архиєрея Франциска, папу Римського, і за блаженнішого патріярха нашого Святослава, і за преосвященнішого архиєпископа і митрополита нашого кир </w:t>
+      </w:r>
+      <w:r>
+        <w:rPr>
+          <w:rFonts w:ascii="Times New Roman" w:hAnsi="Times New Roman"/>
+          <w:i/>
+          <w:color w:val="FF4400"/>
+          <w:sz w:val="24"/>
+        </w:rPr>
+        <w:t>ім’я</w:t>
+      </w:r>
+      <w:r>
+        <w:rPr>
+          <w:rFonts w:ascii="Times New Roman" w:hAnsi="Times New Roman"/>
+          <w:i/>
+          <w:sz w:val="24"/>
+        </w:rPr>
+        <w:t>,</w:t>
+      </w:r>
+      <w:r>
+        <w:rPr>
+          <w:rFonts w:ascii="Times New Roman" w:hAnsi="Times New Roman"/>
+          <w:sz w:val="24"/>
+        </w:rPr>
+        <w:t xml:space="preserve"> і за боголюбивого єпископа нашого кир </w:t>
+      </w:r>
+      <w:r>
+        <w:rPr>
+          <w:rFonts w:ascii="Times New Roman" w:hAnsi="Times New Roman"/>
+          <w:i/>
+          <w:color w:val="FF4400"/>
+          <w:sz w:val="24"/>
+        </w:rPr>
+        <w:t>ім’я</w:t>
+      </w:r>
+      <w:r>
+        <w:rPr>
+          <w:rFonts w:ascii="Times New Roman" w:hAnsi="Times New Roman"/>
+          <w:i/>
+          <w:sz w:val="24"/>
+        </w:rPr>
+        <w:t>,</w:t>
+      </w:r>
+      <w:r>
+        <w:rPr>
+          <w:rFonts w:ascii="Times New Roman" w:hAnsi="Times New Roman"/>
+          <w:sz w:val="24"/>
+        </w:rPr>
+        <w:t xml:space="preserve"> за тих, що служать і послужили у святім храмі цьому, і за отців наших духовних, і всіх у Христі братів і сестер наших.</w:t>
+      </w:r>
+    </w:p>
+    <w:p>
+      <w:pPr>
+        <w:spacing w:after="120"/>
+      </w:pPr>
+      <w:r>
+        <w:rPr>
+          <w:rFonts w:ascii="Times New Roman" w:hAnsi="Times New Roman"/>
+          <w:i/>
+          <w:color w:val="FF4400"/>
+          <w:sz w:val="24"/>
+        </w:rPr>
+        <w:t>Вірні:</w:t>
+      </w:r>
+      <w:r>
+        <w:rPr>
+          <w:rFonts w:ascii="Times New Roman" w:hAnsi="Times New Roman"/>
+          <w:sz w:val="24"/>
+        </w:rPr>
+        <w:t xml:space="preserve"> Го́споди, поми́луй. </w:t>
+      </w:r>
+      <w:r>
+        <w:rPr>
+          <w:rFonts w:ascii="Times New Roman" w:hAnsi="Times New Roman"/>
+          <w:i/>
+          <w:color w:val="FF4400"/>
+          <w:sz w:val="24"/>
+        </w:rPr>
+        <w:t>(3 р.)</w:t>
+      </w:r>
+    </w:p>
+    <w:p>
+      <w:pPr>
+        <w:spacing w:after="120"/>
+      </w:pPr>
+      <w:r>
+        <w:rPr>
+          <w:rFonts w:ascii="Times New Roman" w:hAnsi="Times New Roman"/>
+          <w:sz w:val="24"/>
+        </w:rPr>
+        <w:t>Ще молимось за Богом бережений народ наш, за правління і за все військо.</w:t>
+      </w:r>
+    </w:p>
+    <w:p>
+      <w:pPr>
+        <w:spacing w:after="120"/>
+      </w:pPr>
+      <w:r>
+        <w:rPr>
+          <w:rFonts w:ascii="Times New Roman" w:hAnsi="Times New Roman"/>
+          <w:i/>
+          <w:color w:val="FF4400"/>
+          <w:sz w:val="24"/>
+        </w:rPr>
+        <w:t>Вірні:</w:t>
+      </w:r>
+      <w:r>
+        <w:rPr>
+          <w:rFonts w:ascii="Times New Roman" w:hAnsi="Times New Roman"/>
+          <w:sz w:val="24"/>
+        </w:rPr>
+        <w:t xml:space="preserve"> Го́споди, поми́луй. </w:t>
+      </w:r>
+      <w:r>
+        <w:rPr>
+          <w:rFonts w:ascii="Times New Roman" w:hAnsi="Times New Roman"/>
+          <w:i/>
+          <w:color w:val="FF4400"/>
+          <w:sz w:val="24"/>
+        </w:rPr>
+        <w:t>(3 р.)</w:t>
+      </w:r>
+    </w:p>
+    <w:p>
+      <w:pPr>
+        <w:spacing w:after="120"/>
+      </w:pPr>
+      <w:r>
+        <w:rPr>
+          <w:rFonts w:ascii="Times New Roman" w:hAnsi="Times New Roman"/>
+          <w:sz w:val="24"/>
+        </w:rPr>
+        <w:t>Ще молимось за тут присутніх людей, що очікують від Тебе великої і багатої милости, за тих, що творять нам милостиню, і за всіх православних християн.</w:t>
+      </w:r>
+    </w:p>
+    <w:p>
+      <w:pPr>
+        <w:spacing w:after="120"/>
+      </w:pPr>
+      <w:r>
+        <w:rPr>
+          <w:rFonts w:ascii="Times New Roman" w:hAnsi="Times New Roman"/>
+          <w:i/>
+          <w:color w:val="FF4400"/>
+          <w:sz w:val="24"/>
+        </w:rPr>
+        <w:t>Вірні:</w:t>
+      </w:r>
+      <w:r>
+        <w:rPr>
+          <w:rFonts w:ascii="Times New Roman" w:hAnsi="Times New Roman"/>
+          <w:sz w:val="24"/>
+        </w:rPr>
+        <w:t xml:space="preserve"> Го́споди, поми́луй. </w:t>
+      </w:r>
+      <w:r>
+        <w:rPr>
+          <w:rFonts w:ascii="Times New Roman" w:hAnsi="Times New Roman"/>
+          <w:i/>
+          <w:color w:val="FF4400"/>
+          <w:sz w:val="24"/>
+        </w:rPr>
+        <w:t>(3 р.)</w:t>
+      </w:r>
+    </w:p>
+    <w:p>
+      <w:pPr>
+        <w:spacing w:after="120"/>
         <w:jc w:val="both"/>
       </w:pPr>
       <w:r>
         <w:rPr>
           <w:rFonts w:ascii="Times New Roman" w:hAnsi="Times New Roman"/>
           <w:sz w:val="24"/>
-        </w:rPr>
-        <w:t>Промовмо всі з усієї душі і з усієї мислі нашої, промовмо.</w:t>
+          <w:u w:val="single"/>
+        </w:rPr>
+        <w:t>[</w:t>
+      </w:r>
+      <w:r>
+        <w:rPr>
+          <w:rFonts w:ascii="Times New Roman" w:hAnsi="Times New Roman"/>
+          <w:sz w:val="24"/>
+          <w:u w:val="single"/>
+        </w:rPr>
+        <w:t>Господи, Боже наш! Згадай нас грішних і недостойних слуг Твоїх, коли призиваємо святе ім'я Твоє, і не осороми нас, коли очікуємо милости Твоєї, але вислухай, Господи, усі наші спасенні прохання, і вчини нас достойними любити і боятися Тебе від усього серця нашого і творити в усьому волю Твою</w:t>
+      </w:r>
+      <w:r>
+        <w:rPr>
+          <w:rFonts w:ascii="Times New Roman" w:hAnsi="Times New Roman"/>
+          <w:sz w:val="24"/>
+          <w:u w:val="single"/>
+        </w:rPr>
+        <w:t>.]</w:t>
+      </w:r>
+    </w:p>
+    <w:p>
+      <w:pPr>
+        <w:spacing w:after="120"/>
+      </w:pPr>
+      <w:r>
+        <w:rPr>
+          <w:rFonts w:ascii="Times New Roman" w:hAnsi="Times New Roman"/>
+          <w:i/>
+          <w:color w:val="FF4400"/>
+          <w:sz w:val="24"/>
+        </w:rPr>
+        <w:t>Священник:</w:t>
+      </w:r>
+      <w:r>
+        <w:rPr>
+          <w:rFonts w:ascii="Times New Roman" w:hAnsi="Times New Roman"/>
+          <w:sz w:val="24"/>
+        </w:rPr>
+        <w:t xml:space="preserve"> Бо милостивий і людинолюбний Бог єси, і Тобі славу возсилаємо, Отцю, і Сину, і Святому Духові, нині, і повсякчас, і на віки віків.</w:t>
       </w:r>
     </w:p>
     <w:p>
@@ -4650,350 +4904,15 @@
       <w:r>
         <w:rPr>
           <w:rFonts w:ascii="Times New Roman" w:hAnsi="Times New Roman"/>
-          <w:color w:val="FF0000"/>
-          <w:sz w:val="24"/>
-        </w:rPr>
-        <w:t xml:space="preserve"> </w:t>
-      </w:r>
-      <w:r>
-        <w:rPr>
-          <w:rFonts w:ascii="Times New Roman" w:hAnsi="Times New Roman"/>
-          <w:sz w:val="24"/>
-        </w:rPr>
-        <w:t>Господи, помилуй.</w:t>
-      </w:r>
-    </w:p>
-    <w:p>
-      <w:pPr>
-        <w:spacing w:after="120"/>
-        <w:jc w:val="both"/>
-      </w:pPr>
-      <w:r>
-        <w:rPr>
-          <w:rFonts w:ascii="Times New Roman" w:hAnsi="Times New Roman"/>
-          <w:sz w:val="24"/>
-        </w:rPr>
-        <w:t>Господи, Вседержителю, Боже отців наших, молимось тобі, вислухай і помилуй.</w:t>
-      </w:r>
-    </w:p>
-    <w:p>
-      <w:pPr>
-        <w:spacing w:after="120"/>
-        <w:jc w:val="both"/>
-      </w:pPr>
-      <w:r>
-        <w:rPr>
-          <w:rFonts w:ascii="Times New Roman" w:hAnsi="Times New Roman"/>
-          <w:i/>
-          <w:color w:val="FF0000"/>
-          <w:sz w:val="24"/>
-        </w:rPr>
-        <w:t>Вірні:</w:t>
-      </w:r>
-      <w:r>
-        <w:rPr>
-          <w:rFonts w:ascii="Times New Roman" w:hAnsi="Times New Roman"/>
-          <w:color w:val="FF0000"/>
-          <w:sz w:val="24"/>
-        </w:rPr>
-        <w:t xml:space="preserve"> </w:t>
-      </w:r>
-      <w:r>
-        <w:rPr>
-          <w:rFonts w:ascii="Times New Roman" w:hAnsi="Times New Roman"/>
-          <w:sz w:val="24"/>
-        </w:rPr>
-        <w:t>Господи, помилуй.</w:t>
-      </w:r>
-    </w:p>
-    <w:p>
-      <w:pPr>
-        <w:spacing w:after="120"/>
-      </w:pPr>
-      <w:r>
-        <w:rPr>
-          <w:rFonts w:ascii="Times New Roman" w:hAnsi="Times New Roman"/>
-          <w:sz w:val="24"/>
-        </w:rPr>
-        <w:t>Помилуй нас, Боже, з великої милості Твоєї, молимось Тобі, вислухай і помилуй.</w:t>
-      </w:r>
-    </w:p>
-    <w:p>
-      <w:pPr>
-        <w:spacing w:after="120"/>
-      </w:pPr>
-      <w:r>
-        <w:rPr>
-          <w:rFonts w:ascii="Times New Roman" w:hAnsi="Times New Roman"/>
-          <w:i/>
-          <w:color w:val="FF4400"/>
-          <w:sz w:val="24"/>
-        </w:rPr>
-        <w:t>Вірні:</w:t>
-      </w:r>
-      <w:r>
-        <w:rPr>
-          <w:rFonts w:ascii="Times New Roman" w:hAnsi="Times New Roman"/>
-          <w:sz w:val="24"/>
-        </w:rPr>
-        <w:t xml:space="preserve"> Го́споди, поми́луй. </w:t>
-      </w:r>
-      <w:r>
-        <w:rPr>
-          <w:rFonts w:ascii="Times New Roman" w:hAnsi="Times New Roman"/>
-          <w:i/>
-          <w:color w:val="FF4400"/>
-          <w:sz w:val="24"/>
-        </w:rPr>
-        <w:t>(3 р.)</w:t>
-      </w:r>
-    </w:p>
-    <w:p>
-      <w:pPr>
-        <w:spacing w:after="120"/>
-      </w:pPr>
-      <w:r>
-        <w:rPr>
-          <w:rFonts w:ascii="Times New Roman" w:hAnsi="Times New Roman"/>
-          <w:sz w:val="24"/>
-        </w:rPr>
-        <w:t xml:space="preserve">Ще молимось за святішого вселенського архиєрея Франциска, папу Римського, і за блаженнішого патріярха нашого Святослава, і за преосвященнішого архиєпископа і митрополита нашого кир </w:t>
-      </w:r>
-      <w:r>
-        <w:rPr>
-          <w:rFonts w:ascii="Times New Roman" w:hAnsi="Times New Roman"/>
-          <w:i/>
-          <w:color w:val="FF4400"/>
-          <w:sz w:val="24"/>
-        </w:rPr>
-        <w:t>ім’я</w:t>
-      </w:r>
-      <w:r>
-        <w:rPr>
-          <w:rFonts w:ascii="Times New Roman" w:hAnsi="Times New Roman"/>
-          <w:i/>
-          <w:sz w:val="24"/>
-        </w:rPr>
-        <w:t>,</w:t>
-      </w:r>
-      <w:r>
-        <w:rPr>
-          <w:rFonts w:ascii="Times New Roman" w:hAnsi="Times New Roman"/>
-          <w:sz w:val="24"/>
-        </w:rPr>
-        <w:t xml:space="preserve"> і за боголюбивого єпископа нашого кир </w:t>
-      </w:r>
-      <w:r>
-        <w:rPr>
-          <w:rFonts w:ascii="Times New Roman" w:hAnsi="Times New Roman"/>
-          <w:i/>
-          <w:color w:val="FF4400"/>
-          <w:sz w:val="24"/>
-        </w:rPr>
-        <w:t>ім’я</w:t>
-      </w:r>
-      <w:r>
-        <w:rPr>
-          <w:rFonts w:ascii="Times New Roman" w:hAnsi="Times New Roman"/>
-          <w:i/>
-          <w:sz w:val="24"/>
-        </w:rPr>
-        <w:t>,</w:t>
-      </w:r>
-      <w:r>
-        <w:rPr>
-          <w:rFonts w:ascii="Times New Roman" w:hAnsi="Times New Roman"/>
-          <w:sz w:val="24"/>
-        </w:rPr>
-        <w:t xml:space="preserve"> за тих, що служать і послужили у святім храмі цьому, і за отців наших духовних, і всіх у Христі братів і сестер наших.</w:t>
-      </w:r>
-    </w:p>
-    <w:p>
-      <w:pPr>
-        <w:spacing w:after="120"/>
-      </w:pPr>
-      <w:r>
-        <w:rPr>
-          <w:rFonts w:ascii="Times New Roman" w:hAnsi="Times New Roman"/>
-          <w:i/>
-          <w:color w:val="FF4400"/>
-          <w:sz w:val="24"/>
-        </w:rPr>
-        <w:t>Вірні:</w:t>
-      </w:r>
-      <w:r>
-        <w:rPr>
-          <w:rFonts w:ascii="Times New Roman" w:hAnsi="Times New Roman"/>
-          <w:sz w:val="24"/>
-        </w:rPr>
-        <w:t xml:space="preserve"> Го́споди, поми́луй. </w:t>
-      </w:r>
-      <w:r>
-        <w:rPr>
-          <w:rFonts w:ascii="Times New Roman" w:hAnsi="Times New Roman"/>
-          <w:i/>
-          <w:color w:val="FF4400"/>
-          <w:sz w:val="24"/>
-        </w:rPr>
-        <w:t>(3 р.)</w:t>
-      </w:r>
-    </w:p>
-    <w:p>
-      <w:pPr>
-        <w:spacing w:after="120"/>
-      </w:pPr>
-      <w:r>
-        <w:rPr>
-          <w:rFonts w:ascii="Times New Roman" w:hAnsi="Times New Roman"/>
-          <w:sz w:val="24"/>
-        </w:rPr>
-        <w:t>Ще молимось за Богом бережений народ наш, за правління і за все військо.</w:t>
-      </w:r>
-    </w:p>
-    <w:p>
-      <w:pPr>
-        <w:spacing w:after="120"/>
-      </w:pPr>
-      <w:r>
-        <w:rPr>
-          <w:rFonts w:ascii="Times New Roman" w:hAnsi="Times New Roman"/>
-          <w:i/>
-          <w:color w:val="FF4400"/>
-          <w:sz w:val="24"/>
-        </w:rPr>
-        <w:t>Вірні:</w:t>
-      </w:r>
-      <w:r>
-        <w:rPr>
-          <w:rFonts w:ascii="Times New Roman" w:hAnsi="Times New Roman"/>
-          <w:sz w:val="24"/>
-        </w:rPr>
-        <w:t xml:space="preserve"> Го́споди, поми́луй. </w:t>
-      </w:r>
-      <w:r>
-        <w:rPr>
-          <w:rFonts w:ascii="Times New Roman" w:hAnsi="Times New Roman"/>
-          <w:i/>
-          <w:color w:val="FF4400"/>
-          <w:sz w:val="24"/>
-        </w:rPr>
-        <w:t>(3 р.)</w:t>
-      </w:r>
-    </w:p>
-    <w:p>
-      <w:pPr>
-        <w:spacing w:after="120"/>
-      </w:pPr>
-      <w:r>
-        <w:rPr>
-          <w:rFonts w:ascii="Times New Roman" w:hAnsi="Times New Roman"/>
-          <w:sz w:val="24"/>
-        </w:rPr>
-        <w:t>Ще молимось за тут присутніх людей, що очікують від Тебе великої і багатої милости, за тих, що творять нам милостиню, і за всіх православних християн.</w:t>
-      </w:r>
-    </w:p>
-    <w:p>
-      <w:pPr>
-        <w:spacing w:after="120"/>
-      </w:pPr>
-      <w:r>
-        <w:rPr>
-          <w:rFonts w:ascii="Times New Roman" w:hAnsi="Times New Roman"/>
-          <w:i/>
-          <w:color w:val="FF4400"/>
-          <w:sz w:val="24"/>
-        </w:rPr>
-        <w:t>Вірні:</w:t>
-      </w:r>
-      <w:r>
-        <w:rPr>
-          <w:rFonts w:ascii="Times New Roman" w:hAnsi="Times New Roman"/>
-          <w:sz w:val="24"/>
-        </w:rPr>
-        <w:t xml:space="preserve"> Го́споди, поми́луй. </w:t>
-      </w:r>
-      <w:r>
-        <w:rPr>
-          <w:rFonts w:ascii="Times New Roman" w:hAnsi="Times New Roman"/>
-          <w:i/>
-          <w:color w:val="FF4400"/>
-          <w:sz w:val="24"/>
-        </w:rPr>
-        <w:t>(3 р.)</w:t>
-      </w:r>
-    </w:p>
-    <w:p>
-      <w:pPr>
-        <w:spacing w:after="120"/>
-        <w:jc w:val="both"/>
-      </w:pPr>
-      <w:r>
-        <w:rPr>
-          <w:rFonts w:ascii="Times New Roman" w:hAnsi="Times New Roman"/>
-          <w:sz w:val="24"/>
-          <w:u w:val="single"/>
-        </w:rPr>
-        <w:t>[</w:t>
-      </w:r>
-      <w:r>
-        <w:rPr>
-          <w:rFonts w:ascii="Times New Roman" w:hAnsi="Times New Roman"/>
-          <w:sz w:val="24"/>
-          <w:u w:val="single"/>
-        </w:rPr>
-        <w:t>Господи, Боже наш! Згадай нас грішних і недостойних слуг Твоїх, коли призиваємо святе ім'я Твоє, і не осороми нас, коли очікуємо милости Твоєї, але вислухай, Господи, усі наші спасенні прохання, і вчини нас достойними любити і боятися Тебе від усього серця нашого і творити в усьому волю Твою</w:t>
-      </w:r>
-      <w:r>
-        <w:rPr>
-          <w:rFonts w:ascii="Times New Roman" w:hAnsi="Times New Roman"/>
-          <w:sz w:val="24"/>
-          <w:u w:val="single"/>
-        </w:rPr>
-        <w:t>.]</w:t>
-      </w:r>
-    </w:p>
-    <w:p>
-      <w:pPr>
-        <w:spacing w:after="120"/>
-      </w:pPr>
-      <w:r>
-        <w:rPr>
-          <w:rFonts w:ascii="Times New Roman" w:hAnsi="Times New Roman"/>
-          <w:i/>
-          <w:color w:val="FF4400"/>
-          <w:sz w:val="24"/>
-        </w:rPr>
-        <w:t>Священник:</w:t>
-      </w:r>
-      <w:r>
-        <w:rPr>
-          <w:rFonts w:ascii="Times New Roman" w:hAnsi="Times New Roman"/>
-          <w:sz w:val="24"/>
-        </w:rPr>
-        <w:t xml:space="preserve"> Бо милостивий і людинолюбний Бог єси, і Тобі славу возсилаємо, Отцю, і Сину, і Святому Духові, нині, і повсякчас, і на віки віків.</w:t>
-      </w:r>
-    </w:p>
-    <w:p>
-      <w:pPr>
-        <w:spacing w:after="120"/>
-        <w:jc w:val="both"/>
-      </w:pPr>
-      <w:r>
-        <w:rPr>
-          <w:rFonts w:ascii="Times New Roman" w:hAnsi="Times New Roman"/>
-          <w:i/>
-          <w:color w:val="FF0000"/>
-          <w:sz w:val="24"/>
-        </w:rPr>
-        <w:t>Вірні:</w:t>
-      </w:r>
-      <w:r>
-        <w:rPr>
-          <w:rFonts w:ascii="Times New Roman" w:hAnsi="Times New Roman"/>
           <w:sz w:val="24"/>
         </w:rPr>
         <w:t xml:space="preserve"> Амінь.</w:t>
       </w:r>
+    </w:p>
+    <w:p>
+      <w:pPr>
+        <w:spacing w:after="120"/>
+      </w:pPr>
     </w:p>
     <w:p>
       <w:pPr>
@@ -6970,7 +6889,21 @@
           <w:color w:val="000000"/>
           <w:sz w:val="24"/>
         </w:rPr>
-        <w:t xml:space="preserve">, Господи, Боже наш, що підняв нас із постелі нашої і вклав в уста наші слово хвали, щоб поклонятися і призивати ім'я Твоє святе. Ми умоляємо Твоє милосердя, яке Ти завжди виявляв у нашому житті. Пошли поміч свою людям, що стоять перед лицем святої </w:t>
+        <w:t>, Господи, Боже наш, що підняв нас із постелі нашої і вклав в уста наші слово хвали, щоб поклонятися і призивати ім'я Твоє святе. Ми умоляємо Твоє милосердя, яке Ти завжди виявляв у нашому житті. Пошли поміч свою людям, що стоять перед лицем святої слави Твоєї і дожидають від Тебе багатої милости; і дай нам, що зо страхом і любов'ю завжди Тобі служимо, хвалити несказанну Твою доброту. Бо Тобі належить усяка слава, честь і поклоніння: Отцю, і Сину, і Святому Духові, нині і повсякчас, і на віки віків. Амінь.</w:t>
+      </w:r>
+    </w:p>
+    <w:p>
+      <w:pPr>
+        <w:spacing w:after="120"/>
+        <w:jc w:val="both"/>
+      </w:pPr>
+      <w:r>
+        <w:rPr>
+          <w:rFonts w:ascii="Times New Roman" w:hAnsi="Times New Roman"/>
+          <w:color w:val="FF0000"/>
+          <w:sz w:val="24"/>
+        </w:rPr>
+        <w:t xml:space="preserve">2. </w:t>
       </w:r>
       <w:r>
         <w:rPr>
@@ -6978,7 +6911,7 @@
           <w:color w:val="000000"/>
           <w:sz w:val="24"/>
         </w:rPr>
-        <w:t>слави Твоєї і дожидають від Тебе багатої милости; і дай нам, що зо страхом і любов'ю завжди Тобі служимо, хвалити несказанну Твою доброту. Бо Тобі належить усяка слава, честь і поклоніння: Отцю, і Сину, і Святому Духові, нині і повсякчас, і на віки віків. Амінь.</w:t>
+        <w:t>Від ночі лине дух наш до Тебе, Боже, бо світлом є повеління Твої на землі. Навчи нас у страсі Твоєму виконувати правду й добро, бо Тебе славимо як правдивого Бога нашого. Прихили вухо своє і вислухай нас, і пом'яни, Господи, тих, що є та що моляться з нами, всіх по імені, і спаси їх силою Твоєю. Благослови людей Твоїх і освяти спадкоємство Твоє: мир світові Твоєму даруй, церквам Твоїм, Священникам, владі, і всім людям. Хай благословиться і прославляється всечесне і величне ім'я Твоє, Отця, і Сина, і Святого Духа, нині і повсякчас, і на віки віків. Амінь.</w:t>
       </w:r>
     </w:p>
     <w:p>
@@ -6992,7 +6925,7 @@
           <w:color w:val="FF0000"/>
           <w:sz w:val="24"/>
         </w:rPr>
-        <w:t xml:space="preserve">2. </w:t>
+        <w:t>3.</w:t>
       </w:r>
       <w:r>
         <w:rPr>
@@ -7000,7 +6933,7 @@
           <w:color w:val="000000"/>
           <w:sz w:val="24"/>
         </w:rPr>
-        <w:t>Від ночі лине дух наш до Тебе, Боже, бо світлом є повеління Твої на землі. Навчи нас у страсі Твоєму виконувати правду й добро, бо Тебе славимо як правдивого Бога нашого. Прихили вухо своє і вислухай нас, і пом'яни, Господи, тих, що є та що моляться з нами, всіх по імені, і спаси їх силою Твоєю. Благослови людей Твоїх і освяти спадкоємство Твоє: мир світові Твоєму даруй, церквам Твоїм, Священникам, владі, і всім людям. Хай благословиться і прославляється всечесне і величне ім'я Твоє, Отця, і Сина, і Святого Духа, нині і повсякчас, і на віки віків. Амінь.</w:t>
+        <w:t xml:space="preserve"> Від ночі лине дух наш до Тебе, Боже, бо світлом є повеління Твої. Навчи нас, Боже, правди Твоєї, заповідей Твоїх і виправдань Твоїх. Просвіти наші духовні очі, щоб ми не заснули в гріхах на смерть. Віджени всяку мряку від сердець наших, даруй нам сонце правди і охорони життя наше знаменням і печаттю Святого Твого Духа. Направ стопи наші на шлях мирний, дай нам бачити ранішній день у радості, щоб ми Тобі засилали ранішні молитви, бо Твоє є володіння і Твоє є царство і сила, і слава Отця, і Сина, і Святого Духа, нині і повсякчас, і на віки віків. Амінь.</w:t>
       </w:r>
     </w:p>
     <w:p>
@@ -7014,7 +6947,7 @@
           <w:color w:val="FF0000"/>
           <w:sz w:val="24"/>
         </w:rPr>
-        <w:t>3.</w:t>
+        <w:t>4.</w:t>
       </w:r>
       <w:r>
         <w:rPr>
@@ -7022,7 +6955,52 @@
           <w:color w:val="000000"/>
           <w:sz w:val="24"/>
         </w:rPr>
-        <w:t xml:space="preserve"> Від ночі лине дух наш до Тебе, Боже, бо світлом є повеління Твої. Навчи нас, Боже, правди Твоєї, заповідей Твоїх і виправдань Твоїх. Просвіти наші духовні очі, щоб ми не заснули в гріхах на смерть. Віджени всяку мряку від сердець наших, даруй нам сонце правди і охорони життя наше знаменням і печаттю Святого Твого Духа. Направ стопи наші на шлях мирний, дай нам бачити ранішній день у радості, щоб ми Тобі засилали ранішні молитви, бо Твоє є володіння і Твоє є царство і сила, і слава Отця, і Сина, і Святого Духа, нині і повсякчас, і на віки віків. Амінь.</w:t>
+        <w:t xml:space="preserve"> Владико, Боже святий і неосяжний, що казав із темряви світлові засіяти, що заспокоїв нас у нічному сні й підвів до величання і моління Твоєї доброти! Ти, що даєш себе умолити задля свого милосердя, прийми і нині нас, що поклоняємося Тобі й по силі </w:t>
+      </w:r>
+      <w:r>
+        <w:rPr>
+          <w:rFonts w:ascii="Times New Roman" w:hAnsi="Times New Roman"/>
+          <w:sz w:val="24"/>
+        </w:rPr>
+        <w:t xml:space="preserve">благодаримо </w:t>
+      </w:r>
+      <w:r>
+        <w:rPr>
+          <w:rFonts w:ascii="Times New Roman" w:hAnsi="Times New Roman"/>
+          <w:color w:val="000000"/>
+          <w:sz w:val="24"/>
+        </w:rPr>
+        <w:t>Т</w:t>
+      </w:r>
+      <w:r>
+        <w:rPr>
+          <w:rFonts w:ascii="Times New Roman" w:hAnsi="Times New Roman"/>
+          <w:sz w:val="24"/>
+        </w:rPr>
+        <w:t>ебе</w:t>
+      </w:r>
+      <w:r>
+        <w:rPr>
+          <w:rFonts w:ascii="Times New Roman" w:hAnsi="Times New Roman"/>
+          <w:color w:val="000000"/>
+          <w:sz w:val="24"/>
+        </w:rPr>
+        <w:t xml:space="preserve">; і даруй нам те, чого просимо задля спасіння. Вчини нас синами світла і дня та спадкоємцями вічних Твоїх </w:t>
+      </w:r>
+      <w:r>
+        <w:rPr>
+          <w:rFonts w:ascii="Times New Roman" w:hAnsi="Times New Roman"/>
+          <w:sz w:val="24"/>
+        </w:rPr>
+        <w:t>благ</w:t>
+      </w:r>
+      <w:r>
+        <w:rPr>
+          <w:rFonts w:ascii="Times New Roman" w:hAnsi="Times New Roman"/>
+          <w:color w:val="000000"/>
+          <w:sz w:val="24"/>
+        </w:rPr>
+        <w:t>. Пом'яни, Господи, за багатством ласк Твоїх усіх людей, що є і моляться з нами, і всю братію нашу на землі й на морі, і на всякому місці володіння Твого, що потребують Твоєї любови й помочі. Усім вияви велику Твою милість, щоб спасенні, як душею так і тілом, завжди перебували й відважно славили чудне й благословенне ім'я Твоє, бо Ти Бог милости і ласк, і любови, і Тобі славу возсилаємо: Отцю, і Сину, і Святому Духові, нині і повсякчас, і на віки віків. Амінь.</w:t>
       </w:r>
     </w:p>
     <w:p>
@@ -7036,7 +7014,7 @@
           <w:color w:val="FF0000"/>
           <w:sz w:val="24"/>
         </w:rPr>
-        <w:t>4.</w:t>
+        <w:t>5.</w:t>
       </w:r>
       <w:r>
         <w:rPr>
@@ -7044,14 +7022,14 @@
           <w:color w:val="000000"/>
           <w:sz w:val="24"/>
         </w:rPr>
-        <w:t xml:space="preserve"> Владико, Боже святий і неосяжний, що казав із темряви світлові засіяти, що заспокоїв нас у нічному сні й підвів до величання і моління Твоєї доброти! Ти, що даєш себе умолити задля свого милосердя, прийми і нині нас, що поклоняємося Тобі й по силі </w:t>
-      </w:r>
-      <w:r>
-        <w:rPr>
-          <w:rFonts w:ascii="Times New Roman" w:hAnsi="Times New Roman"/>
-          <w:sz w:val="24"/>
-        </w:rPr>
-        <w:t xml:space="preserve">благодаримо </w:t>
+        <w:t xml:space="preserve"> Скарб</w:t>
+      </w:r>
+      <w:r>
+        <w:rPr>
+          <w:rFonts w:ascii="Times New Roman" w:hAnsi="Times New Roman"/>
+          <w:sz w:val="24"/>
+        </w:rPr>
+        <w:t>нице</w:t>
       </w:r>
       <w:r>
         <w:rPr>
@@ -7059,14 +7037,14 @@
           <w:color w:val="000000"/>
           <w:sz w:val="24"/>
         </w:rPr>
-        <w:t>Т</w:t>
-      </w:r>
-      <w:r>
-        <w:rPr>
-          <w:rFonts w:ascii="Times New Roman" w:hAnsi="Times New Roman"/>
-          <w:sz w:val="24"/>
-        </w:rPr>
-        <w:t>ебе</w:t>
+        <w:t xml:space="preserve"> </w:t>
+      </w:r>
+      <w:r>
+        <w:rPr>
+          <w:rFonts w:ascii="Times New Roman" w:hAnsi="Times New Roman"/>
+          <w:sz w:val="24"/>
+        </w:rPr>
+        <w:t>благ</w:t>
       </w:r>
       <w:r>
         <w:rPr>
@@ -7074,14 +7052,28 @@
           <w:color w:val="000000"/>
           <w:sz w:val="24"/>
         </w:rPr>
-        <w:t xml:space="preserve">; і даруй нам те, чого просимо задля спасіння. Вчини нас синами світла і дня та спадкоємцями вічних Твоїх </w:t>
-      </w:r>
-      <w:r>
-        <w:rPr>
-          <w:rFonts w:ascii="Times New Roman" w:hAnsi="Times New Roman"/>
-          <w:sz w:val="24"/>
-        </w:rPr>
-        <w:t>благ</w:t>
+        <w:t>, джерело невисихаюче, Отче святий, чудотворче всесильний і вседержителю! Усі Тобі поклоняємося і Тобі молимося та Твої милості і Твої ласки призиваємо на поміч і на заступництво нашій смиренності. Пом'яни, Господи, слуг Твоїх, прийми від усіх нас ранішні моління, як кадило перед Тобою; ні одного з нас не вчини нездатним, але всіх нас зберігай ласками Твоїми. Пом'яни, Господи, тих, що чувають і співають на славу Твою і єдинородного Твого Сина і Бога нашого, і Святого Твого Духа. Будь їм помічником і заступником; прийми їх молитви на наднебесний і духовний Твій жертовник, бо Ти Бог наш, і Тобі славу возсилаємо: Отцю, і Сину, і Святому Духові, нині і повсякчас, і на віки віків. Амінь.</w:t>
+      </w:r>
+    </w:p>
+    <w:p>
+      <w:pPr>
+        <w:spacing w:after="120"/>
+        <w:jc w:val="both"/>
+      </w:pPr>
+      <w:r>
+        <w:rPr>
+          <w:rFonts w:ascii="Times New Roman" w:hAnsi="Times New Roman"/>
+          <w:color w:val="FF0000"/>
+          <w:sz w:val="24"/>
+        </w:rPr>
+        <w:t xml:space="preserve">6. </w:t>
+      </w:r>
+      <w:r>
+        <w:rPr>
+          <w:rFonts w:ascii="Times New Roman" w:hAnsi="Times New Roman"/>
+          <w:sz w:val="24"/>
+        </w:rPr>
+        <w:t>Благодаримо</w:t>
       </w:r>
       <w:r>
         <w:rPr>
@@ -7089,7 +7081,37 @@
           <w:color w:val="000000"/>
           <w:sz w:val="24"/>
         </w:rPr>
-        <w:t>. Пом'яни, Господи, за багатством ласк Твоїх усіх людей, що є і моляться з нами, і всю братію нашу на землі й на морі, і на всякому місці володіння Твого, що потребують Твоєї любови й помочі. Усім вияви велику Твою милість, щоб спасенні, як душею так і тілом, завжди перебували й відважно славили чудне й благословенне ім'я Твоє, бо Ти Бог милости і ласк, і любови, і Тобі славу возсилаємо: Отцю, і Сину, і Святому Духові, нині і повсякчас, і на віки віків. Амінь.</w:t>
+        <w:t xml:space="preserve"> Т</w:t>
+      </w:r>
+      <w:r>
+        <w:rPr>
+          <w:rFonts w:ascii="Times New Roman" w:hAnsi="Times New Roman"/>
+          <w:sz w:val="24"/>
+        </w:rPr>
+        <w:t>е</w:t>
+      </w:r>
+      <w:r>
+        <w:rPr>
+          <w:rFonts w:ascii="Times New Roman" w:hAnsi="Times New Roman"/>
+          <w:color w:val="000000"/>
+          <w:sz w:val="24"/>
+        </w:rPr>
+        <w:t>б</w:t>
+      </w:r>
+      <w:r>
+        <w:rPr>
+          <w:rFonts w:ascii="Times New Roman" w:hAnsi="Times New Roman"/>
+          <w:sz w:val="24"/>
+        </w:rPr>
+        <w:t>е</w:t>
+      </w:r>
+      <w:r>
+        <w:rPr>
+          <w:rFonts w:ascii="Times New Roman" w:hAnsi="Times New Roman"/>
+          <w:color w:val="000000"/>
+          <w:sz w:val="24"/>
+        </w:rPr>
+        <w:t>, Господи, Боже спасіння нашого, бо Ти все робиш для добра життя нашого, щоб ми завжди на Тебе споглядали, Спасителю й Доброчинцю душ наших. Бо Ти дав спокій нам у час минулої ночі й підвів нас, щоб ми поклонялися величному імені Твоєму. Тому молимо Тебе, Господи: Дай нам ласку й силу, щоб ми стали гідними співати Тобі розумно й молитися безупинно та в страсі і тремтінні над нашим спасінням працювали, при заступництві Христа Твого. Пом'яни, Господи, і тих, що вночі до Тебе кличуть. Вислухай їх і помилуй, і круши під ноги їх невидимих і войовничих ворогів. Бо Ти Цар миру і Спас душ наших, і Тобі славу возсилаємо: Отцю і Сину, і Святому Духові, нині і повсякчас, і на віки віків. Амінь.</w:t>
       </w:r>
     </w:p>
     <w:p>
@@ -7103,7 +7125,7 @@
           <w:color w:val="FF0000"/>
           <w:sz w:val="24"/>
         </w:rPr>
-        <w:t>5.</w:t>
+        <w:t>7.</w:t>
       </w:r>
       <w:r>
         <w:rPr>
@@ -7111,14 +7133,21 @@
           <w:color w:val="000000"/>
           <w:sz w:val="24"/>
         </w:rPr>
-        <w:t xml:space="preserve"> Скарб</w:t>
-      </w:r>
-      <w:r>
-        <w:rPr>
-          <w:rFonts w:ascii="Times New Roman" w:hAnsi="Times New Roman"/>
-          <w:sz w:val="24"/>
-        </w:rPr>
-        <w:t>нице</w:t>
+        <w:t xml:space="preserve"> Боже й Отче Господа нашого Ісуса Христа! Ти підніс нас з постелі нашої і зібрав на годину молитви. Дай нам ласку відкрити уста наші і прийми наші подяки, що в наших силах, і навчи нас установ Твоїх. Бо молитися як слід не вміємо, якщо Ти, Господи, святим Твоїм Духом не навчиш нас. Тому молимося Тобі: Даруй і прости, якщо ми згрішили аж до теперішньої години словом або ділом, або думкою, добровільно або недобровільно. Бо коли на провини будеш дивитися, Господи, Господи, то хто встоїться, бо в Тебе є прощення. Ти один святий, допоміжник сильний, захисник життя нашого, і Тебе ми завжди оспівуватимемо. Нехай буде сила Царства Твого завжди благословенна і вельми прославлювана: Отця, і Сина, і Святого Духа, нині і повсякчас, і на віки віків. Амінь.</w:t>
+      </w:r>
+    </w:p>
+    <w:p>
+      <w:pPr>
+        <w:spacing w:after="120"/>
+        <w:jc w:val="both"/>
+      </w:pPr>
+      <w:r>
+        <w:rPr>
+          <w:rFonts w:ascii="Times New Roman" w:hAnsi="Times New Roman"/>
+          <w:color w:val="FF0000"/>
+          <w:sz w:val="24"/>
+        </w:rPr>
+        <w:t xml:space="preserve">8. </w:t>
       </w:r>
       <w:r>
         <w:rPr>
@@ -7126,14 +7155,21 @@
           <w:color w:val="000000"/>
           <w:sz w:val="24"/>
         </w:rPr>
-        <w:t xml:space="preserve"> </w:t>
-      </w:r>
-      <w:r>
-        <w:rPr>
-          <w:rFonts w:ascii="Times New Roman" w:hAnsi="Times New Roman"/>
-          <w:sz w:val="24"/>
-        </w:rPr>
-        <w:t>благ</w:t>
+        <w:t>Господи, Боже наш, що сонну неміч забрав від нас і покликав нас візванням святим, щоб і вночі підносити руки наші і прославляти Тебе за справедливі Твої присуди. Прийми благання наші, моління, визнавання, нічні служби і даруй нам, Боже, віру бездоганну, надію впевнену, любов нелицемірну. Благослови наші входи й виходи, вчинки, слова, діла й думки; і дай нам дочекатися початку дня, нам, що хвалять й оспівують, і благословлять добрість Твоєї несказанної сили, щоб було благословенне Твоє пресвяте ім'я і прославлене Твоє царство: Отця, і Сина, і Святого Духа, нині і повсякчас, і на віки віків. Амінь.</w:t>
+      </w:r>
+    </w:p>
+    <w:p>
+      <w:pPr>
+        <w:spacing w:after="120"/>
+        <w:jc w:val="both"/>
+      </w:pPr>
+      <w:r>
+        <w:rPr>
+          <w:rFonts w:ascii="Times New Roman" w:hAnsi="Times New Roman"/>
+          <w:color w:val="FF0000"/>
+          <w:sz w:val="24"/>
+        </w:rPr>
+        <w:t>9.</w:t>
       </w:r>
       <w:r>
         <w:rPr>
@@ -7141,28 +7177,7 @@
           <w:color w:val="000000"/>
           <w:sz w:val="24"/>
         </w:rPr>
-        <w:t>, джерело невисихаюче, Отче святий, чудотворче всесильний і вседержителю! Усі Тобі поклоняємося і Тобі молимося та Твої милості і Твої ласки призиваємо на поміч і на заступництво нашій смиренності. Пом'яни, Господи, слуг Твоїх, прийми від усіх нас ранішні моління, як кадило перед Тобою; ні одного з нас не вчини нездатним, але всіх нас зберігай ласками Твоїми. Пом'яни, Господи, тих, що чувають і співають на славу Твою і єдинородного Твого Сина і Бога нашого, і Святого Твого Духа. Будь їм помічником і заступником; прийми їх молитви на наднебесний і духовний Твій жертовник, бо Ти Бог наш, і Тобі славу возсилаємо: Отцю, і Сину, і Святому Духові, нині і повсякчас, і на віки віків. Амінь.</w:t>
-      </w:r>
-    </w:p>
-    <w:p>
-      <w:pPr>
-        <w:spacing w:after="120"/>
-        <w:jc w:val="both"/>
-      </w:pPr>
-      <w:r>
-        <w:rPr>
-          <w:rFonts w:ascii="Times New Roman" w:hAnsi="Times New Roman"/>
-          <w:color w:val="FF0000"/>
-          <w:sz w:val="24"/>
-        </w:rPr>
-        <w:t xml:space="preserve">6. </w:t>
-      </w:r>
-      <w:r>
-        <w:rPr>
-          <w:rFonts w:ascii="Times New Roman" w:hAnsi="Times New Roman"/>
-          <w:sz w:val="24"/>
-        </w:rPr>
-        <w:t>Благодаримо</w:t>
+        <w:t xml:space="preserve"> Господи, Боже наш! Ти за покаяння дарував людям відпущення, нам же, як образ пізнання і визнання гріхів, показав покаяння і прощення пророка Давида. Тож, Владико, помилуй з великої милости Твоєї нас, що в чимало великих гріхів впали, і по багатстві ласк Твоїх очисти беззаконня наші, бо перед Тобою згрішили ми, Господи, що невідомі й таємні речі серця людського знаєш, і єдиний Ти маєш владу прощати гріхи. Серце ж чисте вчини в нас і Духом </w:t>
       </w:r>
       <w:r>
         <w:rPr>
@@ -7170,111 +7185,7 @@
           <w:color w:val="000000"/>
           <w:sz w:val="24"/>
         </w:rPr>
-        <w:t xml:space="preserve"> Т</w:t>
-      </w:r>
-      <w:r>
-        <w:rPr>
-          <w:rFonts w:ascii="Times New Roman" w:hAnsi="Times New Roman"/>
-          <w:sz w:val="24"/>
-        </w:rPr>
-        <w:t>е</w:t>
-      </w:r>
-      <w:r>
-        <w:rPr>
-          <w:rFonts w:ascii="Times New Roman" w:hAnsi="Times New Roman"/>
-          <w:color w:val="000000"/>
-          <w:sz w:val="24"/>
-        </w:rPr>
-        <w:t>б</w:t>
-      </w:r>
-      <w:r>
-        <w:rPr>
-          <w:rFonts w:ascii="Times New Roman" w:hAnsi="Times New Roman"/>
-          <w:sz w:val="24"/>
-        </w:rPr>
-        <w:t>е</w:t>
-      </w:r>
-      <w:r>
-        <w:rPr>
-          <w:rFonts w:ascii="Times New Roman" w:hAnsi="Times New Roman"/>
-          <w:color w:val="000000"/>
-          <w:sz w:val="24"/>
-        </w:rPr>
-        <w:t>, Господи, Боже спасіння нашого, бо Ти все робиш для добра життя нашого, щоб ми завжди на Тебе споглядали, Спасителю й Доброчинцю душ наших. Бо Ти дав спокій нам у час минулої ночі й підвів нас, щоб ми поклонялися величному імені Твоєму. Тому молимо Тебе, Господи: Дай нам ласку й силу, щоб ми стали гідними співати Тобі розумно й молитися безупинно та в страсі і тремтінні над нашим спасінням працювали, при заступництві Христа Твого. Пом'яни, Господи, і тих, що вночі до Тебе кличуть. Вислухай їх і помилуй, і круши під ноги їх невидимих і войовничих ворогів. Бо Ти Цар миру і Спас душ наших, і Тобі славу возсилаємо: Отцю і Сину, і Святому Духові, нині і повсякчас, і на віки віків. Амінь.</w:t>
-      </w:r>
-    </w:p>
-    <w:p>
-      <w:pPr>
-        <w:spacing w:after="120"/>
-        <w:jc w:val="both"/>
-      </w:pPr>
-      <w:r>
-        <w:rPr>
-          <w:rFonts w:ascii="Times New Roman" w:hAnsi="Times New Roman"/>
-          <w:color w:val="FF0000"/>
-          <w:sz w:val="24"/>
-        </w:rPr>
-        <w:t>7.</w:t>
-      </w:r>
-      <w:r>
-        <w:rPr>
-          <w:rFonts w:ascii="Times New Roman" w:hAnsi="Times New Roman"/>
-          <w:color w:val="000000"/>
-          <w:sz w:val="24"/>
-        </w:rPr>
-        <w:t xml:space="preserve"> Боже й Отче Господа нашого Ісуса Христа! Ти підніс нас з постелі нашої і зібрав на годину молитви. Дай нам ласку відкрити уста наші і прийми наші подяки, що в наших силах, і навчи нас установ Твоїх. Бо молитися як слід не вміємо, якщо Ти, Господи, святим Твоїм Духом не навчиш нас. Тому молимося Тобі: Даруй і прости, якщо ми згрішили аж до теперішньої години </w:t>
-      </w:r>
-      <w:r>
-        <w:rPr>
-          <w:rFonts w:ascii="Times New Roman" w:hAnsi="Times New Roman"/>
-          <w:color w:val="000000"/>
-          <w:sz w:val="24"/>
-        </w:rPr>
-        <w:t>словом або ділом, або думкою, добровільно або недобровільно. Бо коли на провини будеш дивитися, Господи, Господи, то хто встоїться, бо в Тебе є прощення. Ти один святий, допоміжник сильний, захисник життя нашого, і Тебе ми завжди оспівуватимемо. Нехай буде сила Царства Твого завжди благословенна і вельми прославлювана: Отця, і Сина, і Святого Духа, нині і повсякчас, і на віки віків. Амінь.</w:t>
-      </w:r>
-    </w:p>
-    <w:p>
-      <w:pPr>
-        <w:spacing w:after="120"/>
-        <w:jc w:val="both"/>
-      </w:pPr>
-      <w:r>
-        <w:rPr>
-          <w:rFonts w:ascii="Times New Roman" w:hAnsi="Times New Roman"/>
-          <w:color w:val="FF0000"/>
-          <w:sz w:val="24"/>
-        </w:rPr>
-        <w:t xml:space="preserve">8. </w:t>
-      </w:r>
-      <w:r>
-        <w:rPr>
-          <w:rFonts w:ascii="Times New Roman" w:hAnsi="Times New Roman"/>
-          <w:color w:val="000000"/>
-          <w:sz w:val="24"/>
-        </w:rPr>
-        <w:t>Господи, Боже наш, що сонну неміч забрав від нас і покликав нас візванням святим, щоб і вночі підносити руки наші і прославляти Тебе за справедливі Твої присуди. Прийми благання наші, моління, визнавання, нічні служби і даруй нам, Боже, віру бездоганну, надію впевнену, любов нелицемірну. Благослови наші входи й виходи, вчинки, слова, діла й думки; і дай нам дочекатися початку дня, нам, що хвалять й оспівують, і благословлять добрість Твоєї несказанної сили, щоб було благословенне Твоє пресвяте ім'я і прославлене Твоє царство: Отця, і Сина, і Святого Духа, нині і повсякчас, і на віки віків. Амінь.</w:t>
-      </w:r>
-    </w:p>
-    <w:p>
-      <w:pPr>
-        <w:spacing w:after="120"/>
-        <w:jc w:val="both"/>
-      </w:pPr>
-      <w:r>
-        <w:rPr>
-          <w:rFonts w:ascii="Times New Roman" w:hAnsi="Times New Roman"/>
-          <w:color w:val="FF0000"/>
-          <w:sz w:val="24"/>
-        </w:rPr>
-        <w:t>9.</w:t>
-      </w:r>
-      <w:r>
-        <w:rPr>
-          <w:rFonts w:ascii="Times New Roman" w:hAnsi="Times New Roman"/>
-          <w:color w:val="000000"/>
-          <w:sz w:val="24"/>
-        </w:rPr>
-        <w:t xml:space="preserve"> Господи, Боже наш! Ти за покаяння дарував людям відпущення, нам же, як образ пізнання і визнання гріхів, показав покаяння і прощення пророка Давида. Тож, Владико, помилуй з великої милости Твоєї нас, що в чимало великих гріхів впали, і по багатстві ласк Твоїх очисти беззаконня наші, бо перед Тобою згрішили ми, Господи, що невідомі й таємні речі серця людського знаєш, і єдиний Ти маєш владу прощати гріхи. Серце ж чисте вчини в нас і Духом владичним утверди нас, і радість спасіння Твого яви нам. Не відкинь нас від лиця Твого, але дозволь, як благий і людинолюбний, аж до останнього нашого віддиху появляти Тобі жертву справедливости й приноси на святих Твоїх жертовниках, милістю і ласками і людинолюб'ям єдинородного Сина Твого, з яким Ти є благословенний з пресвятим, добрим і животворчим Твоїм Духом, нині й повсякчас, і на віки віків. Амінь.</w:t>
+        <w:t>владичним утверди нас, і радість спасіння Твого яви нам. Не відкинь нас від лиця Твого, але дозволь, як благий і людинолюбний, аж до останнього нашого віддиху появляти Тобі жертву справедливости й приноси на святих Твоїх жертовниках, милістю і ласками і людинолюб'ям єдинородного Сина Твого, з яким Ти є благословенний з пресвятим, добрим і животворчим Твоїм Духом, нині й повсякчас, і на віки віків. Амінь.</w:t>
       </w:r>
     </w:p>
     <w:p>
@@ -11250,7 +11161,15 @@
           <w:sz w:val="24"/>
           <w:u w:val="single"/>
         </w:rPr>
-        <w:t>[Владико, Боже святий і неосяжний, що казав із темряви світлові засіяти, що заспокоїв нас у нічному сні й підвів до величання і моління Твоєї доброти! Ти, що даєш себе умолити задля свого милосердя, прийми і нині нас, що поклоняємося Тобі й по силі благодаримо Тебе; і даруй нам те, чого просимо задля спасіння. Вчини нас синами світла і дня та спадкоємцями вічних Твоїх благ. Пом'яни, Господи, за багатством ласк Твоїх усіх людей, що є і моляться з нами, і всю братію нашу на землі й на морі, і на всякому місці володіння Твого, що потребують Твоєї любови й помочі. Усім вияви велику Твою милість, щоб спасенні, як душею так і тілом, завжди перебували й відважно славили чудне й благословенне ім'я Твоє.]</w:t>
+        <w:t xml:space="preserve">[Владико, Боже святий і неосяжний, що казав із темряви світлові засіяти, що заспокоїв нас у нічному сні й підвів до величання і моління Твоєї доброти! Ти, що даєш себе умолити задля </w:t>
+      </w:r>
+      <w:r>
+        <w:rPr>
+          <w:rFonts w:ascii="Times New Roman" w:hAnsi="Times New Roman"/>
+          <w:sz w:val="24"/>
+          <w:u w:val="single"/>
+        </w:rPr>
+        <w:t>свого милосердя, прийми і нині нас, що поклоняємося Тобі й по силі благодаримо Тебе; і даруй нам те, чого просимо задля спасіння. Вчини нас синами світла і дня та спадкоємцями вічних Твоїх благ. Пом'яни, Господи, за багатством ласк Твоїх усіх людей, що є і моляться з нами, і всю братію нашу на землі й на морі, і на всякому місці володіння Твого, що потребують Твоєї любови й помочі. Усім вияви велику Твою милість, щоб спасенні, як душею так і тілом, завжди перебували й відважно славили чудне й благословенне ім'я Твоє.]</w:t>
       </w:r>
     </w:p>
     <w:p>
